--- a/docs/references/PSM-Project-Log-Book-PSM.CU_.01.docx
+++ b/docs/references/PSM-Project-Log-Book-PSM.CU_.01.docx
@@ -1,6 +1,6 @@
 
 <file path=word/document.xml><?xml version="1.0" encoding="utf-8"?>
-<w:document xmlns:ve="http://schemas.openxmlformats.org/markup-compatibility/2006" xmlns:o="urn:schemas-microsoft-com:office:office" xmlns:r="http://schemas.openxmlformats.org/officeDocument/2006/relationships" xmlns:m="http://schemas.openxmlformats.org/officeDocument/2006/math" xmlns:v="urn:schemas-microsoft-com:vml" xmlns:wp="http://schemas.openxmlformats.org/drawingml/2006/wordprocessingDrawing" xmlns:w10="urn:schemas-microsoft-com:office:word" xmlns:w="http://schemas.openxmlformats.org/wordprocessingml/2006/main" xmlns:wne="http://schemas.microsoft.com/office/word/2006/wordml">
+<w:document xmlns:wpc="http://schemas.microsoft.com/office/word/2010/wordprocessingCanvas" xmlns:cx="http://schemas.microsoft.com/office/drawing/2014/chartex" xmlns:cx1="http://schemas.microsoft.com/office/drawing/2015/9/8/chartex" xmlns:cx2="http://schemas.microsoft.com/office/drawing/2015/10/21/chartex" xmlns:cx3="http://schemas.microsoft.com/office/drawing/2016/5/9/chartex" xmlns:cx4="http://schemas.microsoft.com/office/drawing/2016/5/10/chartex" xmlns:cx5="http://schemas.microsoft.com/office/drawing/2016/5/11/chartex" xmlns:cx6="http://schemas.microsoft.com/office/drawing/2016/5/12/chartex" xmlns:cx7="http://schemas.microsoft.com/office/drawing/2016/5/13/chartex" xmlns:cx8="http://schemas.microsoft.com/office/drawing/2016/5/14/chartex" xmlns:mc="http://schemas.openxmlformats.org/markup-compatibility/2006" xmlns:aink="http://schemas.microsoft.com/office/drawing/2016/ink" xmlns:am3d="http://schemas.microsoft.com/office/drawing/2017/model3d" xmlns:o="urn:schemas-microsoft-com:office:office" xmlns:oel="http://schemas.microsoft.com/office/2019/extlst" xmlns:r="http://schemas.openxmlformats.org/officeDocument/2006/relationships" xmlns:m="http://schemas.openxmlformats.org/officeDocument/2006/math" xmlns:v="urn:schemas-microsoft-com:vml" xmlns:wp14="http://schemas.microsoft.com/office/word/2010/wordprocessingDrawing" xmlns:wp="http://schemas.openxmlformats.org/drawingml/2006/wordprocessingDrawing" xmlns:w10="urn:schemas-microsoft-com:office:word" xmlns:w="http://schemas.openxmlformats.org/wordprocessingml/2006/main" xmlns:w14="http://schemas.microsoft.com/office/word/2010/wordml" xmlns:w15="http://schemas.microsoft.com/office/word/2012/wordml" xmlns:w16cex="http://schemas.microsoft.com/office/word/2018/wordml/cex" xmlns:w16cid="http://schemas.microsoft.com/office/word/2016/wordml/cid" xmlns:w16="http://schemas.microsoft.com/office/word/2018/wordml" xmlns:w16du="http://schemas.microsoft.com/office/word/2023/wordml/word16du" xmlns:w16sdtdh="http://schemas.microsoft.com/office/word/2020/wordml/sdtdatahash" xmlns:w16sdtfl="http://schemas.microsoft.com/office/word/2024/wordml/sdtformatlock" xmlns:w16se="http://schemas.microsoft.com/office/word/2015/wordml/symex" xmlns:wpg="http://schemas.microsoft.com/office/word/2010/wordprocessingGroup" xmlns:wpi="http://schemas.microsoft.com/office/word/2010/wordprocessingInk" xmlns:wne="http://schemas.microsoft.com/office/word/2006/wordml" xmlns:wps="http://schemas.microsoft.com/office/word/2010/wordprocessingShape" mc:Ignorable="w14 w15 w16se w16cid w16 w16cex w16sdtdh w16sdtfl w16du wp14">
   <w:body>
     <w:p>
       <w:pPr>
@@ -28,7 +28,7 @@
           <w:sz w:val="22"/>
           <w:szCs w:val="22"/>
         </w:rPr>
-        <w:pict>
+        <w:pict w14:anchorId="0FFB26C8">
           <v:rect id="_x0000_s1026" style="position:absolute;left:0;text-align:left;margin-left:7.5pt;margin-top:.75pt;width:471pt;height:650.25pt;z-index:251658240" filled="f"/>
         </w:pict>
       </w:r>
@@ -39,7 +39,7 @@
         <w:tblW w:w="9184" w:type="dxa"/>
         <w:tblInd w:w="392" w:type="dxa"/>
         <w:tblLayout w:type="fixed"/>
-        <w:tblLook w:val="04A0"/>
+        <w:tblLook w:val="04A0" w:firstRow="1" w:lastRow="0" w:firstColumn="1" w:lastColumn="0" w:noHBand="0" w:noVBand="1"/>
       </w:tblPr>
       <w:tblGrid>
         <w:gridCol w:w="3685"/>
@@ -82,7 +82,7 @@
                 <w:lang w:val="ms-MY" w:eastAsia="ms-MY"/>
               </w:rPr>
               <w:drawing>
-                <wp:inline distT="0" distB="0" distL="0" distR="0">
+                <wp:inline distT="0" distB="0" distL="0" distR="0" wp14:anchorId="310B7616" wp14:editId="1FBE0302">
                   <wp:extent cx="1996421" cy="808074"/>
                   <wp:effectExtent l="19050" t="0" r="3829" b="0"/>
                   <wp:docPr id="9" name="Picture 0" descr="logo utm ru baru.jpg"/>
@@ -265,7 +265,6 @@
         </w:rPr>
         <w:t>FINAL YEAR PROJECT (PSM</w:t>
       </w:r>
-      <w:proofErr w:type="gramStart"/>
       <w:r>
         <w:rPr>
           <w:rFonts w:ascii="Garamond" w:hAnsi="Garamond"/>
@@ -276,7 +275,6 @@
         </w:rPr>
         <w:t>)</w:t>
       </w:r>
-      <w:proofErr w:type="gramEnd"/>
       <w:r>
         <w:rPr>
           <w:rFonts w:ascii="Garamond" w:hAnsi="Garamond"/>
@@ -396,21 +394,53 @@
         <w:jc w:val="center"/>
         <w:rPr>
           <w:rFonts w:ascii="Garamond" w:hAnsi="Garamond"/>
+          <w:b/>
           <w:color w:val="262626" w:themeColor="text1" w:themeTint="D9"/>
           <w:sz w:val="36"/>
           <w:szCs w:val="22"/>
-          <w:lang w:val="da-DK"/>
         </w:rPr>
       </w:pPr>
-      <w:r>
+    </w:p>
+    <w:p>
+      <w:pPr>
+        <w:pStyle w:val="BodyTextIndent2"/>
+        <w:tabs>
+          <w:tab w:val="clear" w:pos="8190"/>
+          <w:tab w:val="left" w:pos="1080"/>
+          <w:tab w:val="left" w:pos="4500"/>
+          <w:tab w:val="left" w:pos="6920"/>
+          <w:tab w:val="left" w:pos="7820"/>
+          <w:tab w:val="left" w:pos="8460"/>
+        </w:tabs>
+        <w:ind w:left="720" w:firstLine="0"/>
+        <w:jc w:val="center"/>
         <w:rPr>
           <w:rFonts w:ascii="Garamond" w:hAnsi="Garamond"/>
           <w:color w:val="262626" w:themeColor="text1" w:themeTint="D9"/>
-          <w:sz w:val="36"/>
-          <w:szCs w:val="22"/>
-          <w:lang w:val="da-DK"/>
-        </w:rPr>
-        <w:t>.............................................................................................................</w:t>
+          <w:sz w:val="28"/>
+          <w:szCs w:val="18"/>
+          <w:lang w:val="en-MY"/>
+        </w:rPr>
+      </w:pPr>
+      <w:r>
+        <w:rPr>
+          <w:rFonts w:ascii="Garamond" w:hAnsi="Garamond"/>
+          <w:color w:val="262626" w:themeColor="text1" w:themeTint="D9"/>
+          <w:sz w:val="28"/>
+          <w:szCs w:val="18"/>
+          <w:lang w:val="en-MY"/>
+        </w:rPr>
+        <w:t>D</w:t>
+      </w:r>
+      <w:r>
+        <w:rPr>
+          <w:rFonts w:ascii="Garamond" w:hAnsi="Garamond"/>
+          <w:color w:val="262626" w:themeColor="text1" w:themeTint="D9"/>
+          <w:sz w:val="28"/>
+          <w:szCs w:val="18"/>
+          <w:lang w:val="en-MY"/>
+        </w:rPr>
+        <w:t>ESIGN AND DEPLOYMENT OF A SECURE CLOUD-BASED PATIENT DATA MANAGEMENT SYSTEM USING A THREE-TIER ARCHITECTURE ON AWS</w:t>
       </w:r>
     </w:p>
     <w:p>
@@ -431,101 +461,7 @@
           <w:color w:val="262626" w:themeColor="text1" w:themeTint="D9"/>
           <w:sz w:val="36"/>
           <w:szCs w:val="22"/>
-          <w:lang w:val="da-DK"/>
-        </w:rPr>
-      </w:pPr>
-      <w:r>
-        <w:rPr>
-          <w:rFonts w:ascii="Garamond" w:hAnsi="Garamond"/>
-          <w:color w:val="262626" w:themeColor="text1" w:themeTint="D9"/>
-          <w:sz w:val="36"/>
-          <w:szCs w:val="22"/>
-          <w:lang w:val="da-DK"/>
-        </w:rPr>
-        <w:t>.............................................................................................................</w:t>
-      </w:r>
-    </w:p>
-    <w:p>
-      <w:pPr>
-        <w:pStyle w:val="BodyTextIndent2"/>
-        <w:tabs>
-          <w:tab w:val="clear" w:pos="8190"/>
-          <w:tab w:val="left" w:pos="1080"/>
-          <w:tab w:val="left" w:pos="4500"/>
-          <w:tab w:val="left" w:pos="6920"/>
-          <w:tab w:val="left" w:pos="7820"/>
-          <w:tab w:val="left" w:pos="8460"/>
-        </w:tabs>
-        <w:ind w:left="0" w:firstLine="0"/>
-        <w:jc w:val="center"/>
-        <w:rPr>
-          <w:rFonts w:ascii="Garamond" w:hAnsi="Garamond"/>
-          <w:color w:val="262626" w:themeColor="text1" w:themeTint="D9"/>
-          <w:sz w:val="36"/>
-          <w:szCs w:val="22"/>
-          <w:lang w:val="da-DK"/>
-        </w:rPr>
-      </w:pPr>
-      <w:r>
-        <w:rPr>
-          <w:rFonts w:ascii="Garamond" w:hAnsi="Garamond"/>
-          <w:color w:val="262626" w:themeColor="text1" w:themeTint="D9"/>
-          <w:sz w:val="36"/>
-          <w:szCs w:val="22"/>
-          <w:lang w:val="da-DK"/>
-        </w:rPr>
-        <w:t>.............................................................................................................</w:t>
-      </w:r>
-    </w:p>
-    <w:p>
-      <w:pPr>
-        <w:pStyle w:val="BodyTextIndent2"/>
-        <w:tabs>
-          <w:tab w:val="clear" w:pos="8190"/>
-          <w:tab w:val="left" w:pos="1080"/>
-          <w:tab w:val="left" w:pos="4500"/>
-          <w:tab w:val="left" w:pos="6920"/>
-          <w:tab w:val="left" w:pos="7820"/>
-          <w:tab w:val="left" w:pos="8460"/>
-        </w:tabs>
-        <w:ind w:left="0" w:firstLine="0"/>
-        <w:jc w:val="center"/>
-        <w:rPr>
-          <w:rFonts w:ascii="Garamond" w:hAnsi="Garamond"/>
-          <w:color w:val="262626" w:themeColor="text1" w:themeTint="D9"/>
-          <w:sz w:val="36"/>
-          <w:szCs w:val="22"/>
-        </w:rPr>
-      </w:pPr>
-      <w:r>
-        <w:rPr>
-          <w:rFonts w:ascii="Garamond" w:hAnsi="Garamond"/>
-          <w:color w:val="262626" w:themeColor="text1" w:themeTint="D9"/>
-          <w:sz w:val="36"/>
-          <w:szCs w:val="22"/>
-          <w:lang w:val="da-DK"/>
-        </w:rPr>
-        <w:t>.............................................................................................................</w:t>
-      </w:r>
-    </w:p>
-    <w:p>
-      <w:pPr>
-        <w:pStyle w:val="BodyTextIndent2"/>
-        <w:tabs>
-          <w:tab w:val="clear" w:pos="8190"/>
-          <w:tab w:val="left" w:pos="1080"/>
-          <w:tab w:val="left" w:pos="4500"/>
-          <w:tab w:val="left" w:pos="6920"/>
-          <w:tab w:val="left" w:pos="7820"/>
-          <w:tab w:val="left" w:pos="8460"/>
-        </w:tabs>
-        <w:ind w:left="0" w:firstLine="0"/>
-        <w:jc w:val="center"/>
-        <w:rPr>
-          <w:rFonts w:ascii="Garamond" w:hAnsi="Garamond"/>
-          <w:color w:val="262626" w:themeColor="text1" w:themeTint="D9"/>
-          <w:sz w:val="36"/>
-          <w:szCs w:val="22"/>
+          <w:lang w:val="en-MY"/>
         </w:rPr>
       </w:pPr>
     </w:p>
@@ -552,7 +488,7 @@
           <w:color w:val="262626" w:themeColor="text1" w:themeTint="D9"/>
           <w:sz w:val="36"/>
           <w:szCs w:val="22"/>
-          <w:lang w:val="da-DK"/>
+          <w:lang w:val="en-MY"/>
         </w:rPr>
         <w:t xml:space="preserve">     </w:t>
       </w:r>
@@ -563,7 +499,7 @@
           <w:color w:val="262626" w:themeColor="text1" w:themeTint="D9"/>
           <w:sz w:val="36"/>
           <w:szCs w:val="22"/>
-          <w:lang w:val="da-DK"/>
+          <w:lang w:val="en-MY"/>
         </w:rPr>
         <w:t xml:space="preserve">                              </w:t>
       </w:r>
@@ -606,7 +542,7 @@
           <w:color w:val="262626" w:themeColor="text1" w:themeTint="D9"/>
           <w:sz w:val="28"/>
           <w:szCs w:val="22"/>
-          <w:lang w:val="da-DK"/>
+          <w:lang w:val="en-MY"/>
         </w:rPr>
       </w:pPr>
       <w:r>
@@ -617,17 +553,29 @@
           <w:sz w:val="28"/>
           <w:szCs w:val="22"/>
         </w:rPr>
-        <w:t xml:space="preserve">    Name          :</w:t>
-      </w:r>
+        <w:t xml:space="preserve">    Name        </w:t>
+      </w:r>
+      <w:proofErr w:type="gramStart"/>
+      <w:r>
+        <w:rPr>
+          <w:rFonts w:ascii="Garamond" w:hAnsi="Garamond"/>
+          <w:b/>
+          <w:color w:val="262626" w:themeColor="text1" w:themeTint="D9"/>
+          <w:sz w:val="28"/>
+          <w:szCs w:val="22"/>
+        </w:rPr>
+        <w:t xml:space="preserve">  :</w:t>
+      </w:r>
+      <w:proofErr w:type="gramEnd"/>
       <w:r>
         <w:rPr>
           <w:rFonts w:ascii="Garamond" w:hAnsi="Garamond"/>
           <w:color w:val="262626" w:themeColor="text1" w:themeTint="D9"/>
           <w:sz w:val="36"/>
           <w:szCs w:val="22"/>
-          <w:lang w:val="da-DK"/>
-        </w:rPr>
-        <w:t xml:space="preserve"> ............................................................</w:t>
+          <w:lang w:val="en-MY"/>
+        </w:rPr>
+        <w:t xml:space="preserve"> </w:t>
       </w:r>
       <w:r>
         <w:rPr>
@@ -635,9 +583,9 @@
           <w:color w:val="262626" w:themeColor="text1" w:themeTint="D9"/>
           <w:sz w:val="36"/>
           <w:szCs w:val="22"/>
-          <w:lang w:val="da-DK"/>
-        </w:rPr>
-        <w:t>............................</w:t>
+          <w:lang w:val="en-MY"/>
+        </w:rPr>
+        <w:t>Mohamed Omar Mohamed Gad Makhlouf</w:t>
       </w:r>
     </w:p>
     <w:p>
@@ -658,7 +606,7 @@
           <w:color w:val="262626" w:themeColor="text1" w:themeTint="D9"/>
           <w:sz w:val="28"/>
           <w:szCs w:val="22"/>
-          <w:lang w:val="da-DK"/>
+          <w:lang w:val="en-MY"/>
         </w:rPr>
       </w:pPr>
       <w:r>
@@ -689,9 +637,19 @@
           <w:color w:val="262626" w:themeColor="text1" w:themeTint="D9"/>
           <w:sz w:val="36"/>
           <w:szCs w:val="22"/>
-          <w:lang w:val="da-DK"/>
-        </w:rPr>
-        <w:t xml:space="preserve"> ............................................................</w:t>
+          <w:lang w:val="en-MY"/>
+        </w:rPr>
+        <w:t xml:space="preserve"> </w:t>
+      </w:r>
+      <w:r>
+        <w:rPr>
+          <w:rFonts w:ascii="Garamond" w:hAnsi="Garamond"/>
+          <w:color w:val="262626" w:themeColor="text1" w:themeTint="D9"/>
+          <w:sz w:val="36"/>
+          <w:szCs w:val="22"/>
+          <w:lang w:val="en-MY"/>
+        </w:rPr>
+        <w:t>A23CS4014</w:t>
       </w:r>
     </w:p>
     <w:p>
@@ -712,7 +670,7 @@
           <w:color w:val="262626" w:themeColor="text1" w:themeTint="D9"/>
           <w:sz w:val="28"/>
           <w:szCs w:val="22"/>
-          <w:lang w:val="da-DK"/>
+          <w:lang w:val="en-MY"/>
         </w:rPr>
       </w:pPr>
       <w:r>
@@ -722,7 +680,7 @@
           <w:color w:val="262626" w:themeColor="text1" w:themeTint="D9"/>
           <w:sz w:val="28"/>
           <w:szCs w:val="22"/>
-          <w:lang w:val="da-DK"/>
+          <w:lang w:val="en-MY"/>
         </w:rPr>
         <w:t xml:space="preserve">    </w:t>
       </w:r>
@@ -734,17 +692,29 @@
           <w:sz w:val="28"/>
           <w:szCs w:val="22"/>
         </w:rPr>
-        <w:t xml:space="preserve">Email         : </w:t>
-      </w:r>
+        <w:t xml:space="preserve">Email       </w:t>
+      </w:r>
+      <w:proofErr w:type="gramStart"/>
+      <w:r>
+        <w:rPr>
+          <w:rFonts w:ascii="Garamond" w:hAnsi="Garamond"/>
+          <w:b/>
+          <w:color w:val="262626" w:themeColor="text1" w:themeTint="D9"/>
+          <w:sz w:val="28"/>
+          <w:szCs w:val="22"/>
+        </w:rPr>
+        <w:t xml:space="preserve">  :</w:t>
+      </w:r>
+      <w:proofErr w:type="gramEnd"/>
       <w:r>
         <w:rPr>
           <w:rFonts w:ascii="Garamond" w:hAnsi="Garamond"/>
           <w:color w:val="262626" w:themeColor="text1" w:themeTint="D9"/>
           <w:sz w:val="36"/>
           <w:szCs w:val="22"/>
-          <w:lang w:val="da-DK"/>
-        </w:rPr>
-        <w:t>............................................................</w:t>
+          <w:lang w:val="en-MY"/>
+        </w:rPr>
+        <w:t xml:space="preserve"> omarmohamed.m@graduate.utm.my</w:t>
       </w:r>
     </w:p>
     <w:p>
@@ -811,9 +781,19 @@
           <w:color w:val="262626" w:themeColor="text1" w:themeTint="D9"/>
           <w:sz w:val="36"/>
           <w:szCs w:val="22"/>
-          <w:lang w:val="da-DK"/>
-        </w:rPr>
-        <w:t xml:space="preserve"> ............................................................</w:t>
+          <w:lang w:val="en-MY"/>
+        </w:rPr>
+        <w:t xml:space="preserve"> </w:t>
+      </w:r>
+      <w:r>
+        <w:rPr>
+          <w:rFonts w:ascii="Garamond" w:hAnsi="Garamond"/>
+          <w:color w:val="262626" w:themeColor="text1" w:themeTint="D9"/>
+          <w:sz w:val="36"/>
+          <w:szCs w:val="22"/>
+          <w:lang w:val="en-MY"/>
+        </w:rPr>
+        <w:t xml:space="preserve"> +601111383171</w:t>
       </w:r>
       <w:r>
         <w:rPr>
@@ -822,7 +802,7 @@
           <w:color w:val="262626" w:themeColor="text1" w:themeTint="D9"/>
           <w:sz w:val="28"/>
           <w:szCs w:val="22"/>
-          <w:lang w:val="da-DK"/>
+          <w:lang w:val="en-MY"/>
         </w:rPr>
         <w:br/>
         <w:t xml:space="preserve">    </w:t>
@@ -834,10 +814,11 @@
           <w:color w:val="262626" w:themeColor="text1" w:themeTint="D9"/>
           <w:sz w:val="28"/>
           <w:szCs w:val="22"/>
-          <w:lang w:val="da-DK"/>
+          <w:lang w:val="en-MY"/>
         </w:rPr>
         <w:t xml:space="preserve">    </w:t>
       </w:r>
+      <w:proofErr w:type="gramStart"/>
       <w:r>
         <w:rPr>
           <w:rFonts w:ascii="Garamond" w:hAnsi="Garamond"/>
@@ -848,6 +829,7 @@
         </w:rPr>
         <w:t>Department :</w:t>
       </w:r>
+      <w:proofErr w:type="gramEnd"/>
       <w:r>
         <w:rPr>
           <w:rFonts w:ascii="Garamond" w:hAnsi="Garamond"/>
@@ -855,7 +837,7 @@
           <w:color w:val="262626" w:themeColor="text1" w:themeTint="D9"/>
           <w:sz w:val="28"/>
           <w:szCs w:val="22"/>
-          <w:lang w:val="da-DK"/>
+          <w:lang w:val="en-MY"/>
         </w:rPr>
         <w:t xml:space="preserve"> </w:t>
       </w:r>
@@ -866,7 +848,7 @@
           <w:color w:val="262626" w:themeColor="text1" w:themeTint="D9"/>
           <w:sz w:val="28"/>
           <w:szCs w:val="22"/>
-          <w:lang w:val="da-DK"/>
+          <w:lang w:val="en-MY"/>
         </w:rPr>
         <w:t xml:space="preserve">   </w:t>
       </w:r>
@@ -877,9 +859,21 @@
           <w:color w:val="262626" w:themeColor="text1" w:themeTint="D9"/>
           <w:sz w:val="36"/>
           <w:szCs w:val="22"/>
-          <w:lang w:val="da-DK"/>
-        </w:rPr>
-        <w:t>IS / SE / CS</w:t>
+          <w:lang w:val="en-MY"/>
+        </w:rPr>
+        <w:t xml:space="preserve">IS / SE / </w:t>
+      </w:r>
+      <w:r>
+        <w:rPr>
+          <w:rFonts w:ascii="Garamond" w:hAnsi="Garamond"/>
+          <w:b/>
+          <w:color w:val="262626" w:themeColor="text1" w:themeTint="D9"/>
+          <w:sz w:val="36"/>
+          <w:szCs w:val="22"/>
+          <w:highlight w:val="yellow"/>
+          <w:lang w:val="en-MY"/>
+        </w:rPr>
+        <w:t>CS</w:t>
       </w:r>
       <w:r>
         <w:rPr>
@@ -887,7 +881,7 @@
           <w:color w:val="262626" w:themeColor="text1" w:themeTint="D9"/>
           <w:sz w:val="28"/>
           <w:szCs w:val="22"/>
-          <w:lang w:val="da-DK"/>
+          <w:lang w:val="en-MY"/>
         </w:rPr>
         <w:t xml:space="preserve"> </w:t>
       </w:r>
@@ -897,7 +891,7 @@
           <w:color w:val="262626" w:themeColor="text1" w:themeTint="D9"/>
           <w:sz w:val="28"/>
           <w:szCs w:val="22"/>
-          <w:lang w:val="da-DK"/>
+          <w:lang w:val="en-MY"/>
         </w:rPr>
         <w:br/>
       </w:r>
@@ -983,9 +977,10 @@
         <w:ind w:left="284" w:firstLine="0"/>
         <w:rPr>
           <w:rFonts w:ascii="Garamond" w:hAnsi="Garamond"/>
-          <w:sz w:val="22"/>
-          <w:szCs w:val="22"/>
-          <w:lang w:val="da-DK"/>
+          <w:color w:val="262626" w:themeColor="text1" w:themeTint="D9"/>
+          <w:sz w:val="36"/>
+          <w:szCs w:val="22"/>
+          <w:lang w:val="en-MY"/>
         </w:rPr>
       </w:pPr>
       <w:r>
@@ -1016,20 +1011,40 @@
           <w:color w:val="262626" w:themeColor="text1" w:themeTint="D9"/>
           <w:sz w:val="36"/>
           <w:szCs w:val="22"/>
-          <w:lang w:val="da-DK"/>
-        </w:rPr>
-        <w:t xml:space="preserve"> ...................................................................................</w:t>
+          <w:lang w:val="en-MY"/>
+        </w:rPr>
+        <w:t xml:space="preserve"> </w:t>
       </w:r>
       <w:r>
         <w:rPr>
           <w:rFonts w:ascii="Garamond" w:hAnsi="Garamond"/>
           <w:color w:val="262626" w:themeColor="text1" w:themeTint="D9"/>
-          <w:sz w:val="28"/>
-          <w:szCs w:val="22"/>
-          <w:lang w:val="da-DK"/>
-        </w:rPr>
-        <w:br/>
-      </w:r>
+          <w:sz w:val="36"/>
+          <w:szCs w:val="22"/>
+          <w:lang w:val="en-MY"/>
+        </w:rPr>
+        <w:t>Johan Mohamed Sharif</w:t>
+      </w:r>
+    </w:p>
+    <w:p>
+      <w:pPr>
+        <w:pStyle w:val="BodyTextIndent2"/>
+        <w:tabs>
+          <w:tab w:val="clear" w:pos="8190"/>
+          <w:tab w:val="left" w:pos="4500"/>
+          <w:tab w:val="left" w:pos="6920"/>
+          <w:tab w:val="left" w:pos="7820"/>
+          <w:tab w:val="left" w:pos="8460"/>
+        </w:tabs>
+        <w:spacing w:line="276" w:lineRule="auto"/>
+        <w:ind w:left="284" w:firstLine="0"/>
+        <w:rPr>
+          <w:rFonts w:ascii="Garamond" w:hAnsi="Garamond"/>
+          <w:sz w:val="22"/>
+          <w:szCs w:val="22"/>
+          <w:lang w:val="en-MY"/>
+        </w:rPr>
+      </w:pPr>
       <w:r>
         <w:rPr>
           <w:rFonts w:ascii="Garamond" w:hAnsi="Garamond"/>
@@ -1037,30 +1052,9 @@
           <w:color w:val="262626" w:themeColor="text1" w:themeTint="D9"/>
           <w:sz w:val="28"/>
           <w:szCs w:val="22"/>
-          <w:lang w:val="da-DK"/>
+          <w:lang w:val="en-MY"/>
         </w:rPr>
         <w:t xml:space="preserve">    Email                    : </w:t>
-      </w:r>
-      <w:r>
-        <w:rPr>
-          <w:rFonts w:ascii="Garamond" w:hAnsi="Garamond"/>
-          <w:color w:val="262626" w:themeColor="text1" w:themeTint="D9"/>
-          <w:sz w:val="36"/>
-          <w:szCs w:val="22"/>
-          <w:lang w:val="da-DK"/>
-        </w:rPr>
-        <w:t>............................................................</w:t>
-      </w:r>
-      <w:r>
-        <w:rPr>
-          <w:rFonts w:ascii="Garamond" w:hAnsi="Garamond"/>
-          <w:color w:val="262626" w:themeColor="text1" w:themeTint="D9"/>
-          <w:sz w:val="28"/>
-          <w:szCs w:val="22"/>
-          <w:lang w:val="da-DK"/>
-        </w:rPr>
-        <w:br/>
-        <w:t xml:space="preserve">    </w:t>
       </w:r>
       <w:r>
         <w:rPr>
@@ -1069,8 +1063,9 @@
           <w:color w:val="262626" w:themeColor="text1" w:themeTint="D9"/>
           <w:sz w:val="28"/>
           <w:szCs w:val="22"/>
-        </w:rPr>
-        <w:t xml:space="preserve">Co-Supervisor </w:t>
+          <w:lang w:val="en-MY"/>
+        </w:rPr>
+        <w:t>johan@utm</w:t>
       </w:r>
       <w:r>
         <w:rPr>
@@ -1078,19 +1073,11 @@
           <w:color w:val="262626" w:themeColor="text1" w:themeTint="D9"/>
           <w:sz w:val="28"/>
           <w:szCs w:val="22"/>
-        </w:rPr>
-        <w:t>(if applicable</w:t>
-      </w:r>
-      <w:r>
-        <w:rPr>
-          <w:rFonts w:ascii="Garamond" w:hAnsi="Garamond"/>
-          <w:color w:val="262626" w:themeColor="text1" w:themeTint="D9"/>
-          <w:sz w:val="28"/>
-          <w:szCs w:val="22"/>
-        </w:rPr>
-        <w:t>)</w:t>
-      </w:r>
-      <w:proofErr w:type="gramStart"/>
+          <w:lang w:val="en-MY"/>
+        </w:rPr>
+        <w:br/>
+        <w:t xml:space="preserve">    </w:t>
+      </w:r>
       <w:r>
         <w:rPr>
           <w:rFonts w:ascii="Garamond" w:hAnsi="Garamond"/>
@@ -1099,6 +1086,34 @@
           <w:sz w:val="28"/>
           <w:szCs w:val="22"/>
         </w:rPr>
+        <w:t xml:space="preserve">Co-Supervisor </w:t>
+      </w:r>
+      <w:r>
+        <w:rPr>
+          <w:rFonts w:ascii="Garamond" w:hAnsi="Garamond"/>
+          <w:color w:val="262626" w:themeColor="text1" w:themeTint="D9"/>
+          <w:sz w:val="28"/>
+          <w:szCs w:val="22"/>
+        </w:rPr>
+        <w:t>(if applicable</w:t>
+      </w:r>
+      <w:r>
+        <w:rPr>
+          <w:rFonts w:ascii="Garamond" w:hAnsi="Garamond"/>
+          <w:color w:val="262626" w:themeColor="text1" w:themeTint="D9"/>
+          <w:sz w:val="28"/>
+          <w:szCs w:val="22"/>
+        </w:rPr>
+        <w:t>)</w:t>
+      </w:r>
+      <w:r>
+        <w:rPr>
+          <w:rFonts w:ascii="Garamond" w:hAnsi="Garamond"/>
+          <w:b/>
+          <w:color w:val="262626" w:themeColor="text1" w:themeTint="D9"/>
+          <w:sz w:val="28"/>
+          <w:szCs w:val="22"/>
+        </w:rPr>
         <w:t>:</w:t>
       </w:r>
       <w:r>
@@ -1107,7 +1122,7 @@
           <w:color w:val="262626" w:themeColor="text1" w:themeTint="D9"/>
           <w:sz w:val="36"/>
           <w:szCs w:val="22"/>
-          <w:lang w:val="da-DK"/>
+          <w:lang w:val="en-MY"/>
         </w:rPr>
         <w:t>.......</w:t>
       </w:r>
@@ -1117,17 +1132,16 @@
           <w:color w:val="262626" w:themeColor="text1" w:themeTint="D9"/>
           <w:sz w:val="36"/>
           <w:szCs w:val="22"/>
-          <w:lang w:val="da-DK"/>
+          <w:lang w:val="en-MY"/>
         </w:rPr>
         <w:t>..............................................................</w:t>
       </w:r>
-      <w:proofErr w:type="gramEnd"/>
       <w:r>
         <w:rPr>
           <w:rFonts w:ascii="Garamond" w:hAnsi="Garamond"/>
           <w:sz w:val="36"/>
           <w:szCs w:val="22"/>
-          <w:lang w:val="da-DK"/>
+          <w:lang w:val="en-MY"/>
         </w:rPr>
         <w:br/>
       </w:r>
@@ -1137,7 +1151,7 @@
         <w:tblW w:w="9781" w:type="dxa"/>
         <w:tblInd w:w="-34" w:type="dxa"/>
         <w:tblLayout w:type="fixed"/>
-        <w:tblLook w:val="0000"/>
+        <w:tblLook w:val="0000" w:firstRow="0" w:lastRow="0" w:firstColumn="0" w:lastColumn="0" w:noHBand="0" w:noVBand="0"/>
       </w:tblPr>
       <w:tblGrid>
         <w:gridCol w:w="9781"/>
@@ -1581,7 +1595,7 @@
         <w:tblW w:w="11164" w:type="dxa"/>
         <w:tblInd w:w="-616" w:type="dxa"/>
         <w:tblLayout w:type="fixed"/>
-        <w:tblLook w:val="0000"/>
+        <w:tblLook w:val="0000" w:firstRow="0" w:lastRow="0" w:firstColumn="0" w:lastColumn="0" w:noHBand="0" w:noVBand="0"/>
       </w:tblPr>
       <w:tblGrid>
         <w:gridCol w:w="2794"/>
@@ -1623,7 +1637,7 @@
                 <w:lang w:val="ms-MY" w:eastAsia="ms-MY"/>
               </w:rPr>
               <w:drawing>
-                <wp:inline distT="0" distB="0" distL="0" distR="0">
+                <wp:inline distT="0" distB="0" distL="0" distR="0" wp14:anchorId="57863579" wp14:editId="52BE4350">
                   <wp:extent cx="1418508" cy="574158"/>
                   <wp:effectExtent l="19050" t="0" r="0" b="0"/>
                   <wp:docPr id="2" name="Picture 0" descr="logo utm ru baru.jpg"/>
@@ -1852,13 +1866,20 @@
                 <w:sz w:val="22"/>
                 <w:szCs w:val="22"/>
               </w:rPr>
-              <w:t xml:space="preserve">: ……………………… </w:t>
+              <w:t xml:space="preserve">: </w:t>
             </w:r>
             <w:r>
               <w:rPr>
                 <w:sz w:val="22"/>
                 <w:szCs w:val="22"/>
               </w:rPr>
+              <w:t>20252026-2</w:t>
+            </w:r>
+            <w:r>
+              <w:rPr>
+                <w:sz w:val="22"/>
+                <w:szCs w:val="22"/>
+              </w:rPr>
               <w:t xml:space="preserve">          </w:t>
             </w:r>
             <w:r>
@@ -1880,8 +1901,16 @@
               <w:rPr>
                 <w:sz w:val="24"/>
                 <w:szCs w:val="22"/>
-              </w:rPr>
-              <w:t>PSM 1 / PSM 2</w:t>
+                <w:highlight w:val="yellow"/>
+              </w:rPr>
+              <w:t>PSM 1</w:t>
+            </w:r>
+            <w:r>
+              <w:rPr>
+                <w:sz w:val="24"/>
+                <w:szCs w:val="22"/>
+              </w:rPr>
+              <w:t xml:space="preserve"> / PSM 2</w:t>
             </w:r>
           </w:p>
           <w:p>
@@ -1917,7 +1946,7 @@
       <w:tblPr>
         <w:tblW w:w="9738" w:type="dxa"/>
         <w:tblLayout w:type="fixed"/>
-        <w:tblLook w:val="0000"/>
+        <w:tblLook w:val="0000" w:firstRow="0" w:lastRow="0" w:firstColumn="0" w:lastColumn="0" w:noHBand="0" w:noVBand="0"/>
       </w:tblPr>
       <w:tblGrid>
         <w:gridCol w:w="2072"/>
@@ -1985,25 +2014,7 @@
                 <w:sz w:val="22"/>
                 <w:szCs w:val="24"/>
               </w:rPr>
-              <w:t>…</w:t>
-            </w:r>
-            <w:r>
-              <w:rPr>
-                <w:color w:val="auto"/>
-                <w:kern w:val="0"/>
-                <w:sz w:val="22"/>
-                <w:szCs w:val="24"/>
-              </w:rPr>
-              <w:t>..</w:t>
-            </w:r>
-            <w:r>
-              <w:rPr>
-                <w:color w:val="auto"/>
-                <w:kern w:val="0"/>
-                <w:sz w:val="22"/>
-                <w:szCs w:val="24"/>
-              </w:rPr>
-              <w:t>…</w:t>
+              <w:t>26</w:t>
             </w:r>
             <w:r>
               <w:rPr>
@@ -2021,43 +2032,25 @@
                 <w:sz w:val="22"/>
                 <w:szCs w:val="24"/>
               </w:rPr>
-              <w:t>…</w:t>
-            </w:r>
-            <w:r>
-              <w:rPr>
-                <w:color w:val="auto"/>
-                <w:kern w:val="0"/>
-                <w:sz w:val="22"/>
-                <w:szCs w:val="24"/>
-              </w:rPr>
-              <w:t>..</w:t>
-            </w:r>
-            <w:r>
-              <w:rPr>
-                <w:color w:val="auto"/>
-                <w:kern w:val="0"/>
-                <w:sz w:val="22"/>
-                <w:szCs w:val="24"/>
-              </w:rPr>
-              <w:t>…</w:t>
-            </w:r>
-            <w:r>
-              <w:rPr>
-                <w:color w:val="auto"/>
-                <w:kern w:val="0"/>
-                <w:sz w:val="22"/>
-                <w:szCs w:val="24"/>
-              </w:rPr>
-              <w:t>/…</w:t>
-            </w:r>
-            <w:r>
-              <w:rPr>
-                <w:color w:val="auto"/>
-                <w:kern w:val="0"/>
-                <w:sz w:val="22"/>
-                <w:szCs w:val="24"/>
-              </w:rPr>
-              <w:t>…………</w:t>
+              <w:t>03</w:t>
+            </w:r>
+            <w:r>
+              <w:rPr>
+                <w:color w:val="auto"/>
+                <w:kern w:val="0"/>
+                <w:sz w:val="22"/>
+                <w:szCs w:val="24"/>
+              </w:rPr>
+              <w:t>/</w:t>
+            </w:r>
+            <w:r>
+              <w:rPr>
+                <w:color w:val="auto"/>
+                <w:kern w:val="0"/>
+                <w:sz w:val="22"/>
+                <w:szCs w:val="24"/>
+              </w:rPr>
+              <w:t>2026</w:t>
             </w:r>
             <w:r>
               <w:rPr>
@@ -2093,8 +2086,18 @@
                 <w:kern w:val="0"/>
                 <w:sz w:val="24"/>
                 <w:szCs w:val="24"/>
-              </w:rPr>
-              <w:t>1 / 2 / 3 / 4 / 5/ 6 / 7 ……</w:t>
+                <w:highlight w:val="yellow"/>
+              </w:rPr>
+              <w:t>1</w:t>
+            </w:r>
+            <w:r>
+              <w:rPr>
+                <w:color w:val="auto"/>
+                <w:kern w:val="0"/>
+                <w:sz w:val="24"/>
+                <w:szCs w:val="24"/>
+              </w:rPr>
+              <w:t xml:space="preserve"> / 2 / 3 / 4 / 5/ 6 / 7 ……</w:t>
             </w:r>
           </w:p>
           <w:p>
@@ -2217,190 +2220,240 @@
                 <w:sz w:val="22"/>
                 <w:szCs w:val="24"/>
               </w:rPr>
-              <w:t xml:space="preserve"> …………………………………………………………………</w:t>
-            </w:r>
-            <w:r>
-              <w:rPr>
-                <w:color w:val="auto"/>
-                <w:kern w:val="0"/>
-                <w:sz w:val="22"/>
-                <w:szCs w:val="24"/>
-              </w:rPr>
-              <w:t>………………..</w:t>
-            </w:r>
-          </w:p>
-          <w:p>
-            <w:pPr>
-              <w:spacing w:after="0" w:line="360" w:lineRule="auto"/>
-              <w:rPr>
-                <w:color w:val="auto"/>
-                <w:kern w:val="0"/>
-                <w:sz w:val="22"/>
-                <w:szCs w:val="24"/>
-              </w:rPr>
-            </w:pPr>
-            <w:r>
-              <w:rPr>
-                <w:color w:val="auto"/>
-                <w:kern w:val="0"/>
-                <w:sz w:val="22"/>
-                <w:szCs w:val="24"/>
-              </w:rPr>
-              <w:t>…………………………………………………………………</w:t>
-            </w:r>
-            <w:r>
-              <w:rPr>
-                <w:color w:val="auto"/>
-                <w:kern w:val="0"/>
-                <w:sz w:val="22"/>
-                <w:szCs w:val="24"/>
-              </w:rPr>
-              <w:t>………………….</w:t>
-            </w:r>
-          </w:p>
-          <w:p>
-            <w:pPr>
-              <w:spacing w:after="0" w:line="360" w:lineRule="auto"/>
-              <w:rPr>
-                <w:color w:val="auto"/>
-                <w:kern w:val="0"/>
-                <w:sz w:val="22"/>
-                <w:szCs w:val="24"/>
-              </w:rPr>
-            </w:pPr>
-            <w:r>
-              <w:rPr>
-                <w:color w:val="auto"/>
-                <w:kern w:val="0"/>
-                <w:sz w:val="22"/>
-                <w:szCs w:val="24"/>
-              </w:rPr>
-              <w:t>…………………………………………………………………</w:t>
-            </w:r>
-            <w:r>
-              <w:rPr>
-                <w:color w:val="auto"/>
-                <w:kern w:val="0"/>
-                <w:sz w:val="22"/>
-                <w:szCs w:val="24"/>
-              </w:rPr>
-              <w:t>………………….</w:t>
-            </w:r>
-          </w:p>
-          <w:p>
-            <w:pPr>
-              <w:spacing w:after="0" w:line="360" w:lineRule="auto"/>
-              <w:rPr>
-                <w:color w:val="auto"/>
-                <w:kern w:val="0"/>
-                <w:sz w:val="22"/>
-                <w:szCs w:val="24"/>
-              </w:rPr>
-            </w:pPr>
-            <w:r>
-              <w:rPr>
-                <w:color w:val="auto"/>
-                <w:kern w:val="0"/>
-                <w:sz w:val="22"/>
-                <w:szCs w:val="24"/>
-              </w:rPr>
-              <w:t>…………………………………………………………………</w:t>
-            </w:r>
-            <w:r>
-              <w:rPr>
-                <w:color w:val="auto"/>
-                <w:kern w:val="0"/>
-                <w:sz w:val="22"/>
-                <w:szCs w:val="24"/>
-              </w:rPr>
-              <w:t>………………….</w:t>
-            </w:r>
-          </w:p>
-          <w:p>
-            <w:pPr>
-              <w:spacing w:after="0" w:line="360" w:lineRule="auto"/>
-              <w:rPr>
-                <w:color w:val="auto"/>
-                <w:kern w:val="0"/>
-                <w:sz w:val="22"/>
-                <w:szCs w:val="24"/>
-              </w:rPr>
-            </w:pPr>
-            <w:r>
-              <w:rPr>
-                <w:color w:val="auto"/>
-                <w:kern w:val="0"/>
-                <w:sz w:val="22"/>
-                <w:szCs w:val="24"/>
-              </w:rPr>
-              <w:t>…………………………………………………………………</w:t>
-            </w:r>
-            <w:r>
-              <w:rPr>
-                <w:color w:val="auto"/>
-                <w:kern w:val="0"/>
-                <w:sz w:val="22"/>
-                <w:szCs w:val="24"/>
-              </w:rPr>
-              <w:t>………………….</w:t>
-            </w:r>
-          </w:p>
-          <w:p>
-            <w:pPr>
-              <w:spacing w:after="0" w:line="360" w:lineRule="auto"/>
-              <w:rPr>
-                <w:color w:val="auto"/>
-                <w:kern w:val="0"/>
-                <w:sz w:val="22"/>
-                <w:szCs w:val="24"/>
-              </w:rPr>
-            </w:pPr>
-            <w:r>
-              <w:rPr>
-                <w:color w:val="auto"/>
-                <w:kern w:val="0"/>
-                <w:sz w:val="22"/>
-                <w:szCs w:val="24"/>
-              </w:rPr>
-              <w:t>…………………………………………………………………</w:t>
-            </w:r>
-            <w:r>
-              <w:rPr>
-                <w:color w:val="auto"/>
-                <w:kern w:val="0"/>
-                <w:sz w:val="22"/>
-                <w:szCs w:val="24"/>
-              </w:rPr>
-              <w:t>………………….</w:t>
-            </w:r>
-          </w:p>
-          <w:p>
-            <w:pPr>
-              <w:spacing w:after="0" w:line="360" w:lineRule="auto"/>
-              <w:rPr>
-                <w:color w:val="auto"/>
-                <w:kern w:val="0"/>
-                <w:sz w:val="22"/>
-                <w:szCs w:val="24"/>
-              </w:rPr>
-            </w:pPr>
-            <w:r>
-              <w:rPr>
-                <w:color w:val="auto"/>
-                <w:kern w:val="0"/>
-                <w:sz w:val="22"/>
-                <w:szCs w:val="24"/>
-              </w:rPr>
-              <w:t>…………………………………………………………………</w:t>
-            </w:r>
-            <w:r>
-              <w:rPr>
-                <w:color w:val="auto"/>
-                <w:kern w:val="0"/>
-                <w:sz w:val="22"/>
-                <w:szCs w:val="24"/>
-              </w:rPr>
-              <w:t>………………….</w:t>
+              <w:t xml:space="preserve"> </w:t>
+            </w:r>
+            <w:r>
+              <w:rPr>
+                <w:color w:val="auto"/>
+                <w:kern w:val="0"/>
+                <w:sz w:val="22"/>
+                <w:szCs w:val="24"/>
+              </w:rPr>
+              <w:t>-</w:t>
+            </w:r>
+            <w:r>
+              <w:rPr>
+                <w:color w:val="auto"/>
+                <w:kern w:val="0"/>
+                <w:sz w:val="22"/>
+                <w:szCs w:val="24"/>
+              </w:rPr>
+              <w:t xml:space="preserve"> </w:t>
+            </w:r>
+            <w:r>
+              <w:rPr>
+                <w:b/>
+                <w:bCs/>
+                <w:color w:val="auto"/>
+                <w:kern w:val="0"/>
+                <w:sz w:val="22"/>
+                <w:szCs w:val="24"/>
+              </w:rPr>
+              <w:t>Title</w:t>
+            </w:r>
+            <w:r>
+              <w:rPr>
+                <w:color w:val="auto"/>
+                <w:kern w:val="0"/>
+                <w:sz w:val="22"/>
+                <w:szCs w:val="24"/>
+              </w:rPr>
+              <w:t xml:space="preserve">: </w:t>
+            </w:r>
+            <w:r>
+              <w:rPr>
+                <w:color w:val="auto"/>
+                <w:kern w:val="0"/>
+                <w:sz w:val="22"/>
+                <w:szCs w:val="24"/>
+              </w:rPr>
+              <w:t>Disc</w:t>
+            </w:r>
+            <w:r>
+              <w:rPr>
+                <w:color w:val="auto"/>
+                <w:kern w:val="0"/>
+                <w:sz w:val="22"/>
+                <w:szCs w:val="24"/>
+              </w:rPr>
+              <w:t>usse</w:t>
+            </w:r>
+            <w:r>
+              <w:rPr>
+                <w:color w:val="auto"/>
+                <w:kern w:val="0"/>
+                <w:sz w:val="22"/>
+                <w:szCs w:val="24"/>
+              </w:rPr>
+              <w:t xml:space="preserve">d PSM1 Proposal title </w:t>
+            </w:r>
+            <w:r>
+              <w:rPr>
+                <w:color w:val="auto"/>
+                <w:kern w:val="0"/>
+                <w:sz w:val="22"/>
+                <w:szCs w:val="24"/>
+              </w:rPr>
+              <w:t xml:space="preserve">and system development </w:t>
+            </w:r>
+          </w:p>
+          <w:p>
+            <w:pPr>
+              <w:spacing w:after="0" w:line="360" w:lineRule="auto"/>
+              <w:rPr>
+                <w:color w:val="auto"/>
+                <w:kern w:val="0"/>
+                <w:sz w:val="22"/>
+                <w:szCs w:val="24"/>
+              </w:rPr>
+            </w:pPr>
+            <w:r>
+              <w:rPr>
+                <w:color w:val="auto"/>
+                <w:kern w:val="0"/>
+                <w:sz w:val="22"/>
+                <w:szCs w:val="24"/>
+              </w:rPr>
+              <w:t xml:space="preserve">  - </w:t>
+            </w:r>
+            <w:r>
+              <w:rPr>
+                <w:b/>
+                <w:bCs/>
+                <w:color w:val="auto"/>
+                <w:kern w:val="0"/>
+                <w:sz w:val="22"/>
+                <w:szCs w:val="24"/>
+              </w:rPr>
+              <w:t>Stakeholder Analysis</w:t>
+            </w:r>
+            <w:r>
+              <w:rPr>
+                <w:b/>
+                <w:bCs/>
+                <w:color w:val="auto"/>
+                <w:kern w:val="0"/>
+                <w:sz w:val="22"/>
+                <w:szCs w:val="24"/>
+              </w:rPr>
+              <w:t>:</w:t>
+            </w:r>
+            <w:r>
+              <w:rPr>
+                <w:color w:val="auto"/>
+                <w:kern w:val="0"/>
+                <w:sz w:val="22"/>
+                <w:szCs w:val="24"/>
+              </w:rPr>
+              <w:t xml:space="preserve"> </w:t>
+            </w:r>
+            <w:r>
+              <w:rPr>
+                <w:color w:val="auto"/>
+                <w:kern w:val="0"/>
+                <w:sz w:val="22"/>
+                <w:szCs w:val="24"/>
+              </w:rPr>
+              <w:t>Defined the primary stakeholder, Alamin Clinic (Saudi Arabia), and used their recent ransomware attack as a core case study for system design</w:t>
+            </w:r>
+          </w:p>
+          <w:p>
+            <w:pPr>
+              <w:spacing w:after="0" w:line="360" w:lineRule="auto"/>
+              <w:rPr>
+                <w:color w:val="auto"/>
+                <w:kern w:val="0"/>
+                <w:sz w:val="22"/>
+                <w:szCs w:val="24"/>
+              </w:rPr>
+            </w:pPr>
+            <w:r>
+              <w:rPr>
+                <w:color w:val="auto"/>
+                <w:kern w:val="0"/>
+                <w:sz w:val="22"/>
+                <w:szCs w:val="24"/>
+              </w:rPr>
+              <w:t xml:space="preserve">   - </w:t>
+            </w:r>
+            <w:r>
+              <w:rPr>
+                <w:b/>
+                <w:bCs/>
+                <w:color w:val="auto"/>
+                <w:kern w:val="0"/>
+                <w:sz w:val="22"/>
+                <w:szCs w:val="24"/>
+              </w:rPr>
+              <w:t>Proposed Architecture</w:t>
+            </w:r>
+            <w:r>
+              <w:rPr>
+                <w:b/>
+                <w:bCs/>
+                <w:color w:val="auto"/>
+                <w:kern w:val="0"/>
+                <w:sz w:val="22"/>
+                <w:szCs w:val="24"/>
+              </w:rPr>
+              <w:t>:</w:t>
+            </w:r>
+            <w:r>
+              <w:rPr>
+                <w:color w:val="auto"/>
+                <w:kern w:val="0"/>
+                <w:sz w:val="22"/>
+                <w:szCs w:val="24"/>
+              </w:rPr>
+              <w:t xml:space="preserve"> </w:t>
+            </w:r>
+            <w:r>
+              <w:t xml:space="preserve"> </w:t>
+            </w:r>
+            <w:r>
+              <w:rPr>
+                <w:color w:val="auto"/>
+                <w:kern w:val="0"/>
+                <w:sz w:val="22"/>
+                <w:szCs w:val="24"/>
+              </w:rPr>
+              <w:t xml:space="preserve">Finalized </w:t>
+            </w:r>
+            <w:r>
+              <w:rPr>
+                <w:color w:val="auto"/>
+                <w:kern w:val="0"/>
+                <w:sz w:val="22"/>
+                <w:szCs w:val="24"/>
+              </w:rPr>
+              <w:t xml:space="preserve">and Searched the </w:t>
+            </w:r>
+            <w:r>
+              <w:rPr>
+                <w:color w:val="auto"/>
+                <w:kern w:val="0"/>
+                <w:sz w:val="22"/>
+                <w:szCs w:val="24"/>
+              </w:rPr>
+              <w:t xml:space="preserve">design of a Three-Tier Clinic Record Management System </w:t>
+            </w:r>
+            <w:r>
+              <w:rPr>
+                <w:color w:val="auto"/>
+                <w:kern w:val="0"/>
+                <w:sz w:val="22"/>
+                <w:szCs w:val="24"/>
+              </w:rPr>
+              <w:t xml:space="preserve">on </w:t>
+            </w:r>
+            <w:r>
+              <w:rPr>
+                <w:color w:val="auto"/>
+                <w:kern w:val="0"/>
+                <w:sz w:val="22"/>
+                <w:szCs w:val="24"/>
+              </w:rPr>
+              <w:t xml:space="preserve">AWS VPC </w:t>
             </w:r>
           </w:p>
           <w:p>
@@ -2523,199 +2576,161 @@
                 <w:sz w:val="22"/>
                 <w:szCs w:val="24"/>
               </w:rPr>
-              <w:t xml:space="preserve"> …………………………………………………………………</w:t>
-            </w:r>
-            <w:r>
-              <w:rPr>
-                <w:color w:val="auto"/>
-                <w:kern w:val="0"/>
-                <w:sz w:val="22"/>
-                <w:szCs w:val="24"/>
-              </w:rPr>
-              <w:t>………………..</w:t>
-            </w:r>
-          </w:p>
-          <w:p>
-            <w:pPr>
-              <w:spacing w:after="0" w:line="360" w:lineRule="auto"/>
-              <w:rPr>
-                <w:color w:val="auto"/>
-                <w:kern w:val="0"/>
-                <w:sz w:val="22"/>
-                <w:szCs w:val="24"/>
-              </w:rPr>
-            </w:pPr>
-            <w:r>
-              <w:rPr>
-                <w:color w:val="auto"/>
-                <w:kern w:val="0"/>
-                <w:sz w:val="22"/>
-                <w:szCs w:val="24"/>
-              </w:rPr>
-              <w:t>…………………………………………………………………</w:t>
-            </w:r>
-            <w:r>
-              <w:rPr>
-                <w:color w:val="auto"/>
-                <w:kern w:val="0"/>
-                <w:sz w:val="22"/>
-                <w:szCs w:val="24"/>
-              </w:rPr>
-              <w:t>………………….</w:t>
-            </w:r>
-          </w:p>
-          <w:p>
-            <w:pPr>
-              <w:spacing w:after="0" w:line="360" w:lineRule="auto"/>
-              <w:rPr>
-                <w:color w:val="auto"/>
-                <w:kern w:val="0"/>
-                <w:sz w:val="22"/>
-                <w:szCs w:val="24"/>
-              </w:rPr>
-            </w:pPr>
-            <w:r>
-              <w:rPr>
-                <w:color w:val="auto"/>
-                <w:kern w:val="0"/>
-                <w:sz w:val="22"/>
-                <w:szCs w:val="24"/>
-              </w:rPr>
-              <w:t>…………………………………………………………………</w:t>
-            </w:r>
-            <w:r>
-              <w:rPr>
-                <w:color w:val="auto"/>
-                <w:kern w:val="0"/>
-                <w:sz w:val="22"/>
-                <w:szCs w:val="24"/>
-              </w:rPr>
-              <w:t>………………….</w:t>
-            </w:r>
-          </w:p>
-          <w:p>
-            <w:pPr>
-              <w:spacing w:after="0" w:line="360" w:lineRule="auto"/>
-              <w:rPr>
-                <w:color w:val="auto"/>
-                <w:kern w:val="0"/>
-                <w:sz w:val="22"/>
-                <w:szCs w:val="24"/>
-              </w:rPr>
-            </w:pPr>
-            <w:r>
-              <w:rPr>
-                <w:color w:val="auto"/>
-                <w:kern w:val="0"/>
-                <w:sz w:val="22"/>
-                <w:szCs w:val="24"/>
-              </w:rPr>
-              <w:t>…………………………………………………………………</w:t>
-            </w:r>
-            <w:r>
-              <w:rPr>
-                <w:color w:val="auto"/>
-                <w:kern w:val="0"/>
-                <w:sz w:val="22"/>
-                <w:szCs w:val="24"/>
-              </w:rPr>
-              <w:t>………………….</w:t>
-            </w:r>
-          </w:p>
-          <w:p>
-            <w:pPr>
-              <w:spacing w:after="0" w:line="360" w:lineRule="auto"/>
-              <w:rPr>
-                <w:color w:val="auto"/>
-                <w:kern w:val="0"/>
-                <w:sz w:val="22"/>
-                <w:szCs w:val="24"/>
-              </w:rPr>
-            </w:pPr>
-            <w:r>
-              <w:rPr>
-                <w:color w:val="auto"/>
-                <w:kern w:val="0"/>
-                <w:sz w:val="22"/>
-                <w:szCs w:val="24"/>
-              </w:rPr>
-              <w:t>…………………………………………………………………</w:t>
-            </w:r>
-            <w:r>
-              <w:rPr>
-                <w:color w:val="auto"/>
-                <w:kern w:val="0"/>
-                <w:sz w:val="22"/>
-                <w:szCs w:val="24"/>
-              </w:rPr>
-              <w:t>………………….</w:t>
-            </w:r>
-          </w:p>
-          <w:p>
-            <w:pPr>
-              <w:spacing w:after="0" w:line="360" w:lineRule="auto"/>
-              <w:rPr>
-                <w:color w:val="auto"/>
-                <w:kern w:val="0"/>
-                <w:sz w:val="22"/>
-                <w:szCs w:val="24"/>
-              </w:rPr>
-            </w:pPr>
-            <w:r>
-              <w:rPr>
-                <w:color w:val="auto"/>
-                <w:kern w:val="0"/>
-                <w:sz w:val="22"/>
-                <w:szCs w:val="24"/>
-              </w:rPr>
-              <w:t>…………………………………………………………………</w:t>
-            </w:r>
-            <w:r>
-              <w:rPr>
-                <w:color w:val="auto"/>
-                <w:kern w:val="0"/>
-                <w:sz w:val="22"/>
-                <w:szCs w:val="24"/>
-              </w:rPr>
-              <w:t>………………….</w:t>
-            </w:r>
-          </w:p>
-          <w:p>
-            <w:pPr>
-              <w:spacing w:after="0" w:line="360" w:lineRule="auto"/>
-              <w:rPr>
-                <w:color w:val="auto"/>
-                <w:kern w:val="0"/>
-                <w:sz w:val="22"/>
-                <w:szCs w:val="24"/>
-              </w:rPr>
-            </w:pPr>
-            <w:r>
-              <w:rPr>
-                <w:color w:val="auto"/>
-                <w:kern w:val="0"/>
-                <w:sz w:val="22"/>
-                <w:szCs w:val="24"/>
-              </w:rPr>
-              <w:t>…………………………………………………………………</w:t>
-            </w:r>
-            <w:r>
-              <w:rPr>
-                <w:color w:val="auto"/>
-                <w:kern w:val="0"/>
-                <w:sz w:val="22"/>
-                <w:szCs w:val="24"/>
-              </w:rPr>
-              <w:t>………………….</w:t>
-            </w:r>
-          </w:p>
-          <w:p>
-            <w:pPr>
-              <w:spacing w:after="0" w:line="360" w:lineRule="auto"/>
-              <w:jc w:val="both"/>
-              <w:rPr>
-                <w:b/>
-                <w:bCs/>
+              <w:t xml:space="preserve"> </w:t>
+            </w:r>
+            <w:r>
+              <w:rPr>
+                <w:color w:val="auto"/>
+                <w:kern w:val="0"/>
+                <w:sz w:val="22"/>
+                <w:szCs w:val="24"/>
+              </w:rPr>
+              <w:t xml:space="preserve">- </w:t>
+            </w:r>
+            <w:r>
+              <w:rPr>
+                <w:b/>
+                <w:bCs/>
+                <w:color w:val="auto"/>
+                <w:kern w:val="0"/>
+                <w:sz w:val="22"/>
+                <w:szCs w:val="24"/>
+              </w:rPr>
+              <w:t>Scope Management</w:t>
+            </w:r>
+            <w:r>
+              <w:rPr>
+                <w:color w:val="auto"/>
+                <w:kern w:val="0"/>
+                <w:sz w:val="22"/>
+                <w:szCs w:val="24"/>
+              </w:rPr>
+              <w:t>:</w:t>
+            </w:r>
+            <w:r>
+              <w:t xml:space="preserve"> </w:t>
+            </w:r>
+            <w:r>
+              <w:rPr>
+                <w:color w:val="auto"/>
+                <w:kern w:val="0"/>
+                <w:sz w:val="22"/>
+                <w:szCs w:val="24"/>
+              </w:rPr>
+              <w:t>Advised focusing on core functional modules</w:t>
+            </w:r>
+          </w:p>
+          <w:p>
+            <w:pPr>
+              <w:spacing w:after="0" w:line="360" w:lineRule="auto"/>
+              <w:rPr>
+                <w:color w:val="auto"/>
+                <w:kern w:val="0"/>
+                <w:sz w:val="22"/>
+                <w:szCs w:val="24"/>
+              </w:rPr>
+            </w:pPr>
+            <w:r>
+              <w:rPr>
+                <w:color w:val="auto"/>
+                <w:kern w:val="0"/>
+                <w:sz w:val="22"/>
+                <w:szCs w:val="24"/>
+              </w:rPr>
+              <w:t xml:space="preserve">  - </w:t>
+            </w:r>
+            <w:r>
+              <w:rPr>
+                <w:b/>
+                <w:bCs/>
+                <w:color w:val="auto"/>
+                <w:kern w:val="0"/>
+                <w:sz w:val="22"/>
+                <w:szCs w:val="24"/>
+              </w:rPr>
+              <w:t>Validation Metrics</w:t>
+            </w:r>
+            <w:r>
+              <w:rPr>
+                <w:color w:val="auto"/>
+                <w:kern w:val="0"/>
+                <w:sz w:val="22"/>
+                <w:szCs w:val="24"/>
+              </w:rPr>
+              <w:t>:</w:t>
+            </w:r>
+            <w:r>
+              <w:rPr>
+                <w:color w:val="auto"/>
+                <w:kern w:val="0"/>
+                <w:sz w:val="22"/>
+                <w:szCs w:val="24"/>
+              </w:rPr>
+              <w:t xml:space="preserve"> </w:t>
+            </w:r>
+            <w:r>
+              <w:rPr>
+                <w:color w:val="auto"/>
+                <w:kern w:val="0"/>
+                <w:sz w:val="22"/>
+                <w:szCs w:val="24"/>
+              </w:rPr>
+              <w:t>Encouraged</w:t>
+            </w:r>
+            <w:r>
+              <w:rPr>
+                <w:color w:val="auto"/>
+                <w:kern w:val="0"/>
+                <w:sz w:val="22"/>
+                <w:szCs w:val="24"/>
+              </w:rPr>
+              <w:t xml:space="preserve"> putting a metrics to validate the system</w:t>
+            </w:r>
+          </w:p>
+          <w:p>
+            <w:pPr>
+              <w:spacing w:after="0" w:line="360" w:lineRule="auto"/>
+              <w:rPr>
+                <w:color w:val="auto"/>
+                <w:kern w:val="0"/>
+                <w:sz w:val="22"/>
+                <w:szCs w:val="24"/>
+              </w:rPr>
+            </w:pPr>
+            <w:r>
+              <w:rPr>
+                <w:color w:val="auto"/>
+                <w:kern w:val="0"/>
+                <w:sz w:val="22"/>
+                <w:szCs w:val="24"/>
+              </w:rPr>
+              <w:t xml:space="preserve">  - </w:t>
+            </w:r>
+            <w:r>
+              <w:rPr>
+                <w:b/>
+                <w:bCs/>
+                <w:color w:val="auto"/>
+                <w:kern w:val="0"/>
+                <w:sz w:val="22"/>
+                <w:szCs w:val="24"/>
+              </w:rPr>
+              <w:t>Objectives:</w:t>
+            </w:r>
+            <w:r>
+              <w:rPr>
+                <w:color w:val="auto"/>
+                <w:kern w:val="0"/>
+                <w:sz w:val="22"/>
+                <w:szCs w:val="24"/>
+              </w:rPr>
+              <w:t xml:space="preserve"> Advised on the objective academic writing</w:t>
+            </w:r>
+          </w:p>
+          <w:p>
+            <w:pPr>
+              <w:spacing w:after="0" w:line="360" w:lineRule="auto"/>
+              <w:rPr>
                 <w:color w:val="auto"/>
                 <w:kern w:val="0"/>
                 <w:sz w:val="22"/>
@@ -2767,6 +2782,8 @@
             <w:pPr>
               <w:spacing w:after="0" w:line="360" w:lineRule="auto"/>
               <w:rPr>
+                <w:b/>
+                <w:bCs/>
                 <w:color w:val="auto"/>
                 <w:kern w:val="0"/>
                 <w:sz w:val="22"/>
@@ -2791,164 +2808,30 @@
                 <w:sz w:val="22"/>
                 <w:szCs w:val="24"/>
               </w:rPr>
-              <w:t xml:space="preserve"> …………………………………………………………………</w:t>
-            </w:r>
-            <w:r>
-              <w:rPr>
-                <w:color w:val="auto"/>
-                <w:kern w:val="0"/>
-                <w:sz w:val="22"/>
-                <w:szCs w:val="24"/>
-              </w:rPr>
-              <w:t>………………….</w:t>
-            </w:r>
-          </w:p>
-          <w:p>
-            <w:pPr>
-              <w:spacing w:after="0" w:line="360" w:lineRule="auto"/>
-              <w:rPr>
-                <w:color w:val="auto"/>
-                <w:kern w:val="0"/>
-                <w:sz w:val="22"/>
-                <w:szCs w:val="24"/>
-              </w:rPr>
-            </w:pPr>
-            <w:r>
-              <w:rPr>
-                <w:color w:val="auto"/>
-                <w:kern w:val="0"/>
-                <w:sz w:val="22"/>
-                <w:szCs w:val="24"/>
-              </w:rPr>
-              <w:t>…………………………………………………………………</w:t>
-            </w:r>
-            <w:r>
-              <w:rPr>
-                <w:color w:val="auto"/>
-                <w:kern w:val="0"/>
-                <w:sz w:val="22"/>
-                <w:szCs w:val="24"/>
-              </w:rPr>
-              <w:t>………………….</w:t>
-            </w:r>
-          </w:p>
-          <w:p>
-            <w:pPr>
-              <w:spacing w:after="0" w:line="360" w:lineRule="auto"/>
-              <w:rPr>
-                <w:color w:val="auto"/>
-                <w:kern w:val="0"/>
-                <w:sz w:val="22"/>
-                <w:szCs w:val="24"/>
-              </w:rPr>
-            </w:pPr>
-            <w:r>
-              <w:rPr>
-                <w:color w:val="auto"/>
-                <w:kern w:val="0"/>
-                <w:sz w:val="22"/>
-                <w:szCs w:val="24"/>
-              </w:rPr>
-              <w:t>…………………………………………………………………</w:t>
-            </w:r>
-            <w:r>
-              <w:rPr>
-                <w:color w:val="auto"/>
-                <w:kern w:val="0"/>
-                <w:sz w:val="22"/>
-                <w:szCs w:val="24"/>
-              </w:rPr>
-              <w:t>………………….</w:t>
-            </w:r>
-          </w:p>
-          <w:p>
-            <w:pPr>
-              <w:spacing w:after="0" w:line="360" w:lineRule="auto"/>
-              <w:rPr>
-                <w:color w:val="auto"/>
-                <w:kern w:val="0"/>
-                <w:sz w:val="22"/>
-                <w:szCs w:val="24"/>
-              </w:rPr>
-            </w:pPr>
-            <w:r>
-              <w:rPr>
-                <w:color w:val="auto"/>
-                <w:kern w:val="0"/>
-                <w:sz w:val="22"/>
-                <w:szCs w:val="24"/>
-              </w:rPr>
-              <w:t>…………………………………………………………………</w:t>
-            </w:r>
-            <w:r>
-              <w:rPr>
-                <w:color w:val="auto"/>
-                <w:kern w:val="0"/>
-                <w:sz w:val="22"/>
-                <w:szCs w:val="24"/>
-              </w:rPr>
-              <w:t>………………….</w:t>
-            </w:r>
-          </w:p>
-          <w:p>
-            <w:pPr>
-              <w:spacing w:after="0" w:line="360" w:lineRule="auto"/>
-              <w:rPr>
-                <w:color w:val="auto"/>
-                <w:kern w:val="0"/>
-                <w:sz w:val="22"/>
-                <w:szCs w:val="24"/>
-              </w:rPr>
-            </w:pPr>
-            <w:r>
-              <w:rPr>
-                <w:color w:val="auto"/>
-                <w:kern w:val="0"/>
-                <w:sz w:val="22"/>
-                <w:szCs w:val="24"/>
-              </w:rPr>
-              <w:t>…………………………………………………………………</w:t>
-            </w:r>
-            <w:r>
-              <w:rPr>
-                <w:color w:val="auto"/>
-                <w:kern w:val="0"/>
-                <w:sz w:val="22"/>
-                <w:szCs w:val="24"/>
-              </w:rPr>
-              <w:t>………………….</w:t>
-            </w:r>
-          </w:p>
-          <w:p>
-            <w:pPr>
-              <w:spacing w:after="0" w:line="360" w:lineRule="auto"/>
-              <w:rPr>
-                <w:b/>
-                <w:bCs/>
-                <w:color w:val="auto"/>
-                <w:kern w:val="0"/>
-                <w:sz w:val="22"/>
-                <w:szCs w:val="24"/>
-              </w:rPr>
-            </w:pPr>
-            <w:r>
-              <w:rPr>
-                <w:color w:val="auto"/>
-                <w:kern w:val="0"/>
-                <w:sz w:val="22"/>
-                <w:szCs w:val="24"/>
-              </w:rPr>
-              <w:t>…………………………………………………………………</w:t>
-            </w:r>
-            <w:r>
-              <w:rPr>
-                <w:color w:val="auto"/>
-                <w:kern w:val="0"/>
-                <w:sz w:val="22"/>
-                <w:szCs w:val="24"/>
-              </w:rPr>
-              <w:t>………………….</w:t>
-            </w:r>
+              <w:t xml:space="preserve"> </w:t>
+            </w:r>
+            <w:r>
+              <w:rPr>
+                <w:color w:val="auto"/>
+                <w:kern w:val="0"/>
+                <w:sz w:val="22"/>
+                <w:szCs w:val="24"/>
+              </w:rPr>
+              <w:t xml:space="preserve"> Review PSM1 proposal Changes </w:t>
+            </w:r>
+          </w:p>
+          <w:p>
+            <w:pPr>
+              <w:spacing w:after="0" w:line="360" w:lineRule="auto"/>
+              <w:rPr>
+                <w:b/>
+                <w:bCs/>
+                <w:color w:val="auto"/>
+                <w:kern w:val="0"/>
+                <w:sz w:val="22"/>
+                <w:szCs w:val="24"/>
+              </w:rPr>
+            </w:pPr>
           </w:p>
         </w:tc>
       </w:tr>
@@ -3040,12 +2923,17 @@
       </w:tr>
     </w:tbl>
     <w:p/>
+    <w:p/>
+    <w:p/>
+    <w:p/>
+    <w:p/>
+    <w:p/>
     <w:tbl>
       <w:tblPr>
         <w:tblW w:w="11164" w:type="dxa"/>
         <w:tblInd w:w="-616" w:type="dxa"/>
         <w:tblLayout w:type="fixed"/>
-        <w:tblLook w:val="0000"/>
+        <w:tblLook w:val="0000" w:firstRow="0" w:lastRow="0" w:firstColumn="0" w:lastColumn="0" w:noHBand="0" w:noVBand="0"/>
       </w:tblPr>
       <w:tblGrid>
         <w:gridCol w:w="2794"/>
@@ -3087,7 +2975,7 @@
                 <w:lang w:val="ms-MY" w:eastAsia="ms-MY"/>
               </w:rPr>
               <w:drawing>
-                <wp:inline distT="0" distB="0" distL="0" distR="0">
+                <wp:inline distT="0" distB="0" distL="0" distR="0" wp14:anchorId="68294487" wp14:editId="1236E189">
                   <wp:extent cx="1405713" cy="568979"/>
                   <wp:effectExtent l="19050" t="0" r="3987" b="0"/>
                   <wp:docPr id="3" name="Picture 0" descr="logo utm ru baru.jpg"/>
@@ -3316,13 +3204,20 @@
                 <w:sz w:val="22"/>
                 <w:szCs w:val="22"/>
               </w:rPr>
-              <w:t xml:space="preserve">: ……………………… </w:t>
+              <w:t xml:space="preserve">: </w:t>
             </w:r>
             <w:r>
               <w:rPr>
                 <w:sz w:val="22"/>
                 <w:szCs w:val="22"/>
               </w:rPr>
+              <w:t>20252026-2</w:t>
+            </w:r>
+            <w:r>
+              <w:rPr>
+                <w:sz w:val="22"/>
+                <w:szCs w:val="22"/>
+              </w:rPr>
               <w:t xml:space="preserve">          </w:t>
             </w:r>
             <w:r>
@@ -3344,8 +3239,16 @@
               <w:rPr>
                 <w:sz w:val="24"/>
                 <w:szCs w:val="22"/>
-              </w:rPr>
-              <w:t>PSM 1 / PSM 2</w:t>
+                <w:highlight w:val="yellow"/>
+              </w:rPr>
+              <w:t>PSM 1</w:t>
+            </w:r>
+            <w:r>
+              <w:rPr>
+                <w:sz w:val="24"/>
+                <w:szCs w:val="22"/>
+              </w:rPr>
+              <w:t xml:space="preserve"> / PSM 2</w:t>
             </w:r>
           </w:p>
           <w:p>
@@ -3381,7 +3284,7 @@
       <w:tblPr>
         <w:tblW w:w="9738" w:type="dxa"/>
         <w:tblLayout w:type="fixed"/>
-        <w:tblLook w:val="0000"/>
+        <w:tblLook w:val="0000" w:firstRow="0" w:lastRow="0" w:firstColumn="0" w:lastColumn="0" w:noHBand="0" w:noVBand="0"/>
       </w:tblPr>
       <w:tblGrid>
         <w:gridCol w:w="2072"/>
@@ -3449,25 +3352,7 @@
                 <w:sz w:val="22"/>
                 <w:szCs w:val="24"/>
               </w:rPr>
-              <w:t>…</w:t>
-            </w:r>
-            <w:r>
-              <w:rPr>
-                <w:color w:val="auto"/>
-                <w:kern w:val="0"/>
-                <w:sz w:val="22"/>
-                <w:szCs w:val="24"/>
-              </w:rPr>
-              <w:t>..</w:t>
-            </w:r>
-            <w:r>
-              <w:rPr>
-                <w:color w:val="auto"/>
-                <w:kern w:val="0"/>
-                <w:sz w:val="22"/>
-                <w:szCs w:val="24"/>
-              </w:rPr>
-              <w:t>…</w:t>
+              <w:t>02</w:t>
             </w:r>
             <w:r>
               <w:rPr>
@@ -3485,43 +3370,25 @@
                 <w:sz w:val="22"/>
                 <w:szCs w:val="24"/>
               </w:rPr>
-              <w:t>…</w:t>
-            </w:r>
-            <w:r>
-              <w:rPr>
-                <w:color w:val="auto"/>
-                <w:kern w:val="0"/>
-                <w:sz w:val="22"/>
-                <w:szCs w:val="24"/>
-              </w:rPr>
-              <w:t>..</w:t>
-            </w:r>
-            <w:r>
-              <w:rPr>
-                <w:color w:val="auto"/>
-                <w:kern w:val="0"/>
-                <w:sz w:val="22"/>
-                <w:szCs w:val="24"/>
-              </w:rPr>
-              <w:t>…</w:t>
-            </w:r>
-            <w:r>
-              <w:rPr>
-                <w:color w:val="auto"/>
-                <w:kern w:val="0"/>
-                <w:sz w:val="22"/>
-                <w:szCs w:val="24"/>
-              </w:rPr>
-              <w:t>/…</w:t>
-            </w:r>
-            <w:r>
-              <w:rPr>
-                <w:color w:val="auto"/>
-                <w:kern w:val="0"/>
-                <w:sz w:val="22"/>
-                <w:szCs w:val="24"/>
-              </w:rPr>
-              <w:t>…………</w:t>
+              <w:t>04</w:t>
+            </w:r>
+            <w:r>
+              <w:rPr>
+                <w:color w:val="auto"/>
+                <w:kern w:val="0"/>
+                <w:sz w:val="22"/>
+                <w:szCs w:val="24"/>
+              </w:rPr>
+              <w:t>/</w:t>
+            </w:r>
+            <w:r>
+              <w:rPr>
+                <w:color w:val="auto"/>
+                <w:kern w:val="0"/>
+                <w:sz w:val="22"/>
+                <w:szCs w:val="24"/>
+              </w:rPr>
+              <w:t>2026</w:t>
             </w:r>
             <w:r>
               <w:rPr>
@@ -3558,7 +3425,26 @@
                 <w:sz w:val="24"/>
                 <w:szCs w:val="24"/>
               </w:rPr>
-              <w:t>1 / 2 / 3 / 4 / 5/ 6 / 7 ……</w:t>
+              <w:t xml:space="preserve">1 / </w:t>
+            </w:r>
+            <w:r>
+              <w:rPr>
+                <w:color w:val="auto"/>
+                <w:kern w:val="0"/>
+                <w:sz w:val="24"/>
+                <w:szCs w:val="24"/>
+                <w:highlight w:val="yellow"/>
+              </w:rPr>
+              <w:t>2</w:t>
+            </w:r>
+            <w:r>
+              <w:rPr>
+                <w:color w:val="auto"/>
+                <w:kern w:val="0"/>
+                <w:sz w:val="24"/>
+                <w:szCs w:val="24"/>
+              </w:rPr>
+              <w:t xml:space="preserve"> / 3 / 4 / 5/ 6 / 7 ……</w:t>
             </w:r>
           </w:p>
           <w:p>
@@ -3681,191 +3567,128 @@
                 <w:sz w:val="22"/>
                 <w:szCs w:val="24"/>
               </w:rPr>
-              <w:t xml:space="preserve"> …………………………………………………………………</w:t>
-            </w:r>
-            <w:r>
-              <w:rPr>
-                <w:color w:val="auto"/>
-                <w:kern w:val="0"/>
-                <w:sz w:val="22"/>
-                <w:szCs w:val="24"/>
-              </w:rPr>
-              <w:t>………………..</w:t>
-            </w:r>
-          </w:p>
-          <w:p>
-            <w:pPr>
-              <w:spacing w:after="0" w:line="360" w:lineRule="auto"/>
-              <w:rPr>
-                <w:color w:val="auto"/>
-                <w:kern w:val="0"/>
-                <w:sz w:val="22"/>
-                <w:szCs w:val="24"/>
-              </w:rPr>
-            </w:pPr>
-            <w:r>
-              <w:rPr>
-                <w:color w:val="auto"/>
-                <w:kern w:val="0"/>
-                <w:sz w:val="22"/>
-                <w:szCs w:val="24"/>
-              </w:rPr>
-              <w:t>…………………………………………………………………</w:t>
-            </w:r>
-            <w:r>
-              <w:rPr>
-                <w:color w:val="auto"/>
-                <w:kern w:val="0"/>
-                <w:sz w:val="22"/>
-                <w:szCs w:val="24"/>
-              </w:rPr>
-              <w:t>………………….</w:t>
-            </w:r>
-          </w:p>
-          <w:p>
-            <w:pPr>
-              <w:spacing w:after="0" w:line="360" w:lineRule="auto"/>
-              <w:rPr>
-                <w:color w:val="auto"/>
-                <w:kern w:val="0"/>
-                <w:sz w:val="22"/>
-                <w:szCs w:val="24"/>
-              </w:rPr>
-            </w:pPr>
-            <w:r>
-              <w:rPr>
-                <w:color w:val="auto"/>
-                <w:kern w:val="0"/>
-                <w:sz w:val="22"/>
-                <w:szCs w:val="24"/>
-              </w:rPr>
-              <w:t>…………………………………………………………………</w:t>
-            </w:r>
-            <w:r>
-              <w:rPr>
-                <w:color w:val="auto"/>
-                <w:kern w:val="0"/>
-                <w:sz w:val="22"/>
-                <w:szCs w:val="24"/>
-              </w:rPr>
-              <w:t>………………….</w:t>
-            </w:r>
-          </w:p>
-          <w:p>
-            <w:pPr>
-              <w:spacing w:after="0" w:line="360" w:lineRule="auto"/>
-              <w:rPr>
-                <w:color w:val="auto"/>
-                <w:kern w:val="0"/>
-                <w:sz w:val="22"/>
-                <w:szCs w:val="24"/>
-              </w:rPr>
-            </w:pPr>
-            <w:r>
-              <w:rPr>
-                <w:color w:val="auto"/>
-                <w:kern w:val="0"/>
-                <w:sz w:val="22"/>
-                <w:szCs w:val="24"/>
-              </w:rPr>
-              <w:t>…………………………………………………………………</w:t>
-            </w:r>
-            <w:r>
-              <w:rPr>
-                <w:color w:val="auto"/>
-                <w:kern w:val="0"/>
-                <w:sz w:val="22"/>
-                <w:szCs w:val="24"/>
-              </w:rPr>
-              <w:t>………………….</w:t>
-            </w:r>
-          </w:p>
-          <w:p>
-            <w:pPr>
-              <w:spacing w:after="0" w:line="360" w:lineRule="auto"/>
-              <w:rPr>
-                <w:color w:val="auto"/>
-                <w:kern w:val="0"/>
-                <w:sz w:val="22"/>
-                <w:szCs w:val="24"/>
-              </w:rPr>
-            </w:pPr>
-            <w:r>
-              <w:rPr>
-                <w:color w:val="auto"/>
-                <w:kern w:val="0"/>
-                <w:sz w:val="22"/>
-                <w:szCs w:val="24"/>
-              </w:rPr>
-              <w:t>…………………………………………………………………</w:t>
-            </w:r>
-            <w:r>
-              <w:rPr>
-                <w:color w:val="auto"/>
-                <w:kern w:val="0"/>
-                <w:sz w:val="22"/>
-                <w:szCs w:val="24"/>
-              </w:rPr>
-              <w:t>………………….</w:t>
-            </w:r>
-          </w:p>
-          <w:p>
-            <w:pPr>
-              <w:spacing w:after="0" w:line="360" w:lineRule="auto"/>
-              <w:rPr>
-                <w:color w:val="auto"/>
-                <w:kern w:val="0"/>
-                <w:sz w:val="22"/>
-                <w:szCs w:val="24"/>
-              </w:rPr>
-            </w:pPr>
-            <w:r>
-              <w:rPr>
-                <w:color w:val="auto"/>
-                <w:kern w:val="0"/>
-                <w:sz w:val="22"/>
-                <w:szCs w:val="24"/>
-              </w:rPr>
-              <w:t>…………………………………………………………………</w:t>
-            </w:r>
-            <w:r>
-              <w:rPr>
-                <w:color w:val="auto"/>
-                <w:kern w:val="0"/>
-                <w:sz w:val="22"/>
-                <w:szCs w:val="24"/>
-              </w:rPr>
-              <w:t>………………….</w:t>
-            </w:r>
-          </w:p>
-          <w:p>
-            <w:pPr>
-              <w:spacing w:after="0" w:line="360" w:lineRule="auto"/>
-              <w:rPr>
-                <w:color w:val="auto"/>
-                <w:kern w:val="0"/>
-                <w:sz w:val="22"/>
-                <w:szCs w:val="24"/>
-              </w:rPr>
-            </w:pPr>
-            <w:r>
-              <w:rPr>
-                <w:color w:val="auto"/>
-                <w:kern w:val="0"/>
-                <w:sz w:val="22"/>
-                <w:szCs w:val="24"/>
-              </w:rPr>
-              <w:t>…………………………………………………………………</w:t>
-            </w:r>
-            <w:r>
-              <w:rPr>
-                <w:color w:val="auto"/>
-                <w:kern w:val="0"/>
-                <w:sz w:val="22"/>
-                <w:szCs w:val="24"/>
-              </w:rPr>
-              <w:t>………………….</w:t>
-            </w:r>
+              <w:t xml:space="preserve"> </w:t>
+            </w:r>
+            <w:r>
+              <w:rPr>
+                <w:color w:val="auto"/>
+                <w:kern w:val="0"/>
+                <w:sz w:val="22"/>
+                <w:szCs w:val="24"/>
+              </w:rPr>
+              <w:t xml:space="preserve">- </w:t>
+            </w:r>
+            <w:r>
+              <w:rPr>
+                <w:b/>
+                <w:bCs/>
+                <w:color w:val="auto"/>
+                <w:kern w:val="0"/>
+                <w:sz w:val="22"/>
+                <w:szCs w:val="24"/>
+              </w:rPr>
+              <w:t>Edited</w:t>
+            </w:r>
+            <w:r>
+              <w:rPr>
+                <w:color w:val="auto"/>
+                <w:kern w:val="0"/>
+                <w:sz w:val="22"/>
+                <w:szCs w:val="24"/>
+              </w:rPr>
+              <w:t xml:space="preserve"> Objectives based on comments </w:t>
+            </w:r>
+          </w:p>
+          <w:p>
+            <w:pPr>
+              <w:spacing w:after="0" w:line="360" w:lineRule="auto"/>
+              <w:rPr>
+                <w:color w:val="auto"/>
+                <w:kern w:val="0"/>
+                <w:sz w:val="22"/>
+                <w:szCs w:val="24"/>
+              </w:rPr>
+            </w:pPr>
+            <w:r>
+              <w:rPr>
+                <w:color w:val="auto"/>
+                <w:kern w:val="0"/>
+                <w:sz w:val="22"/>
+                <w:szCs w:val="24"/>
+              </w:rPr>
+              <w:t xml:space="preserve">  - </w:t>
+            </w:r>
+            <w:r>
+              <w:rPr>
+                <w:b/>
+                <w:bCs/>
+                <w:color w:val="auto"/>
+                <w:kern w:val="0"/>
+                <w:sz w:val="22"/>
+                <w:szCs w:val="24"/>
+              </w:rPr>
+              <w:t>Specified</w:t>
+            </w:r>
+            <w:r>
+              <w:rPr>
+                <w:color w:val="auto"/>
+                <w:kern w:val="0"/>
+                <w:sz w:val="22"/>
+                <w:szCs w:val="24"/>
+              </w:rPr>
+              <w:t xml:space="preserve"> and narrowed the scope </w:t>
+            </w:r>
+          </w:p>
+          <w:p>
+            <w:pPr>
+              <w:spacing w:after="0" w:line="360" w:lineRule="auto"/>
+              <w:rPr>
+                <w:color w:val="auto"/>
+                <w:kern w:val="0"/>
+                <w:sz w:val="22"/>
+                <w:szCs w:val="24"/>
+              </w:rPr>
+            </w:pPr>
+            <w:r>
+              <w:rPr>
+                <w:color w:val="auto"/>
+                <w:kern w:val="0"/>
+                <w:sz w:val="22"/>
+                <w:szCs w:val="24"/>
+              </w:rPr>
+              <w:t xml:space="preserve">  - </w:t>
+            </w:r>
+            <w:r>
+              <w:rPr>
+                <w:b/>
+                <w:bCs/>
+                <w:color w:val="auto"/>
+                <w:kern w:val="0"/>
+                <w:sz w:val="22"/>
+                <w:szCs w:val="24"/>
+              </w:rPr>
+              <w:t>Added</w:t>
+            </w:r>
+            <w:r>
+              <w:rPr>
+                <w:color w:val="auto"/>
+                <w:kern w:val="0"/>
+                <w:sz w:val="22"/>
+                <w:szCs w:val="24"/>
+              </w:rPr>
+              <w:t xml:space="preserve"> more on Problem statements and proposed solution </w:t>
+            </w:r>
+          </w:p>
+          <w:p>
+            <w:pPr>
+              <w:spacing w:after="0" w:line="360" w:lineRule="auto"/>
+              <w:rPr>
+                <w:color w:val="auto"/>
+                <w:kern w:val="0"/>
+                <w:sz w:val="22"/>
+                <w:szCs w:val="24"/>
+              </w:rPr>
+            </w:pPr>
           </w:p>
           <w:p>
             <w:pPr>
@@ -3987,196 +3810,130 @@
                 <w:sz w:val="22"/>
                 <w:szCs w:val="24"/>
               </w:rPr>
-              <w:t xml:space="preserve"> …………………………………………………………………</w:t>
-            </w:r>
-            <w:r>
-              <w:rPr>
-                <w:color w:val="auto"/>
-                <w:kern w:val="0"/>
-                <w:sz w:val="22"/>
-                <w:szCs w:val="24"/>
-              </w:rPr>
-              <w:t>………………..</w:t>
-            </w:r>
-          </w:p>
-          <w:p>
-            <w:pPr>
-              <w:spacing w:after="0" w:line="360" w:lineRule="auto"/>
-              <w:rPr>
-                <w:color w:val="auto"/>
-                <w:kern w:val="0"/>
-                <w:sz w:val="22"/>
-                <w:szCs w:val="24"/>
-              </w:rPr>
-            </w:pPr>
-            <w:r>
-              <w:rPr>
-                <w:color w:val="auto"/>
-                <w:kern w:val="0"/>
-                <w:sz w:val="22"/>
-                <w:szCs w:val="24"/>
-              </w:rPr>
-              <w:t>…………………………………………………………………</w:t>
-            </w:r>
-            <w:r>
-              <w:rPr>
-                <w:color w:val="auto"/>
-                <w:kern w:val="0"/>
-                <w:sz w:val="22"/>
-                <w:szCs w:val="24"/>
-              </w:rPr>
-              <w:t>………………….</w:t>
-            </w:r>
-          </w:p>
-          <w:p>
-            <w:pPr>
-              <w:spacing w:after="0" w:line="360" w:lineRule="auto"/>
-              <w:rPr>
-                <w:color w:val="auto"/>
-                <w:kern w:val="0"/>
-                <w:sz w:val="22"/>
-                <w:szCs w:val="24"/>
-              </w:rPr>
-            </w:pPr>
-            <w:r>
-              <w:rPr>
-                <w:color w:val="auto"/>
-                <w:kern w:val="0"/>
-                <w:sz w:val="22"/>
-                <w:szCs w:val="24"/>
-              </w:rPr>
-              <w:t>…………………………………………………………………</w:t>
-            </w:r>
-            <w:r>
-              <w:rPr>
-                <w:color w:val="auto"/>
-                <w:kern w:val="0"/>
-                <w:sz w:val="22"/>
-                <w:szCs w:val="24"/>
-              </w:rPr>
-              <w:t>………………….</w:t>
-            </w:r>
-          </w:p>
-          <w:p>
-            <w:pPr>
-              <w:spacing w:after="0" w:line="360" w:lineRule="auto"/>
-              <w:rPr>
-                <w:color w:val="auto"/>
-                <w:kern w:val="0"/>
-                <w:sz w:val="22"/>
-                <w:szCs w:val="24"/>
-              </w:rPr>
-            </w:pPr>
-            <w:r>
-              <w:rPr>
-                <w:color w:val="auto"/>
-                <w:kern w:val="0"/>
-                <w:sz w:val="22"/>
-                <w:szCs w:val="24"/>
-              </w:rPr>
-              <w:t>…………………………………………………………………</w:t>
-            </w:r>
-            <w:r>
-              <w:rPr>
-                <w:color w:val="auto"/>
-                <w:kern w:val="0"/>
-                <w:sz w:val="22"/>
-                <w:szCs w:val="24"/>
-              </w:rPr>
-              <w:t>………………….</w:t>
-            </w:r>
-          </w:p>
-          <w:p>
-            <w:pPr>
-              <w:spacing w:after="0" w:line="360" w:lineRule="auto"/>
-              <w:rPr>
-                <w:color w:val="auto"/>
-                <w:kern w:val="0"/>
-                <w:sz w:val="22"/>
-                <w:szCs w:val="24"/>
-              </w:rPr>
-            </w:pPr>
-            <w:r>
-              <w:rPr>
-                <w:color w:val="auto"/>
-                <w:kern w:val="0"/>
-                <w:sz w:val="22"/>
-                <w:szCs w:val="24"/>
-              </w:rPr>
-              <w:t>…………………………………………………………………</w:t>
-            </w:r>
-            <w:r>
-              <w:rPr>
-                <w:color w:val="auto"/>
-                <w:kern w:val="0"/>
-                <w:sz w:val="22"/>
-                <w:szCs w:val="24"/>
-              </w:rPr>
-              <w:t>………………….</w:t>
-            </w:r>
-          </w:p>
-          <w:p>
-            <w:pPr>
-              <w:spacing w:after="0" w:line="360" w:lineRule="auto"/>
-              <w:rPr>
-                <w:color w:val="auto"/>
-                <w:kern w:val="0"/>
-                <w:sz w:val="22"/>
-                <w:szCs w:val="24"/>
-              </w:rPr>
-            </w:pPr>
-            <w:r>
-              <w:rPr>
-                <w:color w:val="auto"/>
-                <w:kern w:val="0"/>
-                <w:sz w:val="22"/>
-                <w:szCs w:val="24"/>
-              </w:rPr>
-              <w:t>…………………………………………………………………</w:t>
-            </w:r>
-            <w:r>
-              <w:rPr>
-                <w:color w:val="auto"/>
-                <w:kern w:val="0"/>
-                <w:sz w:val="22"/>
-                <w:szCs w:val="24"/>
-              </w:rPr>
-              <w:t>………………….</w:t>
-            </w:r>
-          </w:p>
-          <w:p>
-            <w:pPr>
-              <w:spacing w:after="0" w:line="360" w:lineRule="auto"/>
-              <w:rPr>
-                <w:color w:val="auto"/>
-                <w:kern w:val="0"/>
-                <w:sz w:val="22"/>
-                <w:szCs w:val="24"/>
-              </w:rPr>
-            </w:pPr>
-            <w:r>
-              <w:rPr>
-                <w:color w:val="auto"/>
-                <w:kern w:val="0"/>
-                <w:sz w:val="22"/>
-                <w:szCs w:val="24"/>
-              </w:rPr>
-              <w:t>…………………………………………………………………</w:t>
-            </w:r>
-            <w:r>
-              <w:rPr>
-                <w:color w:val="auto"/>
-                <w:kern w:val="0"/>
-                <w:sz w:val="22"/>
-                <w:szCs w:val="24"/>
-              </w:rPr>
-              <w:t>………………….</w:t>
-            </w:r>
-          </w:p>
-          <w:p>
-            <w:pPr>
-              <w:spacing w:after="0" w:line="360" w:lineRule="auto"/>
-              <w:jc w:val="both"/>
+              <w:t xml:space="preserve"> </w:t>
+            </w:r>
+            <w:r>
+              <w:rPr>
+                <w:color w:val="auto"/>
+                <w:kern w:val="0"/>
+                <w:sz w:val="22"/>
+                <w:szCs w:val="24"/>
+              </w:rPr>
+              <w:t xml:space="preserve">- </w:t>
+            </w:r>
+            <w:r>
+              <w:rPr>
+                <w:b/>
+                <w:bCs/>
+                <w:color w:val="auto"/>
+                <w:kern w:val="0"/>
+                <w:sz w:val="22"/>
+                <w:szCs w:val="24"/>
+              </w:rPr>
+              <w:t>Recommended</w:t>
+            </w:r>
+            <w:r>
+              <w:rPr>
+                <w:color w:val="auto"/>
+                <w:kern w:val="0"/>
+                <w:sz w:val="22"/>
+                <w:szCs w:val="24"/>
+              </w:rPr>
+              <w:t xml:space="preserve"> </w:t>
+            </w:r>
+            <w:r>
+              <w:rPr>
+                <w:color w:val="auto"/>
+                <w:kern w:val="0"/>
+                <w:sz w:val="22"/>
+                <w:szCs w:val="24"/>
+              </w:rPr>
+              <w:t xml:space="preserve">to add Literal review on existing works </w:t>
+            </w:r>
+          </w:p>
+          <w:p>
+            <w:pPr>
+              <w:spacing w:after="0" w:line="360" w:lineRule="auto"/>
+              <w:rPr>
+                <w:color w:val="auto"/>
+                <w:kern w:val="0"/>
+                <w:sz w:val="22"/>
+                <w:szCs w:val="24"/>
+              </w:rPr>
+            </w:pPr>
+            <w:r>
+              <w:rPr>
+                <w:color w:val="auto"/>
+                <w:kern w:val="0"/>
+                <w:sz w:val="22"/>
+                <w:szCs w:val="24"/>
+              </w:rPr>
+              <w:t xml:space="preserve">  - </w:t>
+            </w:r>
+            <w:r>
+              <w:rPr>
+                <w:b/>
+                <w:bCs/>
+                <w:color w:val="auto"/>
+                <w:kern w:val="0"/>
+                <w:sz w:val="22"/>
+                <w:szCs w:val="24"/>
+              </w:rPr>
+              <w:t>Advised</w:t>
+            </w:r>
+            <w:r>
+              <w:rPr>
+                <w:color w:val="auto"/>
+                <w:kern w:val="0"/>
+                <w:sz w:val="22"/>
+                <w:szCs w:val="24"/>
+              </w:rPr>
+              <w:t xml:space="preserve"> on referencing with no more than 5 to 10 years </w:t>
+            </w:r>
+          </w:p>
+          <w:p>
+            <w:pPr>
+              <w:spacing w:after="0" w:line="360" w:lineRule="auto"/>
+              <w:rPr>
+                <w:color w:val="auto"/>
+                <w:kern w:val="0"/>
+                <w:sz w:val="22"/>
+                <w:szCs w:val="24"/>
+              </w:rPr>
+            </w:pPr>
+            <w:r>
+              <w:rPr>
+                <w:color w:val="auto"/>
+                <w:kern w:val="0"/>
+                <w:sz w:val="22"/>
+                <w:szCs w:val="24"/>
+              </w:rPr>
+              <w:t xml:space="preserve">  - </w:t>
+            </w:r>
+            <w:r>
+              <w:rPr>
+                <w:b/>
+                <w:bCs/>
+                <w:color w:val="auto"/>
+                <w:kern w:val="0"/>
+                <w:sz w:val="22"/>
+                <w:szCs w:val="24"/>
+              </w:rPr>
+              <w:t>Advised</w:t>
+            </w:r>
+            <w:r>
+              <w:rPr>
+                <w:color w:val="auto"/>
+                <w:kern w:val="0"/>
+                <w:sz w:val="22"/>
+                <w:szCs w:val="24"/>
+              </w:rPr>
+              <w:t xml:space="preserve"> on comparing existing and proposed system  </w:t>
+            </w:r>
+          </w:p>
+          <w:p>
+            <w:pPr>
+              <w:spacing w:after="0" w:line="360" w:lineRule="auto"/>
               <w:rPr>
                 <w:b/>
                 <w:bCs/>
@@ -4231,6 +3988,8 @@
             <w:pPr>
               <w:spacing w:after="0" w:line="360" w:lineRule="auto"/>
               <w:rPr>
+                <w:b/>
+                <w:bCs/>
                 <w:color w:val="auto"/>
                 <w:kern w:val="0"/>
                 <w:sz w:val="22"/>
@@ -4255,164 +4014,30 @@
                 <w:sz w:val="22"/>
                 <w:szCs w:val="24"/>
               </w:rPr>
-              <w:t xml:space="preserve"> …………………………………………………………………</w:t>
-            </w:r>
-            <w:r>
-              <w:rPr>
-                <w:color w:val="auto"/>
-                <w:kern w:val="0"/>
-                <w:sz w:val="22"/>
-                <w:szCs w:val="24"/>
-              </w:rPr>
-              <w:t>………………….</w:t>
-            </w:r>
-          </w:p>
-          <w:p>
-            <w:pPr>
-              <w:spacing w:after="0" w:line="360" w:lineRule="auto"/>
-              <w:rPr>
-                <w:color w:val="auto"/>
-                <w:kern w:val="0"/>
-                <w:sz w:val="22"/>
-                <w:szCs w:val="24"/>
-              </w:rPr>
-            </w:pPr>
-            <w:r>
-              <w:rPr>
-                <w:color w:val="auto"/>
-                <w:kern w:val="0"/>
-                <w:sz w:val="22"/>
-                <w:szCs w:val="24"/>
-              </w:rPr>
-              <w:t>…………………………………………………………………</w:t>
-            </w:r>
-            <w:r>
-              <w:rPr>
-                <w:color w:val="auto"/>
-                <w:kern w:val="0"/>
-                <w:sz w:val="22"/>
-                <w:szCs w:val="24"/>
-              </w:rPr>
-              <w:t>………………….</w:t>
-            </w:r>
-          </w:p>
-          <w:p>
-            <w:pPr>
-              <w:spacing w:after="0" w:line="360" w:lineRule="auto"/>
-              <w:rPr>
-                <w:color w:val="auto"/>
-                <w:kern w:val="0"/>
-                <w:sz w:val="22"/>
-                <w:szCs w:val="24"/>
-              </w:rPr>
-            </w:pPr>
-            <w:r>
-              <w:rPr>
-                <w:color w:val="auto"/>
-                <w:kern w:val="0"/>
-                <w:sz w:val="22"/>
-                <w:szCs w:val="24"/>
-              </w:rPr>
-              <w:t>…………………………………………………………………</w:t>
-            </w:r>
-            <w:r>
-              <w:rPr>
-                <w:color w:val="auto"/>
-                <w:kern w:val="0"/>
-                <w:sz w:val="22"/>
-                <w:szCs w:val="24"/>
-              </w:rPr>
-              <w:t>………………….</w:t>
-            </w:r>
-          </w:p>
-          <w:p>
-            <w:pPr>
-              <w:spacing w:after="0" w:line="360" w:lineRule="auto"/>
-              <w:rPr>
-                <w:color w:val="auto"/>
-                <w:kern w:val="0"/>
-                <w:sz w:val="22"/>
-                <w:szCs w:val="24"/>
-              </w:rPr>
-            </w:pPr>
-            <w:r>
-              <w:rPr>
-                <w:color w:val="auto"/>
-                <w:kern w:val="0"/>
-                <w:sz w:val="22"/>
-                <w:szCs w:val="24"/>
-              </w:rPr>
-              <w:t>…………………………………………………………………</w:t>
-            </w:r>
-            <w:r>
-              <w:rPr>
-                <w:color w:val="auto"/>
-                <w:kern w:val="0"/>
-                <w:sz w:val="22"/>
-                <w:szCs w:val="24"/>
-              </w:rPr>
-              <w:t>………………….</w:t>
-            </w:r>
-          </w:p>
-          <w:p>
-            <w:pPr>
-              <w:spacing w:after="0" w:line="360" w:lineRule="auto"/>
-              <w:rPr>
-                <w:color w:val="auto"/>
-                <w:kern w:val="0"/>
-                <w:sz w:val="22"/>
-                <w:szCs w:val="24"/>
-              </w:rPr>
-            </w:pPr>
-            <w:r>
-              <w:rPr>
-                <w:color w:val="auto"/>
-                <w:kern w:val="0"/>
-                <w:sz w:val="22"/>
-                <w:szCs w:val="24"/>
-              </w:rPr>
-              <w:t>…………………………………………………………………</w:t>
-            </w:r>
-            <w:r>
-              <w:rPr>
-                <w:color w:val="auto"/>
-                <w:kern w:val="0"/>
-                <w:sz w:val="22"/>
-                <w:szCs w:val="24"/>
-              </w:rPr>
-              <w:t>………………….</w:t>
-            </w:r>
-          </w:p>
-          <w:p>
-            <w:pPr>
-              <w:spacing w:after="0" w:line="360" w:lineRule="auto"/>
-              <w:rPr>
-                <w:b/>
-                <w:bCs/>
-                <w:color w:val="auto"/>
-                <w:kern w:val="0"/>
-                <w:sz w:val="22"/>
-                <w:szCs w:val="24"/>
-              </w:rPr>
-            </w:pPr>
-            <w:r>
-              <w:rPr>
-                <w:color w:val="auto"/>
-                <w:kern w:val="0"/>
-                <w:sz w:val="22"/>
-                <w:szCs w:val="24"/>
-              </w:rPr>
-              <w:t>…………………………………………………………………</w:t>
-            </w:r>
-            <w:r>
-              <w:rPr>
-                <w:color w:val="auto"/>
-                <w:kern w:val="0"/>
-                <w:sz w:val="22"/>
-                <w:szCs w:val="24"/>
-              </w:rPr>
-              <w:t>………………….</w:t>
-            </w:r>
+              <w:t xml:space="preserve"> </w:t>
+            </w:r>
+            <w:r>
+              <w:rPr>
+                <w:color w:val="auto"/>
+                <w:kern w:val="0"/>
+                <w:sz w:val="22"/>
+                <w:szCs w:val="24"/>
+              </w:rPr>
+              <w:t xml:space="preserve"> Review Edits based on comments and Processed with Progress 1 meeting</w:t>
+            </w:r>
+          </w:p>
+          <w:p>
+            <w:pPr>
+              <w:spacing w:after="0" w:line="360" w:lineRule="auto"/>
+              <w:rPr>
+                <w:b/>
+                <w:bCs/>
+                <w:color w:val="auto"/>
+                <w:kern w:val="0"/>
+                <w:sz w:val="22"/>
+                <w:szCs w:val="24"/>
+              </w:rPr>
+            </w:pPr>
           </w:p>
         </w:tc>
       </w:tr>
@@ -4499,6 +4124,126 @@
               </w:rPr>
               <w:t>……………………….     Date: …………………</w:t>
             </w:r>
+          </w:p>
+          <w:p>
+            <w:pPr>
+              <w:spacing w:after="0" w:line="360" w:lineRule="auto"/>
+              <w:jc w:val="both"/>
+              <w:rPr>
+                <w:color w:val="auto"/>
+                <w:kern w:val="0"/>
+                <w:sz w:val="22"/>
+                <w:szCs w:val="24"/>
+              </w:rPr>
+            </w:pPr>
+          </w:p>
+          <w:p>
+            <w:pPr>
+              <w:spacing w:after="0" w:line="360" w:lineRule="auto"/>
+              <w:jc w:val="both"/>
+              <w:rPr>
+                <w:color w:val="auto"/>
+                <w:kern w:val="0"/>
+                <w:sz w:val="22"/>
+                <w:szCs w:val="24"/>
+              </w:rPr>
+            </w:pPr>
+          </w:p>
+          <w:p>
+            <w:pPr>
+              <w:spacing w:after="0" w:line="360" w:lineRule="auto"/>
+              <w:jc w:val="both"/>
+              <w:rPr>
+                <w:color w:val="auto"/>
+                <w:kern w:val="0"/>
+                <w:sz w:val="22"/>
+                <w:szCs w:val="24"/>
+              </w:rPr>
+            </w:pPr>
+          </w:p>
+          <w:p>
+            <w:pPr>
+              <w:spacing w:after="0" w:line="360" w:lineRule="auto"/>
+              <w:jc w:val="both"/>
+              <w:rPr>
+                <w:color w:val="auto"/>
+                <w:kern w:val="0"/>
+                <w:sz w:val="22"/>
+                <w:szCs w:val="24"/>
+              </w:rPr>
+            </w:pPr>
+          </w:p>
+          <w:p>
+            <w:pPr>
+              <w:spacing w:after="0" w:line="360" w:lineRule="auto"/>
+              <w:jc w:val="both"/>
+              <w:rPr>
+                <w:color w:val="auto"/>
+                <w:kern w:val="0"/>
+                <w:sz w:val="22"/>
+                <w:szCs w:val="24"/>
+              </w:rPr>
+            </w:pPr>
+          </w:p>
+          <w:p>
+            <w:pPr>
+              <w:spacing w:after="0" w:line="360" w:lineRule="auto"/>
+              <w:jc w:val="both"/>
+              <w:rPr>
+                <w:color w:val="auto"/>
+                <w:kern w:val="0"/>
+                <w:sz w:val="22"/>
+                <w:szCs w:val="24"/>
+              </w:rPr>
+            </w:pPr>
+          </w:p>
+          <w:p>
+            <w:pPr>
+              <w:spacing w:after="0" w:line="360" w:lineRule="auto"/>
+              <w:jc w:val="both"/>
+              <w:rPr>
+                <w:color w:val="auto"/>
+                <w:kern w:val="0"/>
+                <w:sz w:val="22"/>
+                <w:szCs w:val="24"/>
+              </w:rPr>
+            </w:pPr>
+          </w:p>
+          <w:p>
+            <w:pPr>
+              <w:spacing w:after="0" w:line="360" w:lineRule="auto"/>
+              <w:jc w:val="both"/>
+              <w:rPr>
+                <w:color w:val="auto"/>
+                <w:kern w:val="0"/>
+                <w:sz w:val="22"/>
+                <w:szCs w:val="24"/>
+              </w:rPr>
+            </w:pPr>
+          </w:p>
+          <w:p>
+            <w:pPr>
+              <w:spacing w:after="0" w:line="360" w:lineRule="auto"/>
+              <w:jc w:val="both"/>
+              <w:rPr>
+                <w:color w:val="auto"/>
+                <w:kern w:val="0"/>
+                <w:sz w:val="22"/>
+                <w:szCs w:val="24"/>
+              </w:rPr>
+            </w:pPr>
+          </w:p>
+          <w:p>
+            <w:pPr>
+              <w:spacing w:after="0" w:line="360" w:lineRule="auto"/>
+              <w:jc w:val="both"/>
+              <w:rPr>
+                <w:color w:val="auto"/>
+                <w:kern w:val="0"/>
+                <w:sz w:val="22"/>
+                <w:szCs w:val="24"/>
+              </w:rPr>
+            </w:pPr>
           </w:p>
         </w:tc>
       </w:tr>
@@ -4509,7 +4254,7 @@
         <w:tblW w:w="11164" w:type="dxa"/>
         <w:tblInd w:w="-616" w:type="dxa"/>
         <w:tblLayout w:type="fixed"/>
-        <w:tblLook w:val="0000"/>
+        <w:tblLook w:val="0000" w:firstRow="0" w:lastRow="0" w:firstColumn="0" w:lastColumn="0" w:noHBand="0" w:noVBand="0"/>
       </w:tblPr>
       <w:tblGrid>
         <w:gridCol w:w="2794"/>
@@ -4551,7 +4296,7 @@
                 <w:lang w:val="ms-MY" w:eastAsia="ms-MY"/>
               </w:rPr>
               <w:drawing>
-                <wp:inline distT="0" distB="0" distL="0" distR="0">
+                <wp:inline distT="0" distB="0" distL="0" distR="0" wp14:anchorId="5E770D39" wp14:editId="1843365A">
                   <wp:extent cx="1365972" cy="552893"/>
                   <wp:effectExtent l="19050" t="0" r="5628" b="0"/>
                   <wp:docPr id="4" name="Picture 0" descr="logo utm ru baru.jpg"/>
@@ -4780,13 +4525,20 @@
                 <w:sz w:val="22"/>
                 <w:szCs w:val="22"/>
               </w:rPr>
-              <w:t xml:space="preserve">: ……………………… </w:t>
+              <w:t xml:space="preserve">: </w:t>
             </w:r>
             <w:r>
               <w:rPr>
                 <w:sz w:val="22"/>
                 <w:szCs w:val="22"/>
               </w:rPr>
+              <w:t>20252026-2</w:t>
+            </w:r>
+            <w:r>
+              <w:rPr>
+                <w:sz w:val="22"/>
+                <w:szCs w:val="22"/>
+              </w:rPr>
               <w:t xml:space="preserve">          </w:t>
             </w:r>
             <w:r>
@@ -4808,8 +4560,16 @@
               <w:rPr>
                 <w:sz w:val="24"/>
                 <w:szCs w:val="22"/>
-              </w:rPr>
-              <w:t>PSM 1 / PSM 2</w:t>
+                <w:highlight w:val="yellow"/>
+              </w:rPr>
+              <w:t>PSM 1</w:t>
+            </w:r>
+            <w:r>
+              <w:rPr>
+                <w:sz w:val="24"/>
+                <w:szCs w:val="22"/>
+              </w:rPr>
+              <w:t xml:space="preserve"> / PSM 2</w:t>
             </w:r>
           </w:p>
           <w:p>
@@ -4845,7 +4605,7 @@
       <w:tblPr>
         <w:tblW w:w="9738" w:type="dxa"/>
         <w:tblLayout w:type="fixed"/>
-        <w:tblLook w:val="0000"/>
+        <w:tblLook w:val="0000" w:firstRow="0" w:lastRow="0" w:firstColumn="0" w:lastColumn="0" w:noHBand="0" w:noVBand="0"/>
       </w:tblPr>
       <w:tblGrid>
         <w:gridCol w:w="2072"/>
@@ -4913,25 +4673,7 @@
                 <w:sz w:val="22"/>
                 <w:szCs w:val="24"/>
               </w:rPr>
-              <w:t>…</w:t>
-            </w:r>
-            <w:r>
-              <w:rPr>
-                <w:color w:val="auto"/>
-                <w:kern w:val="0"/>
-                <w:sz w:val="22"/>
-                <w:szCs w:val="24"/>
-              </w:rPr>
-              <w:t>..</w:t>
-            </w:r>
-            <w:r>
-              <w:rPr>
-                <w:color w:val="auto"/>
-                <w:kern w:val="0"/>
-                <w:sz w:val="22"/>
-                <w:szCs w:val="24"/>
-              </w:rPr>
-              <w:t>…</w:t>
+              <w:t>10</w:t>
             </w:r>
             <w:r>
               <w:rPr>
@@ -4949,52 +4691,34 @@
                 <w:sz w:val="22"/>
                 <w:szCs w:val="24"/>
               </w:rPr>
-              <w:t>…</w:t>
-            </w:r>
-            <w:r>
-              <w:rPr>
-                <w:color w:val="auto"/>
-                <w:kern w:val="0"/>
-                <w:sz w:val="22"/>
-                <w:szCs w:val="24"/>
-              </w:rPr>
-              <w:t>..</w:t>
-            </w:r>
-            <w:r>
-              <w:rPr>
-                <w:color w:val="auto"/>
-                <w:kern w:val="0"/>
-                <w:sz w:val="22"/>
-                <w:szCs w:val="24"/>
-              </w:rPr>
-              <w:t>…</w:t>
-            </w:r>
-            <w:r>
-              <w:rPr>
-                <w:color w:val="auto"/>
-                <w:kern w:val="0"/>
-                <w:sz w:val="22"/>
-                <w:szCs w:val="24"/>
-              </w:rPr>
-              <w:t>/…</w:t>
-            </w:r>
-            <w:r>
-              <w:rPr>
-                <w:color w:val="auto"/>
-                <w:kern w:val="0"/>
-                <w:sz w:val="22"/>
-                <w:szCs w:val="24"/>
-              </w:rPr>
-              <w:t>…………</w:t>
-            </w:r>
-            <w:r>
-              <w:rPr>
-                <w:color w:val="auto"/>
-                <w:kern w:val="0"/>
-                <w:sz w:val="22"/>
-                <w:szCs w:val="24"/>
-              </w:rPr>
-              <w:t xml:space="preserve">      </w:t>
+              <w:t>04</w:t>
+            </w:r>
+            <w:r>
+              <w:rPr>
+                <w:color w:val="auto"/>
+                <w:kern w:val="0"/>
+                <w:sz w:val="22"/>
+                <w:szCs w:val="24"/>
+              </w:rPr>
+              <w:t>/</w:t>
+            </w:r>
+            <w:r>
+              <w:rPr>
+                <w:color w:val="auto"/>
+                <w:kern w:val="0"/>
+                <w:sz w:val="22"/>
+                <w:szCs w:val="24"/>
+              </w:rPr>
+              <w:t>2026</w:t>
+            </w:r>
+            <w:r>
+              <w:rPr>
+                <w:color w:val="auto"/>
+                <w:kern w:val="0"/>
+                <w:sz w:val="22"/>
+                <w:szCs w:val="24"/>
+              </w:rPr>
+              <w:t xml:space="preserve">     </w:t>
             </w:r>
             <w:r>
               <w:rPr>
@@ -5022,7 +4746,26 @@
                 <w:sz w:val="24"/>
                 <w:szCs w:val="24"/>
               </w:rPr>
-              <w:t>1 / 2 / 3 / 4 / 5/ 6 / 7 ……</w:t>
+              <w:t xml:space="preserve">1 / 2 / </w:t>
+            </w:r>
+            <w:r>
+              <w:rPr>
+                <w:color w:val="auto"/>
+                <w:kern w:val="0"/>
+                <w:sz w:val="24"/>
+                <w:szCs w:val="24"/>
+                <w:highlight w:val="yellow"/>
+              </w:rPr>
+              <w:t>3</w:t>
+            </w:r>
+            <w:r>
+              <w:rPr>
+                <w:color w:val="auto"/>
+                <w:kern w:val="0"/>
+                <w:sz w:val="24"/>
+                <w:szCs w:val="24"/>
+              </w:rPr>
+              <w:t xml:space="preserve"> / 4 / 5/ 6 / 7 ……</w:t>
             </w:r>
           </w:p>
           <w:p>
@@ -5145,202 +4888,77 @@
                 <w:sz w:val="22"/>
                 <w:szCs w:val="24"/>
               </w:rPr>
-              <w:t xml:space="preserve"> …………………………………………………………………</w:t>
-            </w:r>
-            <w:r>
-              <w:rPr>
-                <w:color w:val="auto"/>
-                <w:kern w:val="0"/>
-                <w:sz w:val="22"/>
-                <w:szCs w:val="24"/>
-              </w:rPr>
-              <w:t>………………..</w:t>
-            </w:r>
-          </w:p>
-          <w:p>
-            <w:pPr>
-              <w:spacing w:after="0" w:line="360" w:lineRule="auto"/>
-              <w:rPr>
-                <w:color w:val="auto"/>
-                <w:kern w:val="0"/>
-                <w:sz w:val="22"/>
-                <w:szCs w:val="24"/>
-              </w:rPr>
-            </w:pPr>
-            <w:r>
-              <w:rPr>
-                <w:color w:val="auto"/>
-                <w:kern w:val="0"/>
-                <w:sz w:val="22"/>
-                <w:szCs w:val="24"/>
-              </w:rPr>
-              <w:t>…………………………………………………………………</w:t>
-            </w:r>
-            <w:r>
-              <w:rPr>
-                <w:color w:val="auto"/>
-                <w:kern w:val="0"/>
-                <w:sz w:val="22"/>
-                <w:szCs w:val="24"/>
-              </w:rPr>
-              <w:t>………………….</w:t>
-            </w:r>
-          </w:p>
-          <w:p>
-            <w:pPr>
-              <w:spacing w:after="0" w:line="360" w:lineRule="auto"/>
-              <w:rPr>
-                <w:color w:val="auto"/>
-                <w:kern w:val="0"/>
-                <w:sz w:val="22"/>
-                <w:szCs w:val="24"/>
-              </w:rPr>
-            </w:pPr>
-            <w:r>
-              <w:rPr>
-                <w:color w:val="auto"/>
-                <w:kern w:val="0"/>
-                <w:sz w:val="22"/>
-                <w:szCs w:val="24"/>
-              </w:rPr>
-              <w:t>…………………………………………………………………</w:t>
-            </w:r>
-            <w:r>
-              <w:rPr>
-                <w:color w:val="auto"/>
-                <w:kern w:val="0"/>
-                <w:sz w:val="22"/>
-                <w:szCs w:val="24"/>
-              </w:rPr>
-              <w:t>………………….</w:t>
-            </w:r>
-          </w:p>
-          <w:p>
-            <w:pPr>
-              <w:spacing w:after="0" w:line="360" w:lineRule="auto"/>
-              <w:rPr>
-                <w:color w:val="auto"/>
-                <w:kern w:val="0"/>
-                <w:sz w:val="22"/>
-                <w:szCs w:val="24"/>
-              </w:rPr>
-            </w:pPr>
-            <w:r>
-              <w:rPr>
-                <w:color w:val="auto"/>
-                <w:kern w:val="0"/>
-                <w:sz w:val="22"/>
-                <w:szCs w:val="24"/>
-              </w:rPr>
-              <w:t>…………………………………………………………………</w:t>
-            </w:r>
-            <w:r>
-              <w:rPr>
-                <w:color w:val="auto"/>
-                <w:kern w:val="0"/>
-                <w:sz w:val="22"/>
-                <w:szCs w:val="24"/>
-              </w:rPr>
-              <w:t>………………….</w:t>
-            </w:r>
-          </w:p>
-          <w:p>
-            <w:pPr>
-              <w:spacing w:after="0" w:line="360" w:lineRule="auto"/>
-              <w:rPr>
-                <w:color w:val="auto"/>
-                <w:kern w:val="0"/>
-                <w:sz w:val="22"/>
-                <w:szCs w:val="24"/>
-              </w:rPr>
-            </w:pPr>
-            <w:r>
-              <w:rPr>
-                <w:color w:val="auto"/>
-                <w:kern w:val="0"/>
-                <w:sz w:val="22"/>
-                <w:szCs w:val="24"/>
-              </w:rPr>
-              <w:t>…………………………………………………………………</w:t>
-            </w:r>
-            <w:r>
-              <w:rPr>
-                <w:color w:val="auto"/>
-                <w:kern w:val="0"/>
-                <w:sz w:val="22"/>
-                <w:szCs w:val="24"/>
-              </w:rPr>
-              <w:t>………………….</w:t>
-            </w:r>
-          </w:p>
-          <w:p>
-            <w:pPr>
-              <w:spacing w:after="0" w:line="360" w:lineRule="auto"/>
-              <w:rPr>
-                <w:color w:val="auto"/>
-                <w:kern w:val="0"/>
-                <w:sz w:val="22"/>
-                <w:szCs w:val="24"/>
-              </w:rPr>
-            </w:pPr>
-            <w:r>
-              <w:rPr>
-                <w:color w:val="auto"/>
-                <w:kern w:val="0"/>
-                <w:sz w:val="22"/>
-                <w:szCs w:val="24"/>
-              </w:rPr>
-              <w:t>…………………………………………………………………</w:t>
-            </w:r>
-            <w:r>
-              <w:rPr>
-                <w:color w:val="auto"/>
-                <w:kern w:val="0"/>
-                <w:sz w:val="22"/>
-                <w:szCs w:val="24"/>
-              </w:rPr>
-              <w:t>………………….</w:t>
-            </w:r>
-          </w:p>
-          <w:p>
-            <w:pPr>
-              <w:spacing w:after="0" w:line="360" w:lineRule="auto"/>
-              <w:rPr>
-                <w:color w:val="auto"/>
-                <w:kern w:val="0"/>
-                <w:sz w:val="22"/>
-                <w:szCs w:val="24"/>
-              </w:rPr>
-            </w:pPr>
-            <w:r>
-              <w:rPr>
-                <w:color w:val="auto"/>
-                <w:kern w:val="0"/>
-                <w:sz w:val="22"/>
-                <w:szCs w:val="24"/>
-              </w:rPr>
-              <w:t>…………………………………………………………………</w:t>
-            </w:r>
-            <w:r>
-              <w:rPr>
-                <w:color w:val="auto"/>
-                <w:kern w:val="0"/>
-                <w:sz w:val="22"/>
-                <w:szCs w:val="24"/>
-              </w:rPr>
-              <w:t>………………….</w:t>
-            </w:r>
-          </w:p>
-          <w:p>
-            <w:pPr>
-              <w:spacing w:after="0" w:line="360" w:lineRule="auto"/>
-              <w:rPr>
-                <w:color w:val="auto"/>
-                <w:kern w:val="0"/>
-                <w:sz w:val="22"/>
-                <w:szCs w:val="24"/>
-              </w:rPr>
-            </w:pPr>
+              <w:t xml:space="preserve"> </w:t>
+            </w:r>
+            <w:r>
+              <w:rPr>
+                <w:color w:val="auto"/>
+                <w:kern w:val="0"/>
+                <w:sz w:val="22"/>
+                <w:szCs w:val="24"/>
+              </w:rPr>
+              <w:t xml:space="preserve">- </w:t>
+            </w:r>
+            <w:r>
+              <w:rPr>
+                <w:b/>
+                <w:bCs/>
+                <w:color w:val="auto"/>
+                <w:kern w:val="0"/>
+                <w:sz w:val="22"/>
+                <w:szCs w:val="24"/>
+              </w:rPr>
+              <w:t>Meted</w:t>
+            </w:r>
+            <w:r>
+              <w:rPr>
+                <w:color w:val="auto"/>
+                <w:kern w:val="0"/>
+                <w:sz w:val="22"/>
+                <w:szCs w:val="24"/>
+              </w:rPr>
+              <w:t xml:space="preserve"> to briefly review the final proposal outcome  </w:t>
+            </w:r>
+          </w:p>
+          <w:p>
+            <w:pPr>
+              <w:spacing w:after="0" w:line="360" w:lineRule="auto"/>
+              <w:rPr>
+                <w:color w:val="auto"/>
+                <w:kern w:val="0"/>
+                <w:sz w:val="22"/>
+                <w:szCs w:val="24"/>
+              </w:rPr>
+            </w:pPr>
+            <w:r>
+              <w:rPr>
+                <w:color w:val="auto"/>
+                <w:kern w:val="0"/>
+                <w:sz w:val="22"/>
+                <w:szCs w:val="24"/>
+              </w:rPr>
+              <w:t xml:space="preserve">  - </w:t>
+            </w:r>
+            <w:r>
+              <w:rPr>
+                <w:b/>
+                <w:bCs/>
+                <w:color w:val="auto"/>
+                <w:kern w:val="0"/>
+                <w:sz w:val="22"/>
+                <w:szCs w:val="24"/>
+              </w:rPr>
+              <w:t>Presented</w:t>
+            </w:r>
+            <w:r>
+              <w:rPr>
+                <w:color w:val="auto"/>
+                <w:kern w:val="0"/>
+                <w:sz w:val="22"/>
+                <w:szCs w:val="24"/>
+              </w:rPr>
+              <w:t xml:space="preserve"> and no farther comments given </w:t>
+            </w:r>
           </w:p>
         </w:tc>
       </w:tr>
@@ -5427,6 +5045,8 @@
             <w:pPr>
               <w:spacing w:after="0" w:line="360" w:lineRule="auto"/>
               <w:rPr>
+                <w:b/>
+                <w:bCs/>
                 <w:color w:val="auto"/>
                 <w:kern w:val="0"/>
                 <w:sz w:val="22"/>
@@ -5451,205 +5071,17 @@
                 <w:sz w:val="22"/>
                 <w:szCs w:val="24"/>
               </w:rPr>
-              <w:t xml:space="preserve"> …………………………………………………………………</w:t>
-            </w:r>
-            <w:r>
-              <w:rPr>
-                <w:color w:val="auto"/>
-                <w:kern w:val="0"/>
-                <w:sz w:val="22"/>
-                <w:szCs w:val="24"/>
-              </w:rPr>
-              <w:t>………………..</w:t>
-            </w:r>
-          </w:p>
-          <w:p>
-            <w:pPr>
-              <w:spacing w:after="0" w:line="360" w:lineRule="auto"/>
-              <w:rPr>
-                <w:color w:val="auto"/>
-                <w:kern w:val="0"/>
-                <w:sz w:val="22"/>
-                <w:szCs w:val="24"/>
-              </w:rPr>
-            </w:pPr>
-            <w:r>
-              <w:rPr>
-                <w:color w:val="auto"/>
-                <w:kern w:val="0"/>
-                <w:sz w:val="22"/>
-                <w:szCs w:val="24"/>
-              </w:rPr>
-              <w:t>…………………………………………………………………</w:t>
-            </w:r>
-            <w:r>
-              <w:rPr>
-                <w:color w:val="auto"/>
-                <w:kern w:val="0"/>
-                <w:sz w:val="22"/>
-                <w:szCs w:val="24"/>
-              </w:rPr>
-              <w:t>………………….</w:t>
-            </w:r>
-          </w:p>
-          <w:p>
-            <w:pPr>
-              <w:spacing w:after="0" w:line="360" w:lineRule="auto"/>
-              <w:rPr>
-                <w:color w:val="auto"/>
-                <w:kern w:val="0"/>
-                <w:sz w:val="22"/>
-                <w:szCs w:val="24"/>
-              </w:rPr>
-            </w:pPr>
-            <w:r>
-              <w:rPr>
-                <w:color w:val="auto"/>
-                <w:kern w:val="0"/>
-                <w:sz w:val="22"/>
-                <w:szCs w:val="24"/>
-              </w:rPr>
-              <w:t>…………………………………………………………………</w:t>
-            </w:r>
-            <w:r>
-              <w:rPr>
-                <w:color w:val="auto"/>
-                <w:kern w:val="0"/>
-                <w:sz w:val="22"/>
-                <w:szCs w:val="24"/>
-              </w:rPr>
-              <w:t>………………….</w:t>
-            </w:r>
-          </w:p>
-          <w:p>
-            <w:pPr>
-              <w:spacing w:after="0" w:line="360" w:lineRule="auto"/>
-              <w:rPr>
-                <w:color w:val="auto"/>
-                <w:kern w:val="0"/>
-                <w:sz w:val="22"/>
-                <w:szCs w:val="24"/>
-              </w:rPr>
-            </w:pPr>
-            <w:r>
-              <w:rPr>
-                <w:color w:val="auto"/>
-                <w:kern w:val="0"/>
-                <w:sz w:val="22"/>
-                <w:szCs w:val="24"/>
-              </w:rPr>
-              <w:t>…………………………………………………………………</w:t>
-            </w:r>
-            <w:r>
-              <w:rPr>
-                <w:color w:val="auto"/>
-                <w:kern w:val="0"/>
-                <w:sz w:val="22"/>
-                <w:szCs w:val="24"/>
-              </w:rPr>
-              <w:t>………………….</w:t>
-            </w:r>
-          </w:p>
-          <w:p>
-            <w:pPr>
-              <w:spacing w:after="0" w:line="360" w:lineRule="auto"/>
-              <w:rPr>
-                <w:color w:val="auto"/>
-                <w:kern w:val="0"/>
-                <w:sz w:val="22"/>
-                <w:szCs w:val="24"/>
-              </w:rPr>
-            </w:pPr>
-            <w:r>
-              <w:rPr>
-                <w:color w:val="auto"/>
-                <w:kern w:val="0"/>
-                <w:sz w:val="22"/>
-                <w:szCs w:val="24"/>
-              </w:rPr>
-              <w:t>…………………………………………………………………</w:t>
-            </w:r>
-            <w:r>
-              <w:rPr>
-                <w:color w:val="auto"/>
-                <w:kern w:val="0"/>
-                <w:sz w:val="22"/>
-                <w:szCs w:val="24"/>
-              </w:rPr>
-              <w:t>………………….</w:t>
-            </w:r>
-          </w:p>
-          <w:p>
-            <w:pPr>
-              <w:spacing w:after="0" w:line="360" w:lineRule="auto"/>
-              <w:rPr>
-                <w:color w:val="auto"/>
-                <w:kern w:val="0"/>
-                <w:sz w:val="22"/>
-                <w:szCs w:val="24"/>
-              </w:rPr>
-            </w:pPr>
-            <w:r>
-              <w:rPr>
-                <w:color w:val="auto"/>
-                <w:kern w:val="0"/>
-                <w:sz w:val="22"/>
-                <w:szCs w:val="24"/>
-              </w:rPr>
-              <w:t>…………………………………………………………………</w:t>
-            </w:r>
-            <w:r>
-              <w:rPr>
-                <w:color w:val="auto"/>
-                <w:kern w:val="0"/>
-                <w:sz w:val="22"/>
-                <w:szCs w:val="24"/>
-              </w:rPr>
-              <w:t>………………….</w:t>
-            </w:r>
-          </w:p>
-          <w:p>
-            <w:pPr>
-              <w:spacing w:after="0" w:line="360" w:lineRule="auto"/>
-              <w:rPr>
-                <w:color w:val="auto"/>
-                <w:kern w:val="0"/>
-                <w:sz w:val="22"/>
-                <w:szCs w:val="24"/>
-              </w:rPr>
-            </w:pPr>
-            <w:r>
-              <w:rPr>
-                <w:color w:val="auto"/>
-                <w:kern w:val="0"/>
-                <w:sz w:val="22"/>
-                <w:szCs w:val="24"/>
-              </w:rPr>
-              <w:t>…………………………………………………………………</w:t>
-            </w:r>
-            <w:r>
-              <w:rPr>
-                <w:color w:val="auto"/>
-                <w:kern w:val="0"/>
-                <w:sz w:val="22"/>
-                <w:szCs w:val="24"/>
-              </w:rPr>
-              <w:t>………………….</w:t>
-            </w:r>
-          </w:p>
-          <w:p>
-            <w:pPr>
-              <w:spacing w:after="0" w:line="360" w:lineRule="auto"/>
-              <w:jc w:val="both"/>
-              <w:rPr>
-                <w:b/>
-                <w:bCs/>
-                <w:color w:val="auto"/>
-                <w:kern w:val="0"/>
-                <w:sz w:val="22"/>
-                <w:szCs w:val="24"/>
-              </w:rPr>
-            </w:pPr>
+              <w:t xml:space="preserve"> </w:t>
+            </w:r>
+            <w:r>
+              <w:rPr>
+                <w:color w:val="auto"/>
+                <w:kern w:val="0"/>
+                <w:sz w:val="22"/>
+                <w:szCs w:val="24"/>
+              </w:rPr>
+              <w:t xml:space="preserve"> N\A</w:t>
+            </w:r>
           </w:p>
         </w:tc>
       </w:tr>
@@ -5695,6 +5127,8 @@
             <w:pPr>
               <w:spacing w:after="0" w:line="360" w:lineRule="auto"/>
               <w:rPr>
+                <w:b/>
+                <w:bCs/>
                 <w:color w:val="auto"/>
                 <w:kern w:val="0"/>
                 <w:sz w:val="22"/>
@@ -5719,163 +5153,16 @@
                 <w:sz w:val="22"/>
                 <w:szCs w:val="24"/>
               </w:rPr>
-              <w:t xml:space="preserve"> …………………………………………………………………</w:t>
-            </w:r>
-            <w:r>
-              <w:rPr>
-                <w:color w:val="auto"/>
-                <w:kern w:val="0"/>
-                <w:sz w:val="22"/>
-                <w:szCs w:val="24"/>
-              </w:rPr>
-              <w:t>………………….</w:t>
-            </w:r>
-          </w:p>
-          <w:p>
-            <w:pPr>
-              <w:spacing w:after="0" w:line="360" w:lineRule="auto"/>
-              <w:rPr>
-                <w:color w:val="auto"/>
-                <w:kern w:val="0"/>
-                <w:sz w:val="22"/>
-                <w:szCs w:val="24"/>
-              </w:rPr>
-            </w:pPr>
-            <w:r>
-              <w:rPr>
-                <w:color w:val="auto"/>
-                <w:kern w:val="0"/>
-                <w:sz w:val="22"/>
-                <w:szCs w:val="24"/>
-              </w:rPr>
-              <w:t>…………………………………………………………………</w:t>
-            </w:r>
-            <w:r>
-              <w:rPr>
-                <w:color w:val="auto"/>
-                <w:kern w:val="0"/>
-                <w:sz w:val="22"/>
-                <w:szCs w:val="24"/>
-              </w:rPr>
-              <w:t>………………….</w:t>
-            </w:r>
-          </w:p>
-          <w:p>
-            <w:pPr>
-              <w:spacing w:after="0" w:line="360" w:lineRule="auto"/>
-              <w:rPr>
-                <w:color w:val="auto"/>
-                <w:kern w:val="0"/>
-                <w:sz w:val="22"/>
-                <w:szCs w:val="24"/>
-              </w:rPr>
-            </w:pPr>
-            <w:r>
-              <w:rPr>
-                <w:color w:val="auto"/>
-                <w:kern w:val="0"/>
-                <w:sz w:val="22"/>
-                <w:szCs w:val="24"/>
-              </w:rPr>
-              <w:t>…………………………………………………………………</w:t>
-            </w:r>
-            <w:r>
-              <w:rPr>
-                <w:color w:val="auto"/>
-                <w:kern w:val="0"/>
-                <w:sz w:val="22"/>
-                <w:szCs w:val="24"/>
-              </w:rPr>
-              <w:t>………………….</w:t>
-            </w:r>
-          </w:p>
-          <w:p>
-            <w:pPr>
-              <w:spacing w:after="0" w:line="360" w:lineRule="auto"/>
-              <w:rPr>
-                <w:color w:val="auto"/>
-                <w:kern w:val="0"/>
-                <w:sz w:val="22"/>
-                <w:szCs w:val="24"/>
-              </w:rPr>
-            </w:pPr>
-            <w:r>
-              <w:rPr>
-                <w:color w:val="auto"/>
-                <w:kern w:val="0"/>
-                <w:sz w:val="22"/>
-                <w:szCs w:val="24"/>
-              </w:rPr>
-              <w:t>…………………………………………………………………</w:t>
-            </w:r>
-            <w:r>
-              <w:rPr>
-                <w:color w:val="auto"/>
-                <w:kern w:val="0"/>
-                <w:sz w:val="22"/>
-                <w:szCs w:val="24"/>
-              </w:rPr>
-              <w:t>………………….</w:t>
-            </w:r>
-          </w:p>
-          <w:p>
-            <w:pPr>
-              <w:spacing w:after="0" w:line="360" w:lineRule="auto"/>
-              <w:rPr>
-                <w:color w:val="auto"/>
-                <w:kern w:val="0"/>
-                <w:sz w:val="22"/>
-                <w:szCs w:val="24"/>
-              </w:rPr>
-            </w:pPr>
-            <w:r>
-              <w:rPr>
-                <w:color w:val="auto"/>
-                <w:kern w:val="0"/>
-                <w:sz w:val="22"/>
-                <w:szCs w:val="24"/>
-              </w:rPr>
-              <w:t>…………………………………………………………………</w:t>
-            </w:r>
-            <w:r>
-              <w:rPr>
-                <w:color w:val="auto"/>
-                <w:kern w:val="0"/>
-                <w:sz w:val="22"/>
-                <w:szCs w:val="24"/>
-              </w:rPr>
-              <w:t>………………….</w:t>
-            </w:r>
-          </w:p>
-          <w:p>
-            <w:pPr>
-              <w:spacing w:after="0" w:line="360" w:lineRule="auto"/>
-              <w:rPr>
-                <w:b/>
-                <w:bCs/>
-                <w:color w:val="auto"/>
-                <w:kern w:val="0"/>
-                <w:sz w:val="22"/>
-                <w:szCs w:val="24"/>
-              </w:rPr>
-            </w:pPr>
-            <w:r>
-              <w:rPr>
-                <w:color w:val="auto"/>
-                <w:kern w:val="0"/>
-                <w:sz w:val="22"/>
-                <w:szCs w:val="24"/>
-              </w:rPr>
-              <w:t>…………………………………………………………………</w:t>
-            </w:r>
-            <w:r>
-              <w:rPr>
-                <w:color w:val="auto"/>
-                <w:kern w:val="0"/>
-                <w:sz w:val="22"/>
-                <w:szCs w:val="24"/>
-              </w:rPr>
-              <w:t>………………….</w:t>
+              <w:t xml:space="preserve"> </w:t>
+            </w:r>
+            <w:r>
+              <w:rPr>
+                <w:color w:val="auto"/>
+                <w:kern w:val="0"/>
+                <w:sz w:val="22"/>
+                <w:szCs w:val="24"/>
+              </w:rPr>
+              <w:t xml:space="preserve">Progress 1 </w:t>
             </w:r>
           </w:p>
         </w:tc>
@@ -5963,6 +5250,138 @@
               </w:rPr>
               <w:t>……………………….     Date: …………………</w:t>
             </w:r>
+          </w:p>
+          <w:p>
+            <w:pPr>
+              <w:spacing w:after="0" w:line="360" w:lineRule="auto"/>
+              <w:jc w:val="both"/>
+              <w:rPr>
+                <w:color w:val="auto"/>
+                <w:kern w:val="0"/>
+                <w:sz w:val="22"/>
+                <w:szCs w:val="24"/>
+              </w:rPr>
+            </w:pPr>
+          </w:p>
+          <w:p>
+            <w:pPr>
+              <w:spacing w:after="0" w:line="360" w:lineRule="auto"/>
+              <w:jc w:val="both"/>
+              <w:rPr>
+                <w:color w:val="auto"/>
+                <w:kern w:val="0"/>
+                <w:sz w:val="22"/>
+                <w:szCs w:val="24"/>
+              </w:rPr>
+            </w:pPr>
+          </w:p>
+          <w:p>
+            <w:pPr>
+              <w:spacing w:after="0" w:line="360" w:lineRule="auto"/>
+              <w:jc w:val="both"/>
+              <w:rPr>
+                <w:color w:val="auto"/>
+                <w:kern w:val="0"/>
+                <w:sz w:val="22"/>
+                <w:szCs w:val="24"/>
+              </w:rPr>
+            </w:pPr>
+          </w:p>
+          <w:p>
+            <w:pPr>
+              <w:spacing w:after="0" w:line="360" w:lineRule="auto"/>
+              <w:jc w:val="both"/>
+              <w:rPr>
+                <w:color w:val="auto"/>
+                <w:kern w:val="0"/>
+                <w:sz w:val="22"/>
+                <w:szCs w:val="24"/>
+              </w:rPr>
+            </w:pPr>
+          </w:p>
+          <w:p>
+            <w:pPr>
+              <w:spacing w:after="0" w:line="360" w:lineRule="auto"/>
+              <w:jc w:val="both"/>
+              <w:rPr>
+                <w:color w:val="auto"/>
+                <w:kern w:val="0"/>
+                <w:sz w:val="22"/>
+                <w:szCs w:val="24"/>
+              </w:rPr>
+            </w:pPr>
+          </w:p>
+          <w:p>
+            <w:pPr>
+              <w:spacing w:after="0" w:line="360" w:lineRule="auto"/>
+              <w:jc w:val="both"/>
+              <w:rPr>
+                <w:color w:val="auto"/>
+                <w:kern w:val="0"/>
+                <w:sz w:val="22"/>
+                <w:szCs w:val="24"/>
+              </w:rPr>
+            </w:pPr>
+          </w:p>
+          <w:p>
+            <w:pPr>
+              <w:spacing w:after="0" w:line="360" w:lineRule="auto"/>
+              <w:jc w:val="both"/>
+              <w:rPr>
+                <w:color w:val="auto"/>
+                <w:kern w:val="0"/>
+                <w:sz w:val="22"/>
+                <w:szCs w:val="24"/>
+              </w:rPr>
+            </w:pPr>
+          </w:p>
+          <w:p>
+            <w:pPr>
+              <w:spacing w:after="0" w:line="360" w:lineRule="auto"/>
+              <w:jc w:val="both"/>
+              <w:rPr>
+                <w:color w:val="auto"/>
+                <w:kern w:val="0"/>
+                <w:sz w:val="22"/>
+                <w:szCs w:val="24"/>
+              </w:rPr>
+            </w:pPr>
+          </w:p>
+          <w:p>
+            <w:pPr>
+              <w:spacing w:after="0" w:line="360" w:lineRule="auto"/>
+              <w:jc w:val="both"/>
+              <w:rPr>
+                <w:color w:val="auto"/>
+                <w:kern w:val="0"/>
+                <w:sz w:val="22"/>
+                <w:szCs w:val="24"/>
+              </w:rPr>
+            </w:pPr>
+          </w:p>
+          <w:p>
+            <w:pPr>
+              <w:spacing w:after="0" w:line="360" w:lineRule="auto"/>
+              <w:jc w:val="both"/>
+              <w:rPr>
+                <w:color w:val="auto"/>
+                <w:kern w:val="0"/>
+                <w:sz w:val="22"/>
+                <w:szCs w:val="24"/>
+              </w:rPr>
+            </w:pPr>
+          </w:p>
+          <w:p>
+            <w:pPr>
+              <w:spacing w:after="0" w:line="360" w:lineRule="auto"/>
+              <w:jc w:val="both"/>
+              <w:rPr>
+                <w:color w:val="auto"/>
+                <w:kern w:val="0"/>
+                <w:sz w:val="22"/>
+                <w:szCs w:val="24"/>
+              </w:rPr>
+            </w:pPr>
           </w:p>
         </w:tc>
       </w:tr>
@@ -5973,7 +5392,7 @@
         <w:tblW w:w="11164" w:type="dxa"/>
         <w:tblInd w:w="-616" w:type="dxa"/>
         <w:tblLayout w:type="fixed"/>
-        <w:tblLook w:val="0000"/>
+        <w:tblLook w:val="0000" w:firstRow="0" w:lastRow="0" w:firstColumn="0" w:lastColumn="0" w:noHBand="0" w:noVBand="0"/>
       </w:tblPr>
       <w:tblGrid>
         <w:gridCol w:w="2794"/>
@@ -6015,7 +5434,7 @@
                 <w:lang w:val="ms-MY" w:eastAsia="ms-MY"/>
               </w:rPr>
               <w:drawing>
-                <wp:inline distT="0" distB="0" distL="0" distR="0">
+                <wp:inline distT="0" distB="0" distL="0" distR="0" wp14:anchorId="6588CAB9" wp14:editId="4BD6059B">
                   <wp:extent cx="1365972" cy="552893"/>
                   <wp:effectExtent l="19050" t="0" r="5628" b="0"/>
                   <wp:docPr id="5" name="Picture 0" descr="logo utm ru baru.jpg"/>
@@ -6244,13 +5663,20 @@
                 <w:sz w:val="22"/>
                 <w:szCs w:val="22"/>
               </w:rPr>
-              <w:t xml:space="preserve">: ……………………… </w:t>
+              <w:t xml:space="preserve">: </w:t>
             </w:r>
             <w:r>
               <w:rPr>
                 <w:sz w:val="22"/>
                 <w:szCs w:val="22"/>
               </w:rPr>
+              <w:t>20252026</w:t>
+            </w:r>
+            <w:r>
+              <w:rPr>
+                <w:sz w:val="22"/>
+                <w:szCs w:val="22"/>
+              </w:rPr>
               <w:t xml:space="preserve">          </w:t>
             </w:r>
             <w:r>
@@ -6272,8 +5698,16 @@
               <w:rPr>
                 <w:sz w:val="24"/>
                 <w:szCs w:val="22"/>
-              </w:rPr>
-              <w:t>PSM 1 / PSM 2</w:t>
+                <w:highlight w:val="yellow"/>
+              </w:rPr>
+              <w:t>PSM 1</w:t>
+            </w:r>
+            <w:r>
+              <w:rPr>
+                <w:sz w:val="24"/>
+                <w:szCs w:val="22"/>
+              </w:rPr>
+              <w:t xml:space="preserve"> / PSM 2</w:t>
             </w:r>
           </w:p>
           <w:p>
@@ -6309,7 +5743,7 @@
       <w:tblPr>
         <w:tblW w:w="9738" w:type="dxa"/>
         <w:tblLayout w:type="fixed"/>
-        <w:tblLook w:val="0000"/>
+        <w:tblLook w:val="0000" w:firstRow="0" w:lastRow="0" w:firstColumn="0" w:lastColumn="0" w:noHBand="0" w:noVBand="0"/>
       </w:tblPr>
       <w:tblGrid>
         <w:gridCol w:w="2072"/>
@@ -6377,25 +5811,7 @@
                 <w:sz w:val="22"/>
                 <w:szCs w:val="24"/>
               </w:rPr>
-              <w:t>…</w:t>
-            </w:r>
-            <w:r>
-              <w:rPr>
-                <w:color w:val="auto"/>
-                <w:kern w:val="0"/>
-                <w:sz w:val="22"/>
-                <w:szCs w:val="24"/>
-              </w:rPr>
-              <w:t>..</w:t>
-            </w:r>
-            <w:r>
-              <w:rPr>
-                <w:color w:val="auto"/>
-                <w:kern w:val="0"/>
-                <w:sz w:val="22"/>
-                <w:szCs w:val="24"/>
-              </w:rPr>
-              <w:t>…</w:t>
+              <w:t>20</w:t>
             </w:r>
             <w:r>
               <w:rPr>
@@ -6413,43 +5829,7 @@
                 <w:sz w:val="22"/>
                 <w:szCs w:val="24"/>
               </w:rPr>
-              <w:t>…</w:t>
-            </w:r>
-            <w:r>
-              <w:rPr>
-                <w:color w:val="auto"/>
-                <w:kern w:val="0"/>
-                <w:sz w:val="22"/>
-                <w:szCs w:val="24"/>
-              </w:rPr>
-              <w:t>..</w:t>
-            </w:r>
-            <w:r>
-              <w:rPr>
-                <w:color w:val="auto"/>
-                <w:kern w:val="0"/>
-                <w:sz w:val="22"/>
-                <w:szCs w:val="24"/>
-              </w:rPr>
-              <w:t>…</w:t>
-            </w:r>
-            <w:r>
-              <w:rPr>
-                <w:color w:val="auto"/>
-                <w:kern w:val="0"/>
-                <w:sz w:val="22"/>
-                <w:szCs w:val="24"/>
-              </w:rPr>
-              <w:t>/…</w:t>
-            </w:r>
-            <w:r>
-              <w:rPr>
-                <w:color w:val="auto"/>
-                <w:kern w:val="0"/>
-                <w:sz w:val="22"/>
-                <w:szCs w:val="24"/>
-              </w:rPr>
-              <w:t>…………</w:t>
+              <w:t>04/2026</w:t>
             </w:r>
             <w:r>
               <w:rPr>
@@ -6486,7 +5866,26 @@
                 <w:sz w:val="24"/>
                 <w:szCs w:val="24"/>
               </w:rPr>
-              <w:t>1 / 2 / 3 / 4 / 5/ 6 / 7 ……</w:t>
+              <w:t xml:space="preserve">1 / 2 / 3 / </w:t>
+            </w:r>
+            <w:r>
+              <w:rPr>
+                <w:color w:val="auto"/>
+                <w:kern w:val="0"/>
+                <w:sz w:val="24"/>
+                <w:szCs w:val="24"/>
+                <w:highlight w:val="yellow"/>
+              </w:rPr>
+              <w:t>4</w:t>
+            </w:r>
+            <w:r>
+              <w:rPr>
+                <w:color w:val="auto"/>
+                <w:kern w:val="0"/>
+                <w:sz w:val="24"/>
+                <w:szCs w:val="24"/>
+              </w:rPr>
+              <w:t xml:space="preserve"> / 5/ 6 / 7 ……</w:t>
             </w:r>
           </w:p>
           <w:p>
@@ -6609,191 +6008,143 @@
                 <w:sz w:val="22"/>
                 <w:szCs w:val="24"/>
               </w:rPr>
-              <w:t xml:space="preserve"> …………………………………………………………………</w:t>
-            </w:r>
-            <w:r>
-              <w:rPr>
-                <w:color w:val="auto"/>
-                <w:kern w:val="0"/>
-                <w:sz w:val="22"/>
-                <w:szCs w:val="24"/>
-              </w:rPr>
-              <w:t>………………..</w:t>
-            </w:r>
-          </w:p>
-          <w:p>
-            <w:pPr>
-              <w:spacing w:after="0" w:line="360" w:lineRule="auto"/>
-              <w:rPr>
-                <w:color w:val="auto"/>
-                <w:kern w:val="0"/>
-                <w:sz w:val="22"/>
-                <w:szCs w:val="24"/>
-              </w:rPr>
-            </w:pPr>
-            <w:r>
-              <w:rPr>
-                <w:color w:val="auto"/>
-                <w:kern w:val="0"/>
-                <w:sz w:val="22"/>
-                <w:szCs w:val="24"/>
-              </w:rPr>
-              <w:t>…………………………………………………………………</w:t>
-            </w:r>
-            <w:r>
-              <w:rPr>
-                <w:color w:val="auto"/>
-                <w:kern w:val="0"/>
-                <w:sz w:val="22"/>
-                <w:szCs w:val="24"/>
-              </w:rPr>
-              <w:t>………………….</w:t>
-            </w:r>
-          </w:p>
-          <w:p>
-            <w:pPr>
-              <w:spacing w:after="0" w:line="360" w:lineRule="auto"/>
-              <w:rPr>
-                <w:color w:val="auto"/>
-                <w:kern w:val="0"/>
-                <w:sz w:val="22"/>
-                <w:szCs w:val="24"/>
-              </w:rPr>
-            </w:pPr>
-            <w:r>
-              <w:rPr>
-                <w:color w:val="auto"/>
-                <w:kern w:val="0"/>
-                <w:sz w:val="22"/>
-                <w:szCs w:val="24"/>
-              </w:rPr>
-              <w:t>…………………………………………………………………</w:t>
-            </w:r>
-            <w:r>
-              <w:rPr>
-                <w:color w:val="auto"/>
-                <w:kern w:val="0"/>
-                <w:sz w:val="22"/>
-                <w:szCs w:val="24"/>
-              </w:rPr>
-              <w:t>………………….</w:t>
-            </w:r>
-          </w:p>
-          <w:p>
-            <w:pPr>
-              <w:spacing w:after="0" w:line="360" w:lineRule="auto"/>
-              <w:rPr>
-                <w:color w:val="auto"/>
-                <w:kern w:val="0"/>
-                <w:sz w:val="22"/>
-                <w:szCs w:val="24"/>
-              </w:rPr>
-            </w:pPr>
-            <w:r>
-              <w:rPr>
-                <w:color w:val="auto"/>
-                <w:kern w:val="0"/>
-                <w:sz w:val="22"/>
-                <w:szCs w:val="24"/>
-              </w:rPr>
-              <w:t>…………………………………………………………………</w:t>
-            </w:r>
-            <w:r>
-              <w:rPr>
-                <w:color w:val="auto"/>
-                <w:kern w:val="0"/>
-                <w:sz w:val="22"/>
-                <w:szCs w:val="24"/>
-              </w:rPr>
-              <w:t>………………….</w:t>
-            </w:r>
-          </w:p>
-          <w:p>
-            <w:pPr>
-              <w:spacing w:after="0" w:line="360" w:lineRule="auto"/>
-              <w:rPr>
-                <w:color w:val="auto"/>
-                <w:kern w:val="0"/>
-                <w:sz w:val="22"/>
-                <w:szCs w:val="24"/>
-              </w:rPr>
-            </w:pPr>
-            <w:r>
-              <w:rPr>
-                <w:color w:val="auto"/>
-                <w:kern w:val="0"/>
-                <w:sz w:val="22"/>
-                <w:szCs w:val="24"/>
-              </w:rPr>
-              <w:t>…………………………………………………………………</w:t>
-            </w:r>
-            <w:r>
-              <w:rPr>
-                <w:color w:val="auto"/>
-                <w:kern w:val="0"/>
-                <w:sz w:val="22"/>
-                <w:szCs w:val="24"/>
-              </w:rPr>
-              <w:t>………………….</w:t>
-            </w:r>
-          </w:p>
-          <w:p>
-            <w:pPr>
-              <w:spacing w:after="0" w:line="360" w:lineRule="auto"/>
-              <w:rPr>
-                <w:color w:val="auto"/>
-                <w:kern w:val="0"/>
-                <w:sz w:val="22"/>
-                <w:szCs w:val="24"/>
-              </w:rPr>
-            </w:pPr>
-            <w:r>
-              <w:rPr>
-                <w:color w:val="auto"/>
-                <w:kern w:val="0"/>
-                <w:sz w:val="22"/>
-                <w:szCs w:val="24"/>
-              </w:rPr>
-              <w:t>…………………………………………………………………</w:t>
-            </w:r>
-            <w:r>
-              <w:rPr>
-                <w:color w:val="auto"/>
-                <w:kern w:val="0"/>
-                <w:sz w:val="22"/>
-                <w:szCs w:val="24"/>
-              </w:rPr>
-              <w:t>………………….</w:t>
-            </w:r>
-          </w:p>
-          <w:p>
-            <w:pPr>
-              <w:spacing w:after="0" w:line="360" w:lineRule="auto"/>
-              <w:rPr>
-                <w:color w:val="auto"/>
-                <w:kern w:val="0"/>
-                <w:sz w:val="22"/>
-                <w:szCs w:val="24"/>
-              </w:rPr>
-            </w:pPr>
-            <w:r>
-              <w:rPr>
-                <w:color w:val="auto"/>
-                <w:kern w:val="0"/>
-                <w:sz w:val="22"/>
-                <w:szCs w:val="24"/>
-              </w:rPr>
-              <w:t>…………………………………………………………………</w:t>
-            </w:r>
-            <w:r>
-              <w:rPr>
-                <w:color w:val="auto"/>
-                <w:kern w:val="0"/>
-                <w:sz w:val="22"/>
-                <w:szCs w:val="24"/>
-              </w:rPr>
-              <w:t>………………….</w:t>
-            </w:r>
+              <w:t xml:space="preserve"> </w:t>
+            </w:r>
+            <w:r>
+              <w:rPr>
+                <w:b/>
+                <w:bCs/>
+                <w:color w:val="auto"/>
+                <w:kern w:val="0"/>
+                <w:sz w:val="22"/>
+                <w:szCs w:val="24"/>
+              </w:rPr>
+              <w:t>-</w:t>
+            </w:r>
+            <w:r>
+              <w:rPr>
+                <w:color w:val="auto"/>
+                <w:kern w:val="0"/>
+                <w:sz w:val="22"/>
+                <w:szCs w:val="24"/>
+              </w:rPr>
+              <w:t xml:space="preserve"> </w:t>
+            </w:r>
+            <w:r>
+              <w:rPr>
+                <w:b/>
+                <w:bCs/>
+                <w:color w:val="auto"/>
+                <w:kern w:val="0"/>
+                <w:sz w:val="22"/>
+                <w:szCs w:val="24"/>
+              </w:rPr>
+              <w:t>Case Study Identification:</w:t>
+            </w:r>
+            <w:r>
+              <w:rPr>
+                <w:color w:val="auto"/>
+                <w:kern w:val="0"/>
+                <w:sz w:val="22"/>
+                <w:szCs w:val="24"/>
+              </w:rPr>
+              <w:t xml:space="preserve"> Defined Alamin Clinic (Saudi Arabia) as the primary stakeholder after analyzing their specific ransomware incident</w:t>
+            </w:r>
+          </w:p>
+          <w:p>
+            <w:pPr>
+              <w:spacing w:after="0" w:line="360" w:lineRule="auto"/>
+              <w:rPr>
+                <w:color w:val="auto"/>
+                <w:kern w:val="0"/>
+                <w:sz w:val="22"/>
+                <w:szCs w:val="24"/>
+              </w:rPr>
+            </w:pPr>
+            <w:r>
+              <w:rPr>
+                <w:b/>
+                <w:bCs/>
+                <w:color w:val="auto"/>
+                <w:kern w:val="0"/>
+                <w:sz w:val="22"/>
+                <w:szCs w:val="24"/>
+              </w:rPr>
+              <w:t xml:space="preserve">  - </w:t>
+            </w:r>
+            <w:r>
+              <w:rPr>
+                <w:b/>
+                <w:bCs/>
+                <w:color w:val="auto"/>
+                <w:kern w:val="0"/>
+                <w:sz w:val="22"/>
+                <w:szCs w:val="24"/>
+              </w:rPr>
+              <w:t>Problem Background:</w:t>
+            </w:r>
+            <w:r>
+              <w:rPr>
+                <w:color w:val="auto"/>
+                <w:kern w:val="0"/>
+                <w:sz w:val="22"/>
+                <w:szCs w:val="24"/>
+              </w:rPr>
+              <w:t xml:space="preserve"> Drafted the initial problem statement focusing on the flaws of manual server configuration and the lack of network segmentation</w:t>
+            </w:r>
+          </w:p>
+          <w:p>
+            <w:pPr>
+              <w:spacing w:after="0" w:line="360" w:lineRule="auto"/>
+              <w:rPr>
+                <w:color w:val="auto"/>
+                <w:kern w:val="0"/>
+                <w:sz w:val="22"/>
+                <w:szCs w:val="24"/>
+              </w:rPr>
+            </w:pPr>
+            <w:r>
+              <w:rPr>
+                <w:b/>
+                <w:bCs/>
+                <w:color w:val="auto"/>
+                <w:kern w:val="0"/>
+                <w:sz w:val="22"/>
+                <w:szCs w:val="24"/>
+              </w:rPr>
+              <w:t xml:space="preserve">   - </w:t>
+            </w:r>
+            <w:r>
+              <w:rPr>
+                <w:b/>
+                <w:bCs/>
+                <w:color w:val="auto"/>
+                <w:kern w:val="0"/>
+                <w:sz w:val="22"/>
+                <w:szCs w:val="24"/>
+              </w:rPr>
+              <w:t>Literature Initiation:</w:t>
+            </w:r>
+            <w:r>
+              <w:rPr>
+                <w:color w:val="auto"/>
+                <w:kern w:val="0"/>
+                <w:sz w:val="22"/>
+                <w:szCs w:val="24"/>
+              </w:rPr>
+              <w:t xml:space="preserve"> Commenced research into the state of cloud computing in healthcare, specifically looking at studies from the early 2010s to present</w:t>
+            </w:r>
+          </w:p>
+          <w:p>
+            <w:pPr>
+              <w:spacing w:after="0" w:line="360" w:lineRule="auto"/>
+              <w:rPr>
+                <w:color w:val="auto"/>
+                <w:kern w:val="0"/>
+                <w:sz w:val="22"/>
+                <w:szCs w:val="24"/>
+              </w:rPr>
+            </w:pPr>
           </w:p>
           <w:p>
             <w:pPr>
@@ -6890,6 +6241,7 @@
           <w:p>
             <w:pPr>
               <w:spacing w:after="0" w:line="360" w:lineRule="auto"/>
+              <w:jc w:val="both"/>
               <w:rPr>
                 <w:color w:val="auto"/>
                 <w:kern w:val="0"/>
@@ -6915,199 +6267,127 @@
                 <w:sz w:val="22"/>
                 <w:szCs w:val="24"/>
               </w:rPr>
-              <w:t xml:space="preserve"> …………………………………………………………………</w:t>
-            </w:r>
-            <w:r>
-              <w:rPr>
-                <w:color w:val="auto"/>
-                <w:kern w:val="0"/>
-                <w:sz w:val="22"/>
-                <w:szCs w:val="24"/>
-              </w:rPr>
-              <w:t>………………..</w:t>
-            </w:r>
-          </w:p>
-          <w:p>
-            <w:pPr>
-              <w:spacing w:after="0" w:line="360" w:lineRule="auto"/>
-              <w:rPr>
-                <w:color w:val="auto"/>
-                <w:kern w:val="0"/>
-                <w:sz w:val="22"/>
-                <w:szCs w:val="24"/>
-              </w:rPr>
-            </w:pPr>
-            <w:r>
-              <w:rPr>
-                <w:color w:val="auto"/>
-                <w:kern w:val="0"/>
-                <w:sz w:val="22"/>
-                <w:szCs w:val="24"/>
-              </w:rPr>
-              <w:t>…………………………………………………………………</w:t>
-            </w:r>
-            <w:r>
-              <w:rPr>
-                <w:color w:val="auto"/>
-                <w:kern w:val="0"/>
-                <w:sz w:val="22"/>
-                <w:szCs w:val="24"/>
-              </w:rPr>
-              <w:t>………………….</w:t>
-            </w:r>
-          </w:p>
-          <w:p>
-            <w:pPr>
-              <w:spacing w:after="0" w:line="360" w:lineRule="auto"/>
-              <w:rPr>
-                <w:color w:val="auto"/>
-                <w:kern w:val="0"/>
-                <w:sz w:val="22"/>
-                <w:szCs w:val="24"/>
-              </w:rPr>
-            </w:pPr>
-            <w:r>
-              <w:rPr>
-                <w:color w:val="auto"/>
-                <w:kern w:val="0"/>
-                <w:sz w:val="22"/>
-                <w:szCs w:val="24"/>
-              </w:rPr>
-              <w:t>…………………………………………………………………</w:t>
-            </w:r>
-            <w:r>
-              <w:rPr>
-                <w:color w:val="auto"/>
-                <w:kern w:val="0"/>
-                <w:sz w:val="22"/>
-                <w:szCs w:val="24"/>
-              </w:rPr>
-              <w:t>………………….</w:t>
-            </w:r>
-          </w:p>
-          <w:p>
-            <w:pPr>
-              <w:spacing w:after="0" w:line="360" w:lineRule="auto"/>
-              <w:rPr>
-                <w:color w:val="auto"/>
-                <w:kern w:val="0"/>
-                <w:sz w:val="22"/>
-                <w:szCs w:val="24"/>
-              </w:rPr>
-            </w:pPr>
-            <w:r>
-              <w:rPr>
-                <w:color w:val="auto"/>
-                <w:kern w:val="0"/>
-                <w:sz w:val="22"/>
-                <w:szCs w:val="24"/>
-              </w:rPr>
-              <w:t>…………………………………………………………………</w:t>
-            </w:r>
-            <w:r>
-              <w:rPr>
-                <w:color w:val="auto"/>
-                <w:kern w:val="0"/>
-                <w:sz w:val="22"/>
-                <w:szCs w:val="24"/>
-              </w:rPr>
-              <w:t>………………….</w:t>
-            </w:r>
-          </w:p>
-          <w:p>
-            <w:pPr>
-              <w:spacing w:after="0" w:line="360" w:lineRule="auto"/>
-              <w:rPr>
-                <w:color w:val="auto"/>
-                <w:kern w:val="0"/>
-                <w:sz w:val="22"/>
-                <w:szCs w:val="24"/>
-              </w:rPr>
-            </w:pPr>
-            <w:r>
-              <w:rPr>
-                <w:color w:val="auto"/>
-                <w:kern w:val="0"/>
-                <w:sz w:val="22"/>
-                <w:szCs w:val="24"/>
-              </w:rPr>
-              <w:t>…………………………………………………………………</w:t>
-            </w:r>
-            <w:r>
-              <w:rPr>
-                <w:color w:val="auto"/>
-                <w:kern w:val="0"/>
-                <w:sz w:val="22"/>
-                <w:szCs w:val="24"/>
-              </w:rPr>
-              <w:t>………………….</w:t>
-            </w:r>
-          </w:p>
-          <w:p>
-            <w:pPr>
-              <w:spacing w:after="0" w:line="360" w:lineRule="auto"/>
-              <w:rPr>
-                <w:color w:val="auto"/>
-                <w:kern w:val="0"/>
-                <w:sz w:val="22"/>
-                <w:szCs w:val="24"/>
-              </w:rPr>
-            </w:pPr>
-            <w:r>
-              <w:rPr>
-                <w:color w:val="auto"/>
-                <w:kern w:val="0"/>
-                <w:sz w:val="22"/>
-                <w:szCs w:val="24"/>
-              </w:rPr>
-              <w:t>…………………………………………………………………</w:t>
-            </w:r>
-            <w:r>
-              <w:rPr>
-                <w:color w:val="auto"/>
-                <w:kern w:val="0"/>
-                <w:sz w:val="22"/>
-                <w:szCs w:val="24"/>
-              </w:rPr>
-              <w:t>………………….</w:t>
-            </w:r>
-          </w:p>
-          <w:p>
-            <w:pPr>
-              <w:spacing w:after="0" w:line="360" w:lineRule="auto"/>
-              <w:rPr>
-                <w:color w:val="auto"/>
-                <w:kern w:val="0"/>
-                <w:sz w:val="22"/>
-                <w:szCs w:val="24"/>
-              </w:rPr>
-            </w:pPr>
-            <w:r>
-              <w:rPr>
-                <w:color w:val="auto"/>
-                <w:kern w:val="0"/>
-                <w:sz w:val="22"/>
-                <w:szCs w:val="24"/>
-              </w:rPr>
-              <w:t>…………………………………………………………………</w:t>
-            </w:r>
-            <w:r>
-              <w:rPr>
-                <w:color w:val="auto"/>
-                <w:kern w:val="0"/>
-                <w:sz w:val="22"/>
-                <w:szCs w:val="24"/>
-              </w:rPr>
-              <w:t>………………….</w:t>
-            </w:r>
-          </w:p>
-          <w:p>
-            <w:pPr>
-              <w:spacing w:after="0" w:line="360" w:lineRule="auto"/>
-              <w:jc w:val="both"/>
-              <w:rPr>
-                <w:b/>
-                <w:bCs/>
+              <w:t xml:space="preserve"> </w:t>
+            </w:r>
+            <w:r>
+              <w:rPr>
+                <w:color w:val="auto"/>
+                <w:kern w:val="0"/>
+                <w:sz w:val="22"/>
+                <w:szCs w:val="24"/>
+              </w:rPr>
+              <w:t xml:space="preserve">- </w:t>
+            </w:r>
+            <w:r>
+              <w:rPr>
+                <w:b/>
+                <w:bCs/>
+                <w:color w:val="auto"/>
+                <w:kern w:val="0"/>
+                <w:sz w:val="22"/>
+                <w:szCs w:val="24"/>
+              </w:rPr>
+              <w:t>Gap Analysis:</w:t>
+            </w:r>
+            <w:r>
+              <w:rPr>
+                <w:color w:val="auto"/>
+                <w:kern w:val="0"/>
+                <w:sz w:val="22"/>
+                <w:szCs w:val="24"/>
+              </w:rPr>
+              <w:t xml:space="preserve"> Encouraged me to focus on the "market gap" for small healthcare providers who cannot afford enterprise solutions like Epic Systems</w:t>
+            </w:r>
+          </w:p>
+          <w:p>
+            <w:pPr>
+              <w:spacing w:after="0" w:line="360" w:lineRule="auto"/>
+              <w:jc w:val="both"/>
+              <w:rPr>
+                <w:color w:val="auto"/>
+                <w:kern w:val="0"/>
+                <w:sz w:val="22"/>
+                <w:szCs w:val="24"/>
+              </w:rPr>
+            </w:pPr>
+            <w:r>
+              <w:rPr>
+                <w:b/>
+                <w:bCs/>
+                <w:color w:val="auto"/>
+                <w:kern w:val="0"/>
+                <w:sz w:val="22"/>
+                <w:szCs w:val="24"/>
+              </w:rPr>
+              <w:t xml:space="preserve">  - </w:t>
+            </w:r>
+            <w:r>
+              <w:rPr>
+                <w:b/>
+                <w:bCs/>
+                <w:color w:val="auto"/>
+                <w:kern w:val="0"/>
+                <w:sz w:val="22"/>
+                <w:szCs w:val="24"/>
+              </w:rPr>
+              <w:t>Security Standards:</w:t>
+            </w:r>
+            <w:r>
+              <w:rPr>
+                <w:color w:val="auto"/>
+                <w:kern w:val="0"/>
+                <w:sz w:val="22"/>
+                <w:szCs w:val="24"/>
+              </w:rPr>
+              <w:t xml:space="preserve"> Advised using the HIPAA framework as a "gold-standard" benchmark for evaluating the proposed system.</w:t>
+            </w:r>
+          </w:p>
+          <w:p>
+            <w:pPr>
+              <w:spacing w:after="0" w:line="360" w:lineRule="auto"/>
+              <w:jc w:val="both"/>
+              <w:rPr>
+                <w:color w:val="auto"/>
+                <w:kern w:val="0"/>
+                <w:sz w:val="22"/>
+                <w:szCs w:val="24"/>
+              </w:rPr>
+            </w:pPr>
+            <w:r>
+              <w:rPr>
+                <w:color w:val="auto"/>
+                <w:kern w:val="0"/>
+                <w:sz w:val="22"/>
+                <w:szCs w:val="24"/>
+              </w:rPr>
+              <w:t xml:space="preserve">  - </w:t>
+            </w:r>
+            <w:r>
+              <w:rPr>
+                <w:b/>
+                <w:bCs/>
+                <w:color w:val="auto"/>
+                <w:kern w:val="0"/>
+                <w:sz w:val="22"/>
+                <w:szCs w:val="24"/>
+              </w:rPr>
+              <w:t>Organizational Context:</w:t>
+            </w:r>
+            <w:r>
+              <w:rPr>
+                <w:color w:val="auto"/>
+                <w:kern w:val="0"/>
+                <w:sz w:val="22"/>
+                <w:szCs w:val="24"/>
+              </w:rPr>
+              <w:t xml:space="preserve"> Suggested mapping out the clinic's hierarchy to better design the future Role-Based Access Control (RBAC</w:t>
+            </w:r>
+          </w:p>
+          <w:p>
+            <w:pPr>
+              <w:spacing w:after="0" w:line="360" w:lineRule="auto"/>
+              <w:jc w:val="both"/>
+              <w:rPr>
                 <w:color w:val="auto"/>
                 <w:kern w:val="0"/>
                 <w:sz w:val="22"/>
@@ -7167,179 +6447,63 @@
             </w:pPr>
             <w:r>
               <w:rPr>
-                <w:b/>
-                <w:bCs/>
-                <w:color w:val="auto"/>
-                <w:kern w:val="0"/>
-                <w:sz w:val="22"/>
-                <w:szCs w:val="24"/>
-              </w:rPr>
-              <w:t>:</w:t>
-            </w:r>
-            <w:r>
-              <w:rPr>
-                <w:color w:val="auto"/>
-                <w:kern w:val="0"/>
-                <w:sz w:val="22"/>
-                <w:szCs w:val="24"/>
-              </w:rPr>
-              <w:t xml:space="preserve"> …………………………………………………………………</w:t>
-            </w:r>
-            <w:r>
-              <w:rPr>
-                <w:color w:val="auto"/>
-                <w:kern w:val="0"/>
-                <w:sz w:val="22"/>
-                <w:szCs w:val="24"/>
-              </w:rPr>
-              <w:t>………………….</w:t>
-            </w:r>
-          </w:p>
-          <w:p>
-            <w:pPr>
-              <w:spacing w:after="0" w:line="360" w:lineRule="auto"/>
-              <w:rPr>
-                <w:color w:val="auto"/>
-                <w:kern w:val="0"/>
-                <w:sz w:val="22"/>
-                <w:szCs w:val="24"/>
-              </w:rPr>
-            </w:pPr>
-            <w:r>
-              <w:rPr>
-                <w:color w:val="auto"/>
-                <w:kern w:val="0"/>
-                <w:sz w:val="22"/>
-                <w:szCs w:val="24"/>
-              </w:rPr>
-              <w:t>…………………………………………………………………</w:t>
-            </w:r>
-            <w:r>
-              <w:rPr>
-                <w:color w:val="auto"/>
-                <w:kern w:val="0"/>
-                <w:sz w:val="22"/>
-                <w:szCs w:val="24"/>
-              </w:rPr>
-              <w:t>………………….</w:t>
-            </w:r>
-          </w:p>
-          <w:p>
-            <w:pPr>
-              <w:spacing w:after="0" w:line="360" w:lineRule="auto"/>
-              <w:rPr>
-                <w:color w:val="auto"/>
-                <w:kern w:val="0"/>
-                <w:sz w:val="22"/>
-                <w:szCs w:val="24"/>
-              </w:rPr>
-            </w:pPr>
-            <w:r>
-              <w:rPr>
-                <w:color w:val="auto"/>
-                <w:kern w:val="0"/>
-                <w:sz w:val="22"/>
-                <w:szCs w:val="24"/>
-              </w:rPr>
-              <w:t>…………………………………………………………………</w:t>
-            </w:r>
-            <w:r>
-              <w:rPr>
-                <w:color w:val="auto"/>
-                <w:kern w:val="0"/>
-                <w:sz w:val="22"/>
-                <w:szCs w:val="24"/>
-              </w:rPr>
-              <w:t>………………….</w:t>
-            </w:r>
-          </w:p>
-          <w:p>
-            <w:pPr>
-              <w:spacing w:after="0" w:line="360" w:lineRule="auto"/>
-              <w:rPr>
-                <w:color w:val="auto"/>
-                <w:kern w:val="0"/>
-                <w:sz w:val="22"/>
-                <w:szCs w:val="24"/>
-              </w:rPr>
-            </w:pPr>
-            <w:r>
-              <w:rPr>
-                <w:color w:val="auto"/>
-                <w:kern w:val="0"/>
-                <w:sz w:val="22"/>
-                <w:szCs w:val="24"/>
-              </w:rPr>
-              <w:t>…………………………………………………………………</w:t>
-            </w:r>
-            <w:r>
-              <w:rPr>
-                <w:color w:val="auto"/>
-                <w:kern w:val="0"/>
-                <w:sz w:val="22"/>
-                <w:szCs w:val="24"/>
-              </w:rPr>
-              <w:t>………………….</w:t>
-            </w:r>
-          </w:p>
-          <w:p>
-            <w:pPr>
-              <w:spacing w:after="0" w:line="360" w:lineRule="auto"/>
-              <w:rPr>
-                <w:color w:val="auto"/>
-                <w:kern w:val="0"/>
-                <w:sz w:val="22"/>
-                <w:szCs w:val="24"/>
-              </w:rPr>
-            </w:pPr>
-            <w:r>
-              <w:rPr>
-                <w:color w:val="auto"/>
-                <w:kern w:val="0"/>
-                <w:sz w:val="22"/>
-                <w:szCs w:val="24"/>
-              </w:rPr>
-              <w:t>…………………………………………………………………</w:t>
-            </w:r>
-            <w:r>
-              <w:rPr>
-                <w:color w:val="auto"/>
-                <w:kern w:val="0"/>
-                <w:sz w:val="22"/>
-                <w:szCs w:val="24"/>
-              </w:rPr>
-              <w:t>………………….</w:t>
-            </w:r>
-          </w:p>
-          <w:p>
-            <w:pPr>
-              <w:spacing w:after="0" w:line="360" w:lineRule="auto"/>
-              <w:rPr>
-                <w:b/>
-                <w:bCs/>
-                <w:color w:val="auto"/>
-                <w:kern w:val="0"/>
-                <w:sz w:val="22"/>
-                <w:szCs w:val="24"/>
-              </w:rPr>
-            </w:pPr>
-            <w:r>
-              <w:rPr>
-                <w:color w:val="auto"/>
-                <w:kern w:val="0"/>
-                <w:sz w:val="22"/>
-                <w:szCs w:val="24"/>
-              </w:rPr>
-              <w:t>…………………………………………………………………</w:t>
-            </w:r>
-            <w:r>
-              <w:rPr>
-                <w:color w:val="auto"/>
-                <w:kern w:val="0"/>
-                <w:sz w:val="22"/>
-                <w:szCs w:val="24"/>
-              </w:rPr>
-              <w:t>………………….</w:t>
+                <w:color w:val="auto"/>
+                <w:kern w:val="0"/>
+                <w:sz w:val="22"/>
+                <w:szCs w:val="24"/>
+              </w:rPr>
+              <w:t xml:space="preserve">: </w:t>
+            </w:r>
+            <w:r>
+              <w:rPr>
+                <w:b/>
+                <w:bCs/>
+                <w:color w:val="auto"/>
+                <w:kern w:val="0"/>
+                <w:sz w:val="22"/>
+                <w:szCs w:val="24"/>
+              </w:rPr>
+              <w:t>Analysis Framework</w:t>
+            </w:r>
+            <w:r>
+              <w:rPr>
+                <w:color w:val="auto"/>
+                <w:kern w:val="0"/>
+                <w:sz w:val="22"/>
+                <w:szCs w:val="24"/>
+              </w:rPr>
+              <w:t>: Apply the 5W1H framework to decompose the clinic's security vulnerabilities</w:t>
+            </w:r>
+          </w:p>
+          <w:p>
+            <w:pPr>
+              <w:spacing w:after="0" w:line="360" w:lineRule="auto"/>
+              <w:rPr>
+                <w:color w:val="auto"/>
+                <w:kern w:val="0"/>
+                <w:sz w:val="22"/>
+                <w:szCs w:val="24"/>
+              </w:rPr>
+            </w:pPr>
+            <w:r>
+              <w:rPr>
+                <w:b/>
+                <w:bCs/>
+                <w:color w:val="auto"/>
+                <w:kern w:val="0"/>
+                <w:sz w:val="22"/>
+                <w:szCs w:val="24"/>
+              </w:rPr>
+              <w:t>Complete</w:t>
+            </w:r>
+            <w:r>
+              <w:rPr>
+                <w:color w:val="auto"/>
+                <w:kern w:val="0"/>
+                <w:sz w:val="22"/>
+                <w:szCs w:val="24"/>
+              </w:rPr>
+              <w:t xml:space="preserve"> the technology review focusing on Terraform (IaC) and DevSecOps.</w:t>
             </w:r>
           </w:p>
         </w:tc>
@@ -7431,6 +6595,1139 @@
         </w:tc>
       </w:tr>
     </w:tbl>
+    <w:p/>
+    <w:p/>
+    <w:p/>
+    <w:p/>
+    <w:tbl>
+      <w:tblPr>
+        <w:tblW w:w="11164" w:type="dxa"/>
+        <w:tblInd w:w="-616" w:type="dxa"/>
+        <w:tblLayout w:type="fixed"/>
+        <w:tblLook w:val="0000" w:firstRow="0" w:lastRow="0" w:firstColumn="0" w:lastColumn="0" w:noHBand="0" w:noVBand="0"/>
+      </w:tblPr>
+      <w:tblGrid>
+        <w:gridCol w:w="2794"/>
+        <w:gridCol w:w="8370"/>
+      </w:tblGrid>
+      <w:tr>
+        <w:tc>
+          <w:tcPr>
+            <w:tcW w:w="2794" w:type="dxa"/>
+          </w:tcPr>
+          <w:p>
+            <w:pPr>
+              <w:spacing w:after="0" w:line="240" w:lineRule="auto"/>
+              <w:jc w:val="center"/>
+              <w:rPr>
+                <w:rFonts w:ascii="Book Antiqua" w:hAnsi="Book Antiqua"/>
+                <w:color w:val="auto"/>
+                <w:kern w:val="0"/>
+                <w:sz w:val="24"/>
+                <w:szCs w:val="24"/>
+              </w:rPr>
+            </w:pPr>
+            <w:r>
+              <w:rPr>
+                <w:b/>
+                <w:color w:val="auto"/>
+              </w:rPr>
+              <w:lastRenderedPageBreak/>
+              <w:br w:type="page"/>
+            </w:r>
+            <w:r>
+              <w:rPr>
+                <w:rFonts w:ascii="Book Antiqua" w:hAnsi="Book Antiqua"/>
+                <w:noProof/>
+                <w:color w:val="auto"/>
+                <w:kern w:val="0"/>
+                <w:sz w:val="24"/>
+                <w:szCs w:val="24"/>
+                <w:lang w:val="ms-MY" w:eastAsia="ms-MY"/>
+              </w:rPr>
+              <w:drawing>
+                <wp:inline distT="0" distB="0" distL="0" distR="0" wp14:anchorId="69FD787B" wp14:editId="3C03F2CE">
+                  <wp:extent cx="1365972" cy="552893"/>
+                  <wp:effectExtent l="19050" t="0" r="5628" b="0"/>
+                  <wp:docPr id="1098511862" name="Picture 0" descr="logo utm ru baru.jpg"/>
+                  <wp:cNvGraphicFramePr>
+                    <a:graphicFrameLocks xmlns:a="http://schemas.openxmlformats.org/drawingml/2006/main" noChangeAspect="1"/>
+                  </wp:cNvGraphicFramePr>
+                  <a:graphic xmlns:a="http://schemas.openxmlformats.org/drawingml/2006/main">
+                    <a:graphicData uri="http://schemas.openxmlformats.org/drawingml/2006/picture">
+                      <pic:pic xmlns:pic="http://schemas.openxmlformats.org/drawingml/2006/picture">
+                        <pic:nvPicPr>
+                          <pic:cNvPr id="0" name="logo utm ru baru.jpg"/>
+                          <pic:cNvPicPr/>
+                        </pic:nvPicPr>
+                        <pic:blipFill>
+                          <a:blip r:embed="rId7" cstate="print"/>
+                          <a:stretch>
+                            <a:fillRect/>
+                          </a:stretch>
+                        </pic:blipFill>
+                        <pic:spPr>
+                          <a:xfrm>
+                            <a:off x="0" y="0"/>
+                            <a:ext cx="1382983" cy="559778"/>
+                          </a:xfrm>
+                          <a:prstGeom prst="rect">
+                            <a:avLst/>
+                          </a:prstGeom>
+                        </pic:spPr>
+                      </pic:pic>
+                    </a:graphicData>
+                  </a:graphic>
+                </wp:inline>
+              </w:drawing>
+            </w:r>
+          </w:p>
+        </w:tc>
+        <w:tc>
+          <w:tcPr>
+            <w:tcW w:w="8370" w:type="dxa"/>
+            <w:vAlign w:val="center"/>
+          </w:tcPr>
+          <w:p>
+            <w:pPr>
+              <w:keepNext/>
+              <w:spacing w:after="0" w:line="240" w:lineRule="auto"/>
+              <w:ind w:left="1440"/>
+              <w:outlineLvl w:val="0"/>
+              <w:rPr>
+                <w:b/>
+                <w:bCs/>
+                <w:color w:val="auto"/>
+                <w:kern w:val="0"/>
+                <w:sz w:val="24"/>
+                <w:szCs w:val="24"/>
+                <w:lang w:val="sv-SE"/>
+              </w:rPr>
+            </w:pPr>
+            <w:r>
+              <w:rPr>
+                <w:b/>
+                <w:bCs/>
+                <w:color w:val="auto"/>
+                <w:kern w:val="0"/>
+                <w:sz w:val="24"/>
+                <w:szCs w:val="24"/>
+                <w:lang w:val="sv-SE"/>
+              </w:rPr>
+              <w:br/>
+            </w:r>
+            <w:r>
+              <w:rPr>
+                <w:b/>
+                <w:bCs/>
+                <w:color w:val="auto"/>
+                <w:kern w:val="0"/>
+                <w:sz w:val="24"/>
+                <w:szCs w:val="24"/>
+                <w:lang w:val="sv-SE"/>
+              </w:rPr>
+              <w:t xml:space="preserve">FACULTY OF </w:t>
+            </w:r>
+            <w:r>
+              <w:rPr>
+                <w:b/>
+                <w:bCs/>
+                <w:color w:val="auto"/>
+                <w:kern w:val="0"/>
+                <w:sz w:val="24"/>
+                <w:szCs w:val="24"/>
+                <w:lang w:val="sv-SE"/>
+              </w:rPr>
+              <w:t>COMPUTING</w:t>
+            </w:r>
+          </w:p>
+          <w:p>
+            <w:pPr>
+              <w:keepNext/>
+              <w:spacing w:after="0" w:line="240" w:lineRule="auto"/>
+              <w:ind w:left="1440"/>
+              <w:outlineLvl w:val="3"/>
+              <w:rPr>
+                <w:b/>
+                <w:bCs/>
+                <w:color w:val="auto"/>
+                <w:kern w:val="0"/>
+                <w:sz w:val="24"/>
+                <w:szCs w:val="24"/>
+                <w:lang w:val="sv-SE"/>
+              </w:rPr>
+            </w:pPr>
+            <w:r>
+              <w:rPr>
+                <w:b/>
+                <w:bCs/>
+                <w:color w:val="auto"/>
+                <w:kern w:val="0"/>
+                <w:sz w:val="24"/>
+                <w:szCs w:val="24"/>
+                <w:lang w:val="sv-SE"/>
+              </w:rPr>
+              <w:t>UNIVERSITI TEKNOLOGI MALAYSIA</w:t>
+            </w:r>
+          </w:p>
+          <w:p>
+            <w:pPr>
+              <w:keepNext/>
+              <w:spacing w:after="0" w:line="240" w:lineRule="auto"/>
+              <w:ind w:left="432"/>
+              <w:outlineLvl w:val="3"/>
+              <w:rPr>
+                <w:b/>
+                <w:bCs/>
+                <w:color w:val="auto"/>
+                <w:kern w:val="0"/>
+                <w:sz w:val="24"/>
+                <w:szCs w:val="24"/>
+                <w:lang w:val="sv-SE"/>
+              </w:rPr>
+            </w:pPr>
+          </w:p>
+          <w:p>
+            <w:pPr>
+              <w:keepNext/>
+              <w:spacing w:after="0" w:line="240" w:lineRule="auto"/>
+              <w:ind w:left="432"/>
+              <w:outlineLvl w:val="3"/>
+              <w:rPr>
+                <w:b/>
+                <w:bCs/>
+                <w:color w:val="auto"/>
+                <w:kern w:val="0"/>
+                <w:sz w:val="32"/>
+                <w:szCs w:val="24"/>
+                <w:lang w:val="sv-SE"/>
+              </w:rPr>
+            </w:pPr>
+            <w:r>
+              <w:rPr>
+                <w:b/>
+                <w:bCs/>
+                <w:color w:val="auto"/>
+                <w:kern w:val="0"/>
+                <w:sz w:val="32"/>
+                <w:szCs w:val="24"/>
+                <w:lang w:val="sv-SE"/>
+              </w:rPr>
+              <w:t xml:space="preserve">                      </w:t>
+            </w:r>
+            <w:r>
+              <w:rPr>
+                <w:b/>
+                <w:bCs/>
+                <w:color w:val="auto"/>
+                <w:kern w:val="0"/>
+                <w:sz w:val="32"/>
+                <w:szCs w:val="24"/>
+                <w:lang w:val="sv-SE"/>
+              </w:rPr>
+              <w:t>PSM LOG BOOK</w:t>
+            </w:r>
+          </w:p>
+          <w:p>
+            <w:pPr>
+              <w:keepNext/>
+              <w:spacing w:after="0" w:line="240" w:lineRule="auto"/>
+              <w:ind w:left="432"/>
+              <w:outlineLvl w:val="3"/>
+              <w:rPr>
+                <w:b/>
+                <w:bCs/>
+                <w:color w:val="auto"/>
+                <w:kern w:val="0"/>
+                <w:sz w:val="24"/>
+                <w:szCs w:val="24"/>
+                <w:lang w:val="sv-SE"/>
+              </w:rPr>
+            </w:pPr>
+          </w:p>
+          <w:p>
+            <w:pPr>
+              <w:spacing w:after="0"/>
+              <w:ind w:left="432"/>
+              <w:rPr>
+                <w:sz w:val="24"/>
+                <w:szCs w:val="22"/>
+              </w:rPr>
+            </w:pPr>
+            <w:r>
+              <w:rPr>
+                <w:b/>
+                <w:sz w:val="22"/>
+                <w:szCs w:val="22"/>
+              </w:rPr>
+              <w:t>SE</w:t>
+            </w:r>
+            <w:r>
+              <w:rPr>
+                <w:b/>
+                <w:sz w:val="22"/>
+                <w:szCs w:val="22"/>
+              </w:rPr>
+              <w:t>MESTER</w:t>
+            </w:r>
+            <w:r>
+              <w:rPr>
+                <w:sz w:val="22"/>
+                <w:szCs w:val="22"/>
+              </w:rPr>
+              <w:t xml:space="preserve">: </w:t>
+            </w:r>
+            <w:r>
+              <w:rPr>
+                <w:sz w:val="22"/>
+                <w:szCs w:val="22"/>
+              </w:rPr>
+              <w:t xml:space="preserve">20252026          </w:t>
+            </w:r>
+            <w:r>
+              <w:rPr>
+                <w:b/>
+                <w:sz w:val="22"/>
+                <w:szCs w:val="22"/>
+              </w:rPr>
+              <w:t>TYPE</w:t>
+            </w:r>
+            <w:r>
+              <w:rPr>
+                <w:sz w:val="22"/>
+                <w:szCs w:val="22"/>
+              </w:rPr>
+              <w:t xml:space="preserve">:  </w:t>
+            </w:r>
+            <w:r>
+              <w:rPr>
+                <w:sz w:val="24"/>
+                <w:szCs w:val="22"/>
+                <w:highlight w:val="yellow"/>
+              </w:rPr>
+              <w:t>PSM 1</w:t>
+            </w:r>
+            <w:r>
+              <w:rPr>
+                <w:sz w:val="24"/>
+                <w:szCs w:val="22"/>
+              </w:rPr>
+              <w:t xml:space="preserve"> / PSM 2</w:t>
+            </w:r>
+          </w:p>
+          <w:p>
+            <w:pPr>
+              <w:keepNext/>
+              <w:spacing w:after="0" w:line="240" w:lineRule="auto"/>
+              <w:outlineLvl w:val="3"/>
+              <w:rPr>
+                <w:b/>
+                <w:bCs/>
+                <w:color w:val="auto"/>
+                <w:kern w:val="0"/>
+                <w:sz w:val="24"/>
+                <w:szCs w:val="24"/>
+                <w:lang w:val="sv-SE"/>
+              </w:rPr>
+            </w:pPr>
+          </w:p>
+        </w:tc>
+      </w:tr>
+    </w:tbl>
+    <w:p>
+      <w:pPr>
+        <w:spacing w:after="0"/>
+        <w:jc w:val="both"/>
+        <w:rPr>
+          <w:sz w:val="22"/>
+          <w:szCs w:val="22"/>
+        </w:rPr>
+      </w:pPr>
+    </w:p>
+    <w:tbl>
+      <w:tblPr>
+        <w:tblW w:w="9738" w:type="dxa"/>
+        <w:tblLayout w:type="fixed"/>
+        <w:tblLook w:val="0000" w:firstRow="0" w:lastRow="0" w:firstColumn="0" w:lastColumn="0" w:noHBand="0" w:noVBand="0"/>
+      </w:tblPr>
+      <w:tblGrid>
+        <w:gridCol w:w="2072"/>
+        <w:gridCol w:w="7666"/>
+      </w:tblGrid>
+      <w:tr>
+        <w:tc>
+          <w:tcPr>
+            <w:tcW w:w="2072" w:type="dxa"/>
+          </w:tcPr>
+          <w:p>
+            <w:pPr>
+              <w:spacing w:after="0" w:line="360" w:lineRule="auto"/>
+              <w:jc w:val="both"/>
+              <w:rPr>
+                <w:b/>
+                <w:color w:val="auto"/>
+                <w:kern w:val="0"/>
+                <w:sz w:val="22"/>
+                <w:szCs w:val="24"/>
+              </w:rPr>
+            </w:pPr>
+            <w:r>
+              <w:rPr>
+                <w:b/>
+                <w:color w:val="auto"/>
+                <w:kern w:val="0"/>
+                <w:sz w:val="22"/>
+                <w:szCs w:val="24"/>
+              </w:rPr>
+              <w:t>Date</w:t>
+            </w:r>
+          </w:p>
+        </w:tc>
+        <w:tc>
+          <w:tcPr>
+            <w:tcW w:w="7666" w:type="dxa"/>
+          </w:tcPr>
+          <w:p>
+            <w:pPr>
+              <w:spacing w:after="0" w:line="360" w:lineRule="auto"/>
+              <w:jc w:val="both"/>
+              <w:rPr>
+                <w:color w:val="auto"/>
+                <w:kern w:val="0"/>
+                <w:sz w:val="24"/>
+                <w:szCs w:val="24"/>
+              </w:rPr>
+            </w:pPr>
+            <w:r>
+              <w:rPr>
+                <w:b/>
+                <w:bCs/>
+                <w:color w:val="auto"/>
+                <w:kern w:val="0"/>
+                <w:sz w:val="22"/>
+                <w:szCs w:val="24"/>
+              </w:rPr>
+              <w:t>:</w:t>
+            </w:r>
+            <w:r>
+              <w:rPr>
+                <w:color w:val="auto"/>
+                <w:kern w:val="0"/>
+                <w:sz w:val="22"/>
+                <w:szCs w:val="24"/>
+              </w:rPr>
+              <w:t>30</w:t>
+            </w:r>
+            <w:r>
+              <w:rPr>
+                <w:color w:val="auto"/>
+                <w:kern w:val="0"/>
+                <w:sz w:val="22"/>
+                <w:szCs w:val="24"/>
+              </w:rPr>
+              <w:t xml:space="preserve">/04/2026      </w:t>
+            </w:r>
+            <w:r>
+              <w:rPr>
+                <w:b/>
+                <w:color w:val="auto"/>
+                <w:kern w:val="0"/>
+                <w:sz w:val="22"/>
+                <w:szCs w:val="24"/>
+              </w:rPr>
+              <w:t>Meeting:</w:t>
+            </w:r>
+            <w:r>
+              <w:rPr>
+                <w:color w:val="auto"/>
+                <w:kern w:val="0"/>
+                <w:sz w:val="22"/>
+                <w:szCs w:val="24"/>
+              </w:rPr>
+              <w:t xml:space="preserve">  </w:t>
+            </w:r>
+            <w:r>
+              <w:rPr>
+                <w:color w:val="auto"/>
+                <w:kern w:val="0"/>
+                <w:sz w:val="24"/>
+                <w:szCs w:val="24"/>
+              </w:rPr>
+              <w:t xml:space="preserve">1 / 2 / 3 / </w:t>
+            </w:r>
+            <w:r>
+              <w:rPr>
+                <w:color w:val="auto"/>
+                <w:kern w:val="0"/>
+                <w:sz w:val="24"/>
+                <w:szCs w:val="24"/>
+              </w:rPr>
+              <w:t>4</w:t>
+            </w:r>
+            <w:r>
+              <w:rPr>
+                <w:color w:val="auto"/>
+                <w:kern w:val="0"/>
+                <w:sz w:val="24"/>
+                <w:szCs w:val="24"/>
+              </w:rPr>
+              <w:t xml:space="preserve"> / </w:t>
+            </w:r>
+            <w:r>
+              <w:rPr>
+                <w:color w:val="auto"/>
+                <w:kern w:val="0"/>
+                <w:sz w:val="24"/>
+                <w:szCs w:val="24"/>
+                <w:highlight w:val="yellow"/>
+              </w:rPr>
+              <w:t>5</w:t>
+            </w:r>
+            <w:r>
+              <w:rPr>
+                <w:color w:val="auto"/>
+                <w:kern w:val="0"/>
+                <w:sz w:val="24"/>
+                <w:szCs w:val="24"/>
+              </w:rPr>
+              <w:t>/ 6 / 7 ……</w:t>
+            </w:r>
+          </w:p>
+          <w:p>
+            <w:pPr>
+              <w:spacing w:after="0" w:line="360" w:lineRule="auto"/>
+              <w:jc w:val="both"/>
+              <w:rPr>
+                <w:color w:val="auto"/>
+                <w:kern w:val="0"/>
+                <w:sz w:val="22"/>
+                <w:szCs w:val="24"/>
+              </w:rPr>
+            </w:pPr>
+          </w:p>
+        </w:tc>
+      </w:tr>
+      <w:tr>
+        <w:tc>
+          <w:tcPr>
+            <w:tcW w:w="2072" w:type="dxa"/>
+          </w:tcPr>
+          <w:p>
+            <w:pPr>
+              <w:spacing w:after="0"/>
+              <w:rPr>
+                <w:b/>
+              </w:rPr>
+            </w:pPr>
+            <w:r>
+              <w:rPr>
+                <w:b/>
+              </w:rPr>
+              <w:t>Student</w:t>
+            </w:r>
+          </w:p>
+          <w:p>
+            <w:pPr>
+              <w:spacing w:after="0" w:line="240" w:lineRule="auto"/>
+              <w:jc w:val="both"/>
+              <w:rPr>
+                <w:b/>
+              </w:rPr>
+            </w:pPr>
+            <w:r>
+              <w:rPr>
+                <w:b/>
+              </w:rPr>
+              <w:t>(Meeting Minute/</w:t>
+            </w:r>
+          </w:p>
+          <w:p>
+            <w:pPr>
+              <w:spacing w:after="0" w:line="240" w:lineRule="auto"/>
+              <w:jc w:val="both"/>
+              <w:rPr>
+                <w:b/>
+              </w:rPr>
+            </w:pPr>
+            <w:r>
+              <w:rPr>
+                <w:b/>
+              </w:rPr>
+              <w:t>Achievements/</w:t>
+            </w:r>
+          </w:p>
+          <w:p>
+            <w:pPr>
+              <w:spacing w:after="0" w:line="240" w:lineRule="auto"/>
+              <w:jc w:val="both"/>
+              <w:rPr>
+                <w:color w:val="auto"/>
+                <w:kern w:val="0"/>
+                <w:sz w:val="22"/>
+                <w:szCs w:val="24"/>
+              </w:rPr>
+            </w:pPr>
+            <w:r>
+              <w:rPr>
+                <w:b/>
+              </w:rPr>
+              <w:t>Activities</w:t>
+            </w:r>
+            <w:r>
+              <w:rPr>
+                <w:b/>
+              </w:rPr>
+              <w:t>)</w:t>
+            </w:r>
+          </w:p>
+        </w:tc>
+        <w:tc>
+          <w:tcPr>
+            <w:tcW w:w="7666" w:type="dxa"/>
+          </w:tcPr>
+          <w:p>
+            <w:pPr>
+              <w:spacing w:after="0" w:line="360" w:lineRule="auto"/>
+              <w:rPr>
+                <w:color w:val="auto"/>
+                <w:kern w:val="0"/>
+                <w:sz w:val="22"/>
+                <w:szCs w:val="24"/>
+              </w:rPr>
+            </w:pPr>
+            <w:r>
+              <w:rPr>
+                <w:color w:val="auto"/>
+                <w:kern w:val="0"/>
+                <w:sz w:val="22"/>
+                <w:szCs w:val="24"/>
+              </w:rPr>
+              <w:t xml:space="preserve">: - </w:t>
+            </w:r>
+            <w:r>
+              <w:rPr>
+                <w:b/>
+                <w:bCs/>
+                <w:color w:val="auto"/>
+                <w:kern w:val="0"/>
+                <w:sz w:val="22"/>
+                <w:szCs w:val="24"/>
+              </w:rPr>
+              <w:t>Chapter 1 Finalization</w:t>
+            </w:r>
+            <w:r>
+              <w:rPr>
+                <w:color w:val="auto"/>
+                <w:kern w:val="0"/>
+                <w:sz w:val="22"/>
+                <w:szCs w:val="24"/>
+              </w:rPr>
+              <w:t xml:space="preserve">: Finalized the Project Aim, Objectives, and Scope, </w:t>
+            </w:r>
+            <w:r>
+              <w:rPr>
+                <w:color w:val="auto"/>
+                <w:kern w:val="0"/>
+                <w:sz w:val="22"/>
+                <w:szCs w:val="24"/>
+              </w:rPr>
+              <w:t xml:space="preserve">ensuring </w:t>
+            </w:r>
+            <w:r>
+              <w:rPr>
+                <w:color w:val="auto"/>
+                <w:kern w:val="0"/>
+                <w:sz w:val="22"/>
+                <w:szCs w:val="24"/>
+              </w:rPr>
+              <w:t>a</w:t>
+            </w:r>
+            <w:r>
+              <w:rPr>
+                <w:color w:val="auto"/>
+                <w:kern w:val="0"/>
+                <w:sz w:val="22"/>
+                <w:szCs w:val="24"/>
+              </w:rPr>
+              <w:t xml:space="preserve"> clear distinction between in-scope (VPC, IAM, IaC) and out-of-scope (Billing, Pharmacy) modules</w:t>
+            </w:r>
+          </w:p>
+          <w:p>
+            <w:pPr>
+              <w:spacing w:after="0" w:line="360" w:lineRule="auto"/>
+              <w:rPr>
+                <w:color w:val="auto"/>
+                <w:kern w:val="0"/>
+                <w:sz w:val="22"/>
+                <w:szCs w:val="24"/>
+              </w:rPr>
+            </w:pPr>
+            <w:r>
+              <w:rPr>
+                <w:color w:val="auto"/>
+                <w:kern w:val="0"/>
+                <w:sz w:val="22"/>
+                <w:szCs w:val="24"/>
+              </w:rPr>
+              <w:t xml:space="preserve"> - </w:t>
+            </w:r>
+            <w:r>
+              <w:rPr>
+                <w:b/>
+                <w:bCs/>
+                <w:color w:val="auto"/>
+                <w:kern w:val="0"/>
+                <w:sz w:val="22"/>
+                <w:szCs w:val="24"/>
+              </w:rPr>
+              <w:t>Problem</w:t>
+            </w:r>
+            <w:r>
+              <w:rPr>
+                <w:color w:val="auto"/>
+                <w:kern w:val="0"/>
+                <w:sz w:val="22"/>
+                <w:szCs w:val="24"/>
+              </w:rPr>
+              <w:t>: Completed the 5W1H analysis of Alamin Clinic's vulnerabilities</w:t>
+            </w:r>
+          </w:p>
+          <w:p>
+            <w:pPr>
+              <w:spacing w:after="0" w:line="360" w:lineRule="auto"/>
+              <w:rPr>
+                <w:color w:val="auto"/>
+                <w:kern w:val="0"/>
+                <w:sz w:val="22"/>
+                <w:szCs w:val="24"/>
+              </w:rPr>
+            </w:pPr>
+            <w:r>
+              <w:rPr>
+                <w:color w:val="auto"/>
+                <w:kern w:val="0"/>
+                <w:sz w:val="22"/>
+                <w:szCs w:val="24"/>
+              </w:rPr>
+              <w:t xml:space="preserve"> - </w:t>
+            </w:r>
+            <w:r>
+              <w:rPr>
+                <w:b/>
+                <w:bCs/>
+                <w:color w:val="auto"/>
+                <w:kern w:val="0"/>
+                <w:sz w:val="22"/>
+                <w:szCs w:val="24"/>
+              </w:rPr>
+              <w:t>Literature</w:t>
+            </w:r>
+            <w:r>
+              <w:rPr>
+                <w:color w:val="auto"/>
+                <w:kern w:val="0"/>
+                <w:sz w:val="22"/>
+                <w:szCs w:val="24"/>
+              </w:rPr>
+              <w:t xml:space="preserve"> </w:t>
+            </w:r>
+            <w:r>
+              <w:rPr>
+                <w:b/>
+                <w:bCs/>
+                <w:color w:val="auto"/>
+                <w:kern w:val="0"/>
+                <w:sz w:val="22"/>
+                <w:szCs w:val="24"/>
+              </w:rPr>
+              <w:t>Completion</w:t>
+            </w:r>
+            <w:r>
+              <w:rPr>
+                <w:color w:val="auto"/>
+                <w:kern w:val="0"/>
+                <w:sz w:val="22"/>
+                <w:szCs w:val="24"/>
+              </w:rPr>
+              <w:t>: Finalized the technology review section, linking "Shift-left" security principles to the proposed DevSecOps pipeline</w:t>
+            </w:r>
+          </w:p>
+          <w:p>
+            <w:pPr>
+              <w:spacing w:after="0" w:line="360" w:lineRule="auto"/>
+              <w:rPr>
+                <w:color w:val="auto"/>
+                <w:kern w:val="0"/>
+                <w:sz w:val="22"/>
+                <w:szCs w:val="24"/>
+              </w:rPr>
+            </w:pPr>
+            <w:r>
+              <w:rPr>
+                <w:b/>
+                <w:bCs/>
+                <w:color w:val="auto"/>
+                <w:kern w:val="0"/>
+                <w:sz w:val="22"/>
+                <w:szCs w:val="24"/>
+              </w:rPr>
+              <w:t xml:space="preserve">  - </w:t>
+            </w:r>
+            <w:r>
+              <w:rPr>
+                <w:b/>
+                <w:bCs/>
+                <w:color w:val="auto"/>
+                <w:kern w:val="0"/>
+                <w:sz w:val="22"/>
+                <w:szCs w:val="24"/>
+              </w:rPr>
+              <w:t>Comparison Table</w:t>
+            </w:r>
+            <w:r>
+              <w:rPr>
+                <w:color w:val="auto"/>
+                <w:kern w:val="0"/>
+                <w:sz w:val="22"/>
+                <w:szCs w:val="24"/>
+              </w:rPr>
+              <w:t>: Constructed a comparative analysis between traditional on-premise systems, OpenEMR, and the proposed cloud solution</w:t>
+            </w:r>
+          </w:p>
+          <w:p>
+            <w:pPr>
+              <w:spacing w:after="0" w:line="360" w:lineRule="auto"/>
+              <w:rPr>
+                <w:color w:val="auto"/>
+                <w:kern w:val="0"/>
+                <w:sz w:val="22"/>
+                <w:szCs w:val="24"/>
+              </w:rPr>
+            </w:pPr>
+          </w:p>
+        </w:tc>
+      </w:tr>
+      <w:tr>
+        <w:tc>
+          <w:tcPr>
+            <w:tcW w:w="2072" w:type="dxa"/>
+          </w:tcPr>
+          <w:p>
+            <w:pPr>
+              <w:spacing w:after="0"/>
+              <w:rPr>
+                <w:b/>
+              </w:rPr>
+            </w:pPr>
+            <w:r>
+              <w:rPr>
+                <w:b/>
+              </w:rPr>
+              <w:t>Supervisor</w:t>
+            </w:r>
+          </w:p>
+          <w:p>
+            <w:pPr>
+              <w:spacing w:after="0" w:line="240" w:lineRule="auto"/>
+              <w:jc w:val="both"/>
+              <w:rPr>
+                <w:b/>
+                <w:color w:val="auto"/>
+                <w:kern w:val="0"/>
+                <w:sz w:val="22"/>
+                <w:szCs w:val="24"/>
+              </w:rPr>
+            </w:pPr>
+            <w:r>
+              <w:rPr>
+                <w:b/>
+              </w:rPr>
+              <w:t>(Suggestion&amp; Comments)</w:t>
+            </w:r>
+          </w:p>
+          <w:p>
+            <w:pPr>
+              <w:spacing w:after="0" w:line="360" w:lineRule="auto"/>
+              <w:jc w:val="both"/>
+              <w:rPr>
+                <w:color w:val="auto"/>
+                <w:kern w:val="0"/>
+                <w:sz w:val="22"/>
+                <w:szCs w:val="24"/>
+              </w:rPr>
+            </w:pPr>
+          </w:p>
+          <w:p>
+            <w:pPr>
+              <w:spacing w:after="0" w:line="360" w:lineRule="auto"/>
+              <w:jc w:val="both"/>
+              <w:rPr>
+                <w:color w:val="auto"/>
+                <w:kern w:val="0"/>
+                <w:sz w:val="22"/>
+                <w:szCs w:val="24"/>
+              </w:rPr>
+            </w:pPr>
+          </w:p>
+          <w:p>
+            <w:pPr>
+              <w:spacing w:after="0" w:line="360" w:lineRule="auto"/>
+              <w:jc w:val="both"/>
+              <w:rPr>
+                <w:color w:val="auto"/>
+                <w:kern w:val="0"/>
+                <w:sz w:val="22"/>
+                <w:szCs w:val="24"/>
+              </w:rPr>
+            </w:pPr>
+          </w:p>
+        </w:tc>
+        <w:tc>
+          <w:tcPr>
+            <w:tcW w:w="7666" w:type="dxa"/>
+          </w:tcPr>
+          <w:p>
+            <w:pPr>
+              <w:spacing w:after="0" w:line="360" w:lineRule="auto"/>
+              <w:jc w:val="both"/>
+              <w:rPr>
+                <w:color w:val="auto"/>
+                <w:kern w:val="0"/>
+                <w:sz w:val="22"/>
+                <w:szCs w:val="24"/>
+              </w:rPr>
+            </w:pPr>
+            <w:r>
+              <w:rPr>
+                <w:color w:val="auto"/>
+                <w:kern w:val="0"/>
+                <w:sz w:val="22"/>
+                <w:szCs w:val="24"/>
+              </w:rPr>
+              <w:t xml:space="preserve">: - </w:t>
+            </w:r>
+            <w:r>
+              <w:rPr>
+                <w:b/>
+                <w:bCs/>
+                <w:color w:val="auto"/>
+                <w:kern w:val="0"/>
+                <w:sz w:val="22"/>
+                <w:szCs w:val="24"/>
+              </w:rPr>
+              <w:t>Submission Ready:</w:t>
+            </w:r>
+            <w:r>
+              <w:rPr>
+                <w:color w:val="auto"/>
+                <w:kern w:val="0"/>
+                <w:sz w:val="22"/>
+                <w:szCs w:val="24"/>
+              </w:rPr>
+              <w:t xml:space="preserve"> Approved the final draft of Chapters 1 and 2 for the Progress 1 evaluation</w:t>
+            </w:r>
+          </w:p>
+        </w:tc>
+      </w:tr>
+      <w:tr>
+        <w:tc>
+          <w:tcPr>
+            <w:tcW w:w="2072" w:type="dxa"/>
+          </w:tcPr>
+          <w:p>
+            <w:pPr>
+              <w:spacing w:after="0" w:line="240" w:lineRule="auto"/>
+              <w:rPr>
+                <w:b/>
+              </w:rPr>
+            </w:pPr>
+            <w:r>
+              <w:rPr>
+                <w:b/>
+              </w:rPr>
+              <w:t>Next Meeting</w:t>
+            </w:r>
+          </w:p>
+          <w:p>
+            <w:pPr>
+              <w:spacing w:after="0" w:line="240" w:lineRule="auto"/>
+              <w:rPr>
+                <w:b/>
+              </w:rPr>
+            </w:pPr>
+            <w:r>
+              <w:rPr>
+                <w:b/>
+              </w:rPr>
+              <w:t>Plan</w:t>
+            </w:r>
+          </w:p>
+        </w:tc>
+        <w:tc>
+          <w:tcPr>
+            <w:tcW w:w="7666" w:type="dxa"/>
+          </w:tcPr>
+          <w:p>
+            <w:pPr>
+              <w:spacing w:after="0" w:line="360" w:lineRule="auto"/>
+              <w:rPr>
+                <w:color w:val="auto"/>
+                <w:kern w:val="0"/>
+                <w:sz w:val="22"/>
+                <w:szCs w:val="24"/>
+              </w:rPr>
+            </w:pPr>
+            <w:r>
+              <w:rPr>
+                <w:color w:val="auto"/>
+                <w:kern w:val="0"/>
+                <w:sz w:val="22"/>
+                <w:szCs w:val="24"/>
+              </w:rPr>
+              <w:t xml:space="preserve">: </w:t>
+            </w:r>
+            <w:r>
+              <w:rPr>
+                <w:b/>
+                <w:bCs/>
+                <w:color w:val="auto"/>
+                <w:kern w:val="0"/>
+                <w:sz w:val="22"/>
+                <w:szCs w:val="24"/>
+              </w:rPr>
+              <w:t>Methodology Focus:</w:t>
+            </w:r>
+            <w:r>
+              <w:rPr>
+                <w:color w:val="auto"/>
+                <w:kern w:val="0"/>
+                <w:sz w:val="22"/>
+                <w:szCs w:val="24"/>
+              </w:rPr>
+              <w:t xml:space="preserve"> Begin drafting Chapter 3 (System Development Methodology) with a focus on the Agile phases and the Terraform implementation plan</w:t>
+            </w:r>
+          </w:p>
+          <w:p>
+            <w:pPr>
+              <w:spacing w:after="0" w:line="360" w:lineRule="auto"/>
+              <w:rPr>
+                <w:color w:val="auto"/>
+                <w:kern w:val="0"/>
+                <w:sz w:val="22"/>
+                <w:szCs w:val="24"/>
+              </w:rPr>
+            </w:pPr>
+            <w:r>
+              <w:rPr>
+                <w:b/>
+                <w:bCs/>
+                <w:color w:val="auto"/>
+                <w:kern w:val="0"/>
+                <w:sz w:val="22"/>
+                <w:szCs w:val="24"/>
+              </w:rPr>
+              <w:t>Progress 1 Review</w:t>
+            </w:r>
+            <w:r>
+              <w:rPr>
+                <w:color w:val="auto"/>
+                <w:kern w:val="0"/>
+                <w:sz w:val="22"/>
+                <w:szCs w:val="24"/>
+              </w:rPr>
+              <w:t xml:space="preserve"> resubmission if needed </w:t>
+            </w:r>
+          </w:p>
+        </w:tc>
+      </w:tr>
+      <w:tr>
+        <w:tc>
+          <w:tcPr>
+            <w:tcW w:w="2072" w:type="dxa"/>
+          </w:tcPr>
+          <w:p>
+            <w:pPr>
+              <w:spacing w:after="0" w:line="240" w:lineRule="auto"/>
+              <w:jc w:val="both"/>
+              <w:rPr>
+                <w:b/>
+                <w:color w:val="auto"/>
+                <w:kern w:val="0"/>
+                <w:sz w:val="22"/>
+                <w:szCs w:val="24"/>
+              </w:rPr>
+            </w:pPr>
+          </w:p>
+          <w:p>
+            <w:pPr>
+              <w:spacing w:after="0" w:line="240" w:lineRule="auto"/>
+              <w:jc w:val="both"/>
+            </w:pPr>
+            <w:r>
+              <w:rPr>
+                <w:b/>
+                <w:color w:val="auto"/>
+                <w:kern w:val="0"/>
+                <w:sz w:val="22"/>
+                <w:szCs w:val="24"/>
+              </w:rPr>
+              <w:t>Supervisor’s Signature</w:t>
+            </w:r>
+          </w:p>
+        </w:tc>
+        <w:tc>
+          <w:tcPr>
+            <w:tcW w:w="7666" w:type="dxa"/>
+          </w:tcPr>
+          <w:p>
+            <w:pPr>
+              <w:spacing w:after="0" w:line="360" w:lineRule="auto"/>
+              <w:jc w:val="both"/>
+              <w:rPr>
+                <w:color w:val="auto"/>
+                <w:kern w:val="0"/>
+                <w:sz w:val="22"/>
+                <w:szCs w:val="24"/>
+              </w:rPr>
+            </w:pPr>
+          </w:p>
+          <w:p>
+            <w:pPr>
+              <w:spacing w:after="0" w:line="360" w:lineRule="auto"/>
+              <w:jc w:val="both"/>
+              <w:rPr>
+                <w:color w:val="auto"/>
+                <w:kern w:val="0"/>
+                <w:sz w:val="22"/>
+                <w:szCs w:val="24"/>
+              </w:rPr>
+            </w:pPr>
+          </w:p>
+          <w:p>
+            <w:pPr>
+              <w:spacing w:after="0" w:line="360" w:lineRule="auto"/>
+              <w:jc w:val="both"/>
+              <w:rPr>
+                <w:color w:val="auto"/>
+                <w:kern w:val="0"/>
+                <w:sz w:val="22"/>
+                <w:szCs w:val="24"/>
+              </w:rPr>
+            </w:pPr>
+            <w:r>
+              <w:rPr>
+                <w:color w:val="auto"/>
+                <w:kern w:val="0"/>
+                <w:sz w:val="22"/>
+                <w:szCs w:val="24"/>
+              </w:rPr>
+              <w:t>……………………….     Date: …………………</w:t>
+            </w:r>
+          </w:p>
+        </w:tc>
+      </w:tr>
+    </w:tbl>
+    <w:p/>
     <w:p/>
     <w:sectPr>
       <w:headerReference w:type="default" r:id="rId8"/>
@@ -7445,7 +7742,7 @@
 </file>
 
 <file path=word/endnotes.xml><?xml version="1.0" encoding="utf-8"?>
-<w:endnotes xmlns:ve="http://schemas.openxmlformats.org/markup-compatibility/2006" xmlns:o="urn:schemas-microsoft-com:office:office" xmlns:r="http://schemas.openxmlformats.org/officeDocument/2006/relationships" xmlns:m="http://schemas.openxmlformats.org/officeDocument/2006/math" xmlns:v="urn:schemas-microsoft-com:vml" xmlns:wp="http://schemas.openxmlformats.org/drawingml/2006/wordprocessingDrawing" xmlns:w10="urn:schemas-microsoft-com:office:word" xmlns:w="http://schemas.openxmlformats.org/wordprocessingml/2006/main" xmlns:wne="http://schemas.microsoft.com/office/word/2006/wordml">
+<w:endnotes xmlns:wpc="http://schemas.microsoft.com/office/word/2010/wordprocessingCanvas" xmlns:cx="http://schemas.microsoft.com/office/drawing/2014/chartex" xmlns:cx1="http://schemas.microsoft.com/office/drawing/2015/9/8/chartex" xmlns:cx2="http://schemas.microsoft.com/office/drawing/2015/10/21/chartex" xmlns:cx3="http://schemas.microsoft.com/office/drawing/2016/5/9/chartex" xmlns:cx4="http://schemas.microsoft.com/office/drawing/2016/5/10/chartex" xmlns:cx5="http://schemas.microsoft.com/office/drawing/2016/5/11/chartex" xmlns:cx6="http://schemas.microsoft.com/office/drawing/2016/5/12/chartex" xmlns:cx7="http://schemas.microsoft.com/office/drawing/2016/5/13/chartex" xmlns:cx8="http://schemas.microsoft.com/office/drawing/2016/5/14/chartex" xmlns:mc="http://schemas.openxmlformats.org/markup-compatibility/2006" xmlns:aink="http://schemas.microsoft.com/office/drawing/2016/ink" xmlns:am3d="http://schemas.microsoft.com/office/drawing/2017/model3d" xmlns:o="urn:schemas-microsoft-com:office:office" xmlns:oel="http://schemas.microsoft.com/office/2019/extlst" xmlns:r="http://schemas.openxmlformats.org/officeDocument/2006/relationships" xmlns:m="http://schemas.openxmlformats.org/officeDocument/2006/math" xmlns:v="urn:schemas-microsoft-com:vml" xmlns:wp14="http://schemas.microsoft.com/office/word/2010/wordprocessingDrawing" xmlns:wp="http://schemas.openxmlformats.org/drawingml/2006/wordprocessingDrawing" xmlns:w10="urn:schemas-microsoft-com:office:word" xmlns:w="http://schemas.openxmlformats.org/wordprocessingml/2006/main" xmlns:w14="http://schemas.microsoft.com/office/word/2010/wordml" xmlns:w15="http://schemas.microsoft.com/office/word/2012/wordml" xmlns:w16cex="http://schemas.microsoft.com/office/word/2018/wordml/cex" xmlns:w16cid="http://schemas.microsoft.com/office/word/2016/wordml/cid" xmlns:w16="http://schemas.microsoft.com/office/word/2018/wordml" xmlns:w16du="http://schemas.microsoft.com/office/word/2023/wordml/word16du" xmlns:w16sdtdh="http://schemas.microsoft.com/office/word/2020/wordml/sdtdatahash" xmlns:w16sdtfl="http://schemas.microsoft.com/office/word/2024/wordml/sdtformatlock" xmlns:w16se="http://schemas.microsoft.com/office/word/2015/wordml/symex" xmlns:wpg="http://schemas.microsoft.com/office/word/2010/wordprocessingGroup" xmlns:wpi="http://schemas.microsoft.com/office/word/2010/wordprocessingInk" xmlns:wne="http://schemas.microsoft.com/office/word/2006/wordml" xmlns:wps="http://schemas.microsoft.com/office/word/2010/wordprocessingShape" mc:Ignorable="w14 w15 w16se w16cid w16 w16cex w16sdtdh w16sdtfl w16du wp14">
   <w:endnote w:type="separator" w:id="-1">
     <w:p>
       <w:pPr>
@@ -7470,7 +7767,7 @@
 </file>
 
 <file path=word/footer1.xml><?xml version="1.0" encoding="utf-8"?>
-<w:ftr xmlns:ve="http://schemas.openxmlformats.org/markup-compatibility/2006" xmlns:o="urn:schemas-microsoft-com:office:office" xmlns:r="http://schemas.openxmlformats.org/officeDocument/2006/relationships" xmlns:m="http://schemas.openxmlformats.org/officeDocument/2006/math" xmlns:v="urn:schemas-microsoft-com:vml" xmlns:wp="http://schemas.openxmlformats.org/drawingml/2006/wordprocessingDrawing" xmlns:w10="urn:schemas-microsoft-com:office:word" xmlns:w="http://schemas.openxmlformats.org/wordprocessingml/2006/main" xmlns:wne="http://schemas.microsoft.com/office/word/2006/wordml">
+<w:ftr xmlns:wpc="http://schemas.microsoft.com/office/word/2010/wordprocessingCanvas" xmlns:cx="http://schemas.microsoft.com/office/drawing/2014/chartex" xmlns:cx1="http://schemas.microsoft.com/office/drawing/2015/9/8/chartex" xmlns:cx2="http://schemas.microsoft.com/office/drawing/2015/10/21/chartex" xmlns:cx3="http://schemas.microsoft.com/office/drawing/2016/5/9/chartex" xmlns:cx4="http://schemas.microsoft.com/office/drawing/2016/5/10/chartex" xmlns:cx5="http://schemas.microsoft.com/office/drawing/2016/5/11/chartex" xmlns:cx6="http://schemas.microsoft.com/office/drawing/2016/5/12/chartex" xmlns:cx7="http://schemas.microsoft.com/office/drawing/2016/5/13/chartex" xmlns:cx8="http://schemas.microsoft.com/office/drawing/2016/5/14/chartex" xmlns:mc="http://schemas.openxmlformats.org/markup-compatibility/2006" xmlns:aink="http://schemas.microsoft.com/office/drawing/2016/ink" xmlns:am3d="http://schemas.microsoft.com/office/drawing/2017/model3d" xmlns:o="urn:schemas-microsoft-com:office:office" xmlns:oel="http://schemas.microsoft.com/office/2019/extlst" xmlns:r="http://schemas.openxmlformats.org/officeDocument/2006/relationships" xmlns:m="http://schemas.openxmlformats.org/officeDocument/2006/math" xmlns:v="urn:schemas-microsoft-com:vml" xmlns:wp14="http://schemas.microsoft.com/office/word/2010/wordprocessingDrawing" xmlns:wp="http://schemas.openxmlformats.org/drawingml/2006/wordprocessingDrawing" xmlns:w10="urn:schemas-microsoft-com:office:word" xmlns:w="http://schemas.openxmlformats.org/wordprocessingml/2006/main" xmlns:w14="http://schemas.microsoft.com/office/word/2010/wordml" xmlns:w15="http://schemas.microsoft.com/office/word/2012/wordml" xmlns:w16cex="http://schemas.microsoft.com/office/word/2018/wordml/cex" xmlns:w16cid="http://schemas.microsoft.com/office/word/2016/wordml/cid" xmlns:w16="http://schemas.microsoft.com/office/word/2018/wordml" xmlns:w16du="http://schemas.microsoft.com/office/word/2023/wordml/word16du" xmlns:w16sdtdh="http://schemas.microsoft.com/office/word/2020/wordml/sdtdatahash" xmlns:w16sdtfl="http://schemas.microsoft.com/office/word/2024/wordml/sdtformatlock" xmlns:w16se="http://schemas.microsoft.com/office/word/2015/wordml/symex" xmlns:wpg="http://schemas.microsoft.com/office/word/2010/wordprocessingGroup" xmlns:wpi="http://schemas.microsoft.com/office/word/2010/wordprocessingInk" xmlns:wne="http://schemas.microsoft.com/office/word/2006/wordml" xmlns:wps="http://schemas.microsoft.com/office/word/2010/wordprocessingShape" mc:Ignorable="w14 w15 w16se w16cid w16 w16cex w16sdtdh w16sdtfl w16du wp14">
   <w:p>
     <w:pPr>
       <w:pStyle w:val="Footer"/>
@@ -7533,7 +7830,7 @@
 </file>
 
 <file path=word/footnotes.xml><?xml version="1.0" encoding="utf-8"?>
-<w:footnotes xmlns:ve="http://schemas.openxmlformats.org/markup-compatibility/2006" xmlns:o="urn:schemas-microsoft-com:office:office" xmlns:r="http://schemas.openxmlformats.org/officeDocument/2006/relationships" xmlns:m="http://schemas.openxmlformats.org/officeDocument/2006/math" xmlns:v="urn:schemas-microsoft-com:vml" xmlns:wp="http://schemas.openxmlformats.org/drawingml/2006/wordprocessingDrawing" xmlns:w10="urn:schemas-microsoft-com:office:word" xmlns:w="http://schemas.openxmlformats.org/wordprocessingml/2006/main" xmlns:wne="http://schemas.microsoft.com/office/word/2006/wordml">
+<w:footnotes xmlns:wpc="http://schemas.microsoft.com/office/word/2010/wordprocessingCanvas" xmlns:cx="http://schemas.microsoft.com/office/drawing/2014/chartex" xmlns:cx1="http://schemas.microsoft.com/office/drawing/2015/9/8/chartex" xmlns:cx2="http://schemas.microsoft.com/office/drawing/2015/10/21/chartex" xmlns:cx3="http://schemas.microsoft.com/office/drawing/2016/5/9/chartex" xmlns:cx4="http://schemas.microsoft.com/office/drawing/2016/5/10/chartex" xmlns:cx5="http://schemas.microsoft.com/office/drawing/2016/5/11/chartex" xmlns:cx6="http://schemas.microsoft.com/office/drawing/2016/5/12/chartex" xmlns:cx7="http://schemas.microsoft.com/office/drawing/2016/5/13/chartex" xmlns:cx8="http://schemas.microsoft.com/office/drawing/2016/5/14/chartex" xmlns:mc="http://schemas.openxmlformats.org/markup-compatibility/2006" xmlns:aink="http://schemas.microsoft.com/office/drawing/2016/ink" xmlns:am3d="http://schemas.microsoft.com/office/drawing/2017/model3d" xmlns:o="urn:schemas-microsoft-com:office:office" xmlns:oel="http://schemas.microsoft.com/office/2019/extlst" xmlns:r="http://schemas.openxmlformats.org/officeDocument/2006/relationships" xmlns:m="http://schemas.openxmlformats.org/officeDocument/2006/math" xmlns:v="urn:schemas-microsoft-com:vml" xmlns:wp14="http://schemas.microsoft.com/office/word/2010/wordprocessingDrawing" xmlns:wp="http://schemas.openxmlformats.org/drawingml/2006/wordprocessingDrawing" xmlns:w10="urn:schemas-microsoft-com:office:word" xmlns:w="http://schemas.openxmlformats.org/wordprocessingml/2006/main" xmlns:w14="http://schemas.microsoft.com/office/word/2010/wordml" xmlns:w15="http://schemas.microsoft.com/office/word/2012/wordml" xmlns:w16cex="http://schemas.microsoft.com/office/word/2018/wordml/cex" xmlns:w16cid="http://schemas.microsoft.com/office/word/2016/wordml/cid" xmlns:w16="http://schemas.microsoft.com/office/word/2018/wordml" xmlns:w16du="http://schemas.microsoft.com/office/word/2023/wordml/word16du" xmlns:w16sdtdh="http://schemas.microsoft.com/office/word/2020/wordml/sdtdatahash" xmlns:w16sdtfl="http://schemas.microsoft.com/office/word/2024/wordml/sdtformatlock" xmlns:w16se="http://schemas.microsoft.com/office/word/2015/wordml/symex" xmlns:wpg="http://schemas.microsoft.com/office/word/2010/wordprocessingGroup" xmlns:wpi="http://schemas.microsoft.com/office/word/2010/wordprocessingInk" xmlns:wne="http://schemas.microsoft.com/office/word/2006/wordml" xmlns:wps="http://schemas.microsoft.com/office/word/2010/wordprocessingShape" mc:Ignorable="w14 w15 w16se w16cid w16 w16cex w16sdtdh w16sdtfl w16du wp14">
   <w:footnote w:type="separator" w:id="-1">
     <w:p>
       <w:pPr>
@@ -7558,7 +7855,7 @@
 </file>
 
 <file path=word/header1.xml><?xml version="1.0" encoding="utf-8"?>
-<w:hdr xmlns:ve="http://schemas.openxmlformats.org/markup-compatibility/2006" xmlns:o="urn:schemas-microsoft-com:office:office" xmlns:r="http://schemas.openxmlformats.org/officeDocument/2006/relationships" xmlns:m="http://schemas.openxmlformats.org/officeDocument/2006/math" xmlns:v="urn:schemas-microsoft-com:vml" xmlns:wp="http://schemas.openxmlformats.org/drawingml/2006/wordprocessingDrawing" xmlns:w10="urn:schemas-microsoft-com:office:word" xmlns:w="http://schemas.openxmlformats.org/wordprocessingml/2006/main" xmlns:wne="http://schemas.microsoft.com/office/word/2006/wordml">
+<w:hdr xmlns:wpc="http://schemas.microsoft.com/office/word/2010/wordprocessingCanvas" xmlns:cx="http://schemas.microsoft.com/office/drawing/2014/chartex" xmlns:cx1="http://schemas.microsoft.com/office/drawing/2015/9/8/chartex" xmlns:cx2="http://schemas.microsoft.com/office/drawing/2015/10/21/chartex" xmlns:cx3="http://schemas.microsoft.com/office/drawing/2016/5/9/chartex" xmlns:cx4="http://schemas.microsoft.com/office/drawing/2016/5/10/chartex" xmlns:cx5="http://schemas.microsoft.com/office/drawing/2016/5/11/chartex" xmlns:cx6="http://schemas.microsoft.com/office/drawing/2016/5/12/chartex" xmlns:cx7="http://schemas.microsoft.com/office/drawing/2016/5/13/chartex" xmlns:cx8="http://schemas.microsoft.com/office/drawing/2016/5/14/chartex" xmlns:mc="http://schemas.openxmlformats.org/markup-compatibility/2006" xmlns:aink="http://schemas.microsoft.com/office/drawing/2016/ink" xmlns:am3d="http://schemas.microsoft.com/office/drawing/2017/model3d" xmlns:o="urn:schemas-microsoft-com:office:office" xmlns:oel="http://schemas.microsoft.com/office/2019/extlst" xmlns:r="http://schemas.openxmlformats.org/officeDocument/2006/relationships" xmlns:m="http://schemas.openxmlformats.org/officeDocument/2006/math" xmlns:v="urn:schemas-microsoft-com:vml" xmlns:wp14="http://schemas.microsoft.com/office/word/2010/wordprocessingDrawing" xmlns:wp="http://schemas.openxmlformats.org/drawingml/2006/wordprocessingDrawing" xmlns:w10="urn:schemas-microsoft-com:office:word" xmlns:w="http://schemas.openxmlformats.org/wordprocessingml/2006/main" xmlns:w14="http://schemas.microsoft.com/office/word/2010/wordml" xmlns:w15="http://schemas.microsoft.com/office/word/2012/wordml" xmlns:w16cex="http://schemas.microsoft.com/office/word/2018/wordml/cex" xmlns:w16cid="http://schemas.microsoft.com/office/word/2016/wordml/cid" xmlns:w16="http://schemas.microsoft.com/office/word/2018/wordml" xmlns:w16du="http://schemas.microsoft.com/office/word/2023/wordml/word16du" xmlns:w16sdtdh="http://schemas.microsoft.com/office/word/2020/wordml/sdtdatahash" xmlns:w16sdtfl="http://schemas.microsoft.com/office/word/2024/wordml/sdtformatlock" xmlns:w16se="http://schemas.microsoft.com/office/word/2015/wordml/symex" xmlns:wpg="http://schemas.microsoft.com/office/word/2010/wordprocessingGroup" xmlns:wpi="http://schemas.microsoft.com/office/word/2010/wordprocessingInk" xmlns:wne="http://schemas.microsoft.com/office/word/2006/wordml" xmlns:wps="http://schemas.microsoft.com/office/word/2010/wordprocessingShape" mc:Ignorable="w14 w15 w16se w16cid w16 w16cex w16sdtdh w16sdtfl w16du wp14">
   <w:p>
     <w:pPr>
       <w:pStyle w:val="Header"/>
@@ -7585,8 +7882,8 @@
 </file>
 
 <file path=word/numbering.xml><?xml version="1.0" encoding="utf-8"?>
-<w:numbering xmlns:ve="http://schemas.openxmlformats.org/markup-compatibility/2006" xmlns:o="urn:schemas-microsoft-com:office:office" xmlns:r="http://schemas.openxmlformats.org/officeDocument/2006/relationships" xmlns:m="http://schemas.openxmlformats.org/officeDocument/2006/math" xmlns:v="urn:schemas-microsoft-com:vml" xmlns:wp="http://schemas.openxmlformats.org/drawingml/2006/wordprocessingDrawing" xmlns:w10="urn:schemas-microsoft-com:office:word" xmlns:w="http://schemas.openxmlformats.org/wordprocessingml/2006/main" xmlns:wne="http://schemas.microsoft.com/office/word/2006/wordml">
-  <w:abstractNum w:abstractNumId="0">
+<w:numbering xmlns:wpc="http://schemas.microsoft.com/office/word/2010/wordprocessingCanvas" xmlns:cx="http://schemas.microsoft.com/office/drawing/2014/chartex" xmlns:cx1="http://schemas.microsoft.com/office/drawing/2015/9/8/chartex" xmlns:cx2="http://schemas.microsoft.com/office/drawing/2015/10/21/chartex" xmlns:cx3="http://schemas.microsoft.com/office/drawing/2016/5/9/chartex" xmlns:cx4="http://schemas.microsoft.com/office/drawing/2016/5/10/chartex" xmlns:cx5="http://schemas.microsoft.com/office/drawing/2016/5/11/chartex" xmlns:cx6="http://schemas.microsoft.com/office/drawing/2016/5/12/chartex" xmlns:cx7="http://schemas.microsoft.com/office/drawing/2016/5/13/chartex" xmlns:cx8="http://schemas.microsoft.com/office/drawing/2016/5/14/chartex" xmlns:mc="http://schemas.openxmlformats.org/markup-compatibility/2006" xmlns:aink="http://schemas.microsoft.com/office/drawing/2016/ink" xmlns:am3d="http://schemas.microsoft.com/office/drawing/2017/model3d" xmlns:o="urn:schemas-microsoft-com:office:office" xmlns:oel="http://schemas.microsoft.com/office/2019/extlst" xmlns:r="http://schemas.openxmlformats.org/officeDocument/2006/relationships" xmlns:m="http://schemas.openxmlformats.org/officeDocument/2006/math" xmlns:v="urn:schemas-microsoft-com:vml" xmlns:wp14="http://schemas.microsoft.com/office/word/2010/wordprocessingDrawing" xmlns:wp="http://schemas.openxmlformats.org/drawingml/2006/wordprocessingDrawing" xmlns:w10="urn:schemas-microsoft-com:office:word" xmlns:w="http://schemas.openxmlformats.org/wordprocessingml/2006/main" xmlns:w14="http://schemas.microsoft.com/office/word/2010/wordml" xmlns:w15="http://schemas.microsoft.com/office/word/2012/wordml" xmlns:w16cex="http://schemas.microsoft.com/office/word/2018/wordml/cex" xmlns:w16cid="http://schemas.microsoft.com/office/word/2016/wordml/cid" xmlns:w16="http://schemas.microsoft.com/office/word/2018/wordml" xmlns:w16du="http://schemas.microsoft.com/office/word/2023/wordml/word16du" xmlns:w16sdtdh="http://schemas.microsoft.com/office/word/2020/wordml/sdtdatahash" xmlns:w16sdtfl="http://schemas.microsoft.com/office/word/2024/wordml/sdtformatlock" xmlns:w16se="http://schemas.microsoft.com/office/word/2015/wordml/symex" xmlns:wpg="http://schemas.microsoft.com/office/word/2010/wordprocessingGroup" xmlns:wpi="http://schemas.microsoft.com/office/word/2010/wordprocessingInk" xmlns:wne="http://schemas.microsoft.com/office/word/2006/wordml" xmlns:wps="http://schemas.microsoft.com/office/word/2010/wordprocessingShape" mc:Ignorable="w14 w15 w16se w16cid w16 w16cex w16sdtdh w16sdtfl w16du wp14">
+  <w:abstractNum w:abstractNumId="0" w15:restartNumberingAfterBreak="0">
     <w:nsid w:val="7CB511D5"/>
     <w:multiLevelType w:val="hybridMultilevel"/>
     <w:tmpl w:val="06A2AFBA"/>
@@ -7675,14 +7972,14 @@
       </w:pPr>
     </w:lvl>
   </w:abstractNum>
-  <w:num w:numId="1">
+  <w:num w:numId="1" w16cid:durableId="816999311">
     <w:abstractNumId w:val="0"/>
   </w:num>
 </w:numbering>
 </file>
 
 <file path=word/styles.xml><?xml version="1.0" encoding="utf-8"?>
-<w:styles xmlns:r="http://schemas.openxmlformats.org/officeDocument/2006/relationships" xmlns:w="http://schemas.openxmlformats.org/wordprocessingml/2006/main">
+<w:styles xmlns:mc="http://schemas.openxmlformats.org/markup-compatibility/2006" xmlns:r="http://schemas.openxmlformats.org/officeDocument/2006/relationships" xmlns:w="http://schemas.openxmlformats.org/wordprocessingml/2006/main" xmlns:w14="http://schemas.microsoft.com/office/word/2010/wordml" xmlns:w15="http://schemas.microsoft.com/office/word/2012/wordml" xmlns:w16cex="http://schemas.microsoft.com/office/word/2018/wordml/cex" xmlns:w16cid="http://schemas.microsoft.com/office/word/2016/wordml/cid" xmlns:w16="http://schemas.microsoft.com/office/word/2018/wordml" xmlns:w16du="http://schemas.microsoft.com/office/word/2023/wordml/word16du" xmlns:w16sdtdh="http://schemas.microsoft.com/office/word/2020/wordml/sdtdatahash" xmlns:w16sdtfl="http://schemas.microsoft.com/office/word/2024/wordml/sdtformatlock" xmlns:w16se="http://schemas.microsoft.com/office/word/2015/wordml/symex" mc:Ignorable="w14 w15 w16se w16cid w16 w16cex w16sdtdh w16sdtfl w16du">
   <w:docDefaults>
     <w:rPrDefault>
       <w:rPr>
@@ -7692,150 +7989,388 @@
     </w:rPrDefault>
     <w:pPrDefault/>
   </w:docDefaults>
-  <w:latentStyles w:defLockedState="0" w:defUIPriority="99" w:defSemiHidden="1" w:defUnhideWhenUsed="1" w:defQFormat="0" w:count="267">
-    <w:lsdException w:name="Normal" w:semiHidden="0" w:uiPriority="0" w:unhideWhenUsed="0" w:qFormat="1"/>
-    <w:lsdException w:name="heading 1" w:semiHidden="0" w:uiPriority="9" w:unhideWhenUsed="0" w:qFormat="1"/>
-    <w:lsdException w:name="heading 2" w:uiPriority="9" w:qFormat="1"/>
-    <w:lsdException w:name="heading 3" w:uiPriority="9" w:qFormat="1"/>
-    <w:lsdException w:name="heading 4" w:uiPriority="9" w:qFormat="1"/>
-    <w:lsdException w:name="heading 5" w:uiPriority="9" w:qFormat="1"/>
-    <w:lsdException w:name="heading 6" w:uiPriority="9" w:qFormat="1"/>
-    <w:lsdException w:name="heading 7" w:uiPriority="9" w:qFormat="1"/>
-    <w:lsdException w:name="heading 8" w:uiPriority="9" w:qFormat="1"/>
-    <w:lsdException w:name="heading 9" w:uiPriority="9" w:qFormat="1"/>
-    <w:lsdException w:name="toc 1" w:uiPriority="39"/>
-    <w:lsdException w:name="toc 2" w:uiPriority="39"/>
-    <w:lsdException w:name="toc 3" w:uiPriority="39"/>
-    <w:lsdException w:name="toc 4" w:uiPriority="39"/>
-    <w:lsdException w:name="toc 5" w:uiPriority="39"/>
-    <w:lsdException w:name="toc 6" w:uiPriority="39"/>
-    <w:lsdException w:name="toc 7" w:uiPriority="39"/>
-    <w:lsdException w:name="toc 8" w:uiPriority="39"/>
-    <w:lsdException w:name="toc 9" w:uiPriority="39"/>
-    <w:lsdException w:name="caption" w:uiPriority="35" w:qFormat="1"/>
-    <w:lsdException w:name="Title" w:semiHidden="0" w:uiPriority="10" w:unhideWhenUsed="0" w:qFormat="1"/>
-    <w:lsdException w:name="Default Paragraph Font" w:uiPriority="1"/>
-    <w:lsdException w:name="Subtitle" w:semiHidden="0" w:uiPriority="11" w:unhideWhenUsed="0" w:qFormat="1"/>
-    <w:lsdException w:name="Body Text Indent 2" w:uiPriority="0"/>
-    <w:lsdException w:name="Strong" w:semiHidden="0" w:uiPriority="22" w:unhideWhenUsed="0" w:qFormat="1"/>
-    <w:lsdException w:name="Emphasis" w:semiHidden="0" w:uiPriority="20" w:unhideWhenUsed="0" w:qFormat="1"/>
-    <w:lsdException w:name="Table Grid" w:semiHidden="0" w:uiPriority="59" w:unhideWhenUsed="0"/>
-    <w:lsdException w:name="Placeholder Text" w:unhideWhenUsed="0"/>
-    <w:lsdException w:name="No Spacing" w:semiHidden="0" w:uiPriority="1" w:unhideWhenUsed="0" w:qFormat="1"/>
-    <w:lsdException w:name="Light Shading" w:semiHidden="0" w:uiPriority="60" w:unhideWhenUsed="0"/>
-    <w:lsdException w:name="Light List" w:semiHidden="0" w:uiPriority="61" w:unhideWhenUsed="0"/>
-    <w:lsdException w:name="Light Grid" w:semiHidden="0" w:uiPriority="62" w:unhideWhenUsed="0"/>
-    <w:lsdException w:name="Medium Shading 1" w:semiHidden="0" w:uiPriority="63" w:unhideWhenUsed="0"/>
-    <w:lsdException w:name="Medium Shading 2" w:semiHidden="0" w:uiPriority="64" w:unhideWhenUsed="0"/>
-    <w:lsdException w:name="Medium List 1" w:semiHidden="0" w:uiPriority="65" w:unhideWhenUsed="0"/>
-    <w:lsdException w:name="Medium List 2" w:semiHidden="0" w:uiPriority="66" w:unhideWhenUsed="0"/>
-    <w:lsdException w:name="Medium Grid 1" w:semiHidden="0" w:uiPriority="67" w:unhideWhenUsed="0"/>
-    <w:lsdException w:name="Medium Grid 2" w:semiHidden="0" w:uiPriority="68" w:unhideWhenUsed="0"/>
-    <w:lsdException w:name="Medium Grid 3" w:semiHidden="0" w:uiPriority="69" w:unhideWhenUsed="0"/>
-    <w:lsdException w:name="Dark List" w:semiHidden="0" w:uiPriority="70" w:unhideWhenUsed="0"/>
-    <w:lsdException w:name="Colorful Shading" w:semiHidden="0" w:uiPriority="71" w:unhideWhenUsed="0"/>
-    <w:lsdException w:name="Colorful List" w:semiHidden="0" w:uiPriority="72" w:unhideWhenUsed="0"/>
-    <w:lsdException w:name="Colorful Grid" w:semiHidden="0" w:uiPriority="73" w:unhideWhenUsed="0"/>
-    <w:lsdException w:name="Light Shading Accent 1" w:semiHidden="0" w:uiPriority="60" w:unhideWhenUsed="0"/>
-    <w:lsdException w:name="Light List Accent 1" w:semiHidden="0" w:uiPriority="61" w:unhideWhenUsed="0"/>
-    <w:lsdException w:name="Light Grid Accent 1" w:semiHidden="0" w:uiPriority="62" w:unhideWhenUsed="0"/>
-    <w:lsdException w:name="Medium Shading 1 Accent 1" w:semiHidden="0" w:uiPriority="63" w:unhideWhenUsed="0"/>
-    <w:lsdException w:name="Medium Shading 2 Accent 1" w:semiHidden="0" w:uiPriority="64" w:unhideWhenUsed="0"/>
-    <w:lsdException w:name="Medium List 1 Accent 1" w:semiHidden="0" w:uiPriority="65" w:unhideWhenUsed="0"/>
-    <w:lsdException w:name="Revision" w:unhideWhenUsed="0"/>
-    <w:lsdException w:name="List Paragraph" w:semiHidden="0" w:uiPriority="34" w:unhideWhenUsed="0" w:qFormat="1"/>
-    <w:lsdException w:name="Quote" w:semiHidden="0" w:uiPriority="29" w:unhideWhenUsed="0" w:qFormat="1"/>
-    <w:lsdException w:name="Intense Quote" w:semiHidden="0" w:uiPriority="30" w:unhideWhenUsed="0" w:qFormat="1"/>
-    <w:lsdException w:name="Medium List 2 Accent 1" w:semiHidden="0" w:uiPriority="66" w:unhideWhenUsed="0"/>
-    <w:lsdException w:name="Medium Grid 1 Accent 1" w:semiHidden="0" w:uiPriority="67" w:unhideWhenUsed="0"/>
-    <w:lsdException w:name="Medium Grid 2 Accent 1" w:semiHidden="0" w:uiPriority="68" w:unhideWhenUsed="0"/>
-    <w:lsdException w:name="Medium Grid 3 Accent 1" w:semiHidden="0" w:uiPriority="69" w:unhideWhenUsed="0"/>
-    <w:lsdException w:name="Dark List Accent 1" w:semiHidden="0" w:uiPriority="70" w:unhideWhenUsed="0"/>
-    <w:lsdException w:name="Colorful Shading Accent 1" w:semiHidden="0" w:uiPriority="71" w:unhideWhenUsed="0"/>
-    <w:lsdException w:name="Colorful List Accent 1" w:semiHidden="0" w:uiPriority="72" w:unhideWhenUsed="0"/>
-    <w:lsdException w:name="Colorful Grid Accent 1" w:semiHidden="0" w:uiPriority="73" w:unhideWhenUsed="0"/>
-    <w:lsdException w:name="Light Shading Accent 2" w:semiHidden="0" w:uiPriority="60" w:unhideWhenUsed="0"/>
-    <w:lsdException w:name="Light List Accent 2" w:semiHidden="0" w:uiPriority="61" w:unhideWhenUsed="0"/>
-    <w:lsdException w:name="Light Grid Accent 2" w:semiHidden="0" w:uiPriority="62" w:unhideWhenUsed="0"/>
-    <w:lsdException w:name="Medium Shading 1 Accent 2" w:semiHidden="0" w:uiPriority="63" w:unhideWhenUsed="0"/>
-    <w:lsdException w:name="Medium Shading 2 Accent 2" w:semiHidden="0" w:uiPriority="64" w:unhideWhenUsed="0"/>
-    <w:lsdException w:name="Medium List 1 Accent 2" w:semiHidden="0" w:uiPriority="65" w:unhideWhenUsed="0"/>
-    <w:lsdException w:name="Medium List 2 Accent 2" w:semiHidden="0" w:uiPriority="66" w:unhideWhenUsed="0"/>
-    <w:lsdException w:name="Medium Grid 1 Accent 2" w:semiHidden="0" w:uiPriority="67" w:unhideWhenUsed="0"/>
-    <w:lsdException w:name="Medium Grid 2 Accent 2" w:semiHidden="0" w:uiPriority="68" w:unhideWhenUsed="0"/>
-    <w:lsdException w:name="Medium Grid 3 Accent 2" w:semiHidden="0" w:uiPriority="69" w:unhideWhenUsed="0"/>
-    <w:lsdException w:name="Dark List Accent 2" w:semiHidden="0" w:uiPriority="70" w:unhideWhenUsed="0"/>
-    <w:lsdException w:name="Colorful Shading Accent 2" w:semiHidden="0" w:uiPriority="71" w:unhideWhenUsed="0"/>
-    <w:lsdException w:name="Colorful List Accent 2" w:semiHidden="0" w:uiPriority="72" w:unhideWhenUsed="0"/>
-    <w:lsdException w:name="Colorful Grid Accent 2" w:semiHidden="0" w:uiPriority="73" w:unhideWhenUsed="0"/>
-    <w:lsdException w:name="Light Shading Accent 3" w:semiHidden="0" w:uiPriority="60" w:unhideWhenUsed="0"/>
-    <w:lsdException w:name="Light List Accent 3" w:semiHidden="0" w:uiPriority="61" w:unhideWhenUsed="0"/>
-    <w:lsdException w:name="Light Grid Accent 3" w:semiHidden="0" w:uiPriority="62" w:unhideWhenUsed="0"/>
-    <w:lsdException w:name="Medium Shading 1 Accent 3" w:semiHidden="0" w:uiPriority="63" w:unhideWhenUsed="0"/>
-    <w:lsdException w:name="Medium Shading 2 Accent 3" w:semiHidden="0" w:uiPriority="64" w:unhideWhenUsed="0"/>
-    <w:lsdException w:name="Medium List 1 Accent 3" w:semiHidden="0" w:uiPriority="65" w:unhideWhenUsed="0"/>
-    <w:lsdException w:name="Medium List 2 Accent 3" w:semiHidden="0" w:uiPriority="66" w:unhideWhenUsed="0"/>
-    <w:lsdException w:name="Medium Grid 1 Accent 3" w:semiHidden="0" w:uiPriority="67" w:unhideWhenUsed="0"/>
-    <w:lsdException w:name="Medium Grid 2 Accent 3" w:semiHidden="0" w:uiPriority="68" w:unhideWhenUsed="0"/>
-    <w:lsdException w:name="Medium Grid 3 Accent 3" w:semiHidden="0" w:uiPriority="69" w:unhideWhenUsed="0"/>
-    <w:lsdException w:name="Dark List Accent 3" w:semiHidden="0" w:uiPriority="70" w:unhideWhenUsed="0"/>
-    <w:lsdException w:name="Colorful Shading Accent 3" w:semiHidden="0" w:uiPriority="71" w:unhideWhenUsed="0"/>
-    <w:lsdException w:name="Colorful List Accent 3" w:semiHidden="0" w:uiPriority="72" w:unhideWhenUsed="0"/>
-    <w:lsdException w:name="Colorful Grid Accent 3" w:semiHidden="0" w:uiPriority="73" w:unhideWhenUsed="0"/>
-    <w:lsdException w:name="Light Shading Accent 4" w:semiHidden="0" w:uiPriority="60" w:unhideWhenUsed="0"/>
-    <w:lsdException w:name="Light List Accent 4" w:semiHidden="0" w:uiPriority="61" w:unhideWhenUsed="0"/>
-    <w:lsdException w:name="Light Grid Accent 4" w:semiHidden="0" w:uiPriority="62" w:unhideWhenUsed="0"/>
-    <w:lsdException w:name="Medium Shading 1 Accent 4" w:semiHidden="0" w:uiPriority="63" w:unhideWhenUsed="0"/>
-    <w:lsdException w:name="Medium Shading 2 Accent 4" w:semiHidden="0" w:uiPriority="64" w:unhideWhenUsed="0"/>
-    <w:lsdException w:name="Medium List 1 Accent 4" w:semiHidden="0" w:uiPriority="65" w:unhideWhenUsed="0"/>
-    <w:lsdException w:name="Medium List 2 Accent 4" w:semiHidden="0" w:uiPriority="66" w:unhideWhenUsed="0"/>
-    <w:lsdException w:name="Medium Grid 1 Accent 4" w:semiHidden="0" w:uiPriority="67" w:unhideWhenUsed="0"/>
-    <w:lsdException w:name="Medium Grid 2 Accent 4" w:semiHidden="0" w:uiPriority="68" w:unhideWhenUsed="0"/>
-    <w:lsdException w:name="Medium Grid 3 Accent 4" w:semiHidden="0" w:uiPriority="69" w:unhideWhenUsed="0"/>
-    <w:lsdException w:name="Dark List Accent 4" w:semiHidden="0" w:uiPriority="70" w:unhideWhenUsed="0"/>
-    <w:lsdException w:name="Colorful Shading Accent 4" w:semiHidden="0" w:uiPriority="71" w:unhideWhenUsed="0"/>
-    <w:lsdException w:name="Colorful List Accent 4" w:semiHidden="0" w:uiPriority="72" w:unhideWhenUsed="0"/>
-    <w:lsdException w:name="Colorful Grid Accent 4" w:semiHidden="0" w:uiPriority="73" w:unhideWhenUsed="0"/>
-    <w:lsdException w:name="Light Shading Accent 5" w:semiHidden="0" w:uiPriority="60" w:unhideWhenUsed="0"/>
-    <w:lsdException w:name="Light List Accent 5" w:semiHidden="0" w:uiPriority="61" w:unhideWhenUsed="0"/>
-    <w:lsdException w:name="Light Grid Accent 5" w:semiHidden="0" w:uiPriority="62" w:unhideWhenUsed="0"/>
-    <w:lsdException w:name="Medium Shading 1 Accent 5" w:semiHidden="0" w:uiPriority="63" w:unhideWhenUsed="0"/>
-    <w:lsdException w:name="Medium Shading 2 Accent 5" w:semiHidden="0" w:uiPriority="64" w:unhideWhenUsed="0"/>
-    <w:lsdException w:name="Medium List 1 Accent 5" w:semiHidden="0" w:uiPriority="65" w:unhideWhenUsed="0"/>
-    <w:lsdException w:name="Medium List 2 Accent 5" w:semiHidden="0" w:uiPriority="66" w:unhideWhenUsed="0"/>
-    <w:lsdException w:name="Medium Grid 1 Accent 5" w:semiHidden="0" w:uiPriority="67" w:unhideWhenUsed="0"/>
-    <w:lsdException w:name="Medium Grid 2 Accent 5" w:semiHidden="0" w:uiPriority="68" w:unhideWhenUsed="0"/>
-    <w:lsdException w:name="Medium Grid 3 Accent 5" w:semiHidden="0" w:uiPriority="69" w:unhideWhenUsed="0"/>
-    <w:lsdException w:name="Dark List Accent 5" w:semiHidden="0" w:uiPriority="70" w:unhideWhenUsed="0"/>
-    <w:lsdException w:name="Colorful Shading Accent 5" w:semiHidden="0" w:uiPriority="71" w:unhideWhenUsed="0"/>
-    <w:lsdException w:name="Colorful List Accent 5" w:semiHidden="0" w:uiPriority="72" w:unhideWhenUsed="0"/>
-    <w:lsdException w:name="Colorful Grid Accent 5" w:semiHidden="0" w:uiPriority="73" w:unhideWhenUsed="0"/>
-    <w:lsdException w:name="Light Shading Accent 6" w:semiHidden="0" w:uiPriority="60" w:unhideWhenUsed="0"/>
-    <w:lsdException w:name="Light List Accent 6" w:semiHidden="0" w:uiPriority="61" w:unhideWhenUsed="0"/>
-    <w:lsdException w:name="Light Grid Accent 6" w:semiHidden="0" w:uiPriority="62" w:unhideWhenUsed="0"/>
-    <w:lsdException w:name="Medium Shading 1 Accent 6" w:semiHidden="0" w:uiPriority="63" w:unhideWhenUsed="0"/>
-    <w:lsdException w:name="Medium Shading 2 Accent 6" w:semiHidden="0" w:uiPriority="64" w:unhideWhenUsed="0"/>
-    <w:lsdException w:name="Medium List 1 Accent 6" w:semiHidden="0" w:uiPriority="65" w:unhideWhenUsed="0"/>
-    <w:lsdException w:name="Medium List 2 Accent 6" w:semiHidden="0" w:uiPriority="66" w:unhideWhenUsed="0"/>
-    <w:lsdException w:name="Medium Grid 1 Accent 6" w:semiHidden="0" w:uiPriority="67" w:unhideWhenUsed="0"/>
-    <w:lsdException w:name="Medium Grid 2 Accent 6" w:semiHidden="0" w:uiPriority="68" w:unhideWhenUsed="0"/>
-    <w:lsdException w:name="Medium Grid 3 Accent 6" w:semiHidden="0" w:uiPriority="69" w:unhideWhenUsed="0"/>
-    <w:lsdException w:name="Dark List Accent 6" w:semiHidden="0" w:uiPriority="70" w:unhideWhenUsed="0"/>
-    <w:lsdException w:name="Colorful Shading Accent 6" w:semiHidden="0" w:uiPriority="71" w:unhideWhenUsed="0"/>
-    <w:lsdException w:name="Colorful List Accent 6" w:semiHidden="0" w:uiPriority="72" w:unhideWhenUsed="0"/>
-    <w:lsdException w:name="Colorful Grid Accent 6" w:semiHidden="0" w:uiPriority="73" w:unhideWhenUsed="0"/>
-    <w:lsdException w:name="Subtle Emphasis" w:semiHidden="0" w:uiPriority="19" w:unhideWhenUsed="0" w:qFormat="1"/>
-    <w:lsdException w:name="Intense Emphasis" w:semiHidden="0" w:uiPriority="21" w:unhideWhenUsed="0" w:qFormat="1"/>
-    <w:lsdException w:name="Subtle Reference" w:semiHidden="0" w:uiPriority="31" w:unhideWhenUsed="0" w:qFormat="1"/>
-    <w:lsdException w:name="Intense Reference" w:semiHidden="0" w:uiPriority="32" w:unhideWhenUsed="0" w:qFormat="1"/>
-    <w:lsdException w:name="Book Title" w:semiHidden="0" w:uiPriority="33" w:unhideWhenUsed="0" w:qFormat="1"/>
-    <w:lsdException w:name="Bibliography" w:uiPriority="37"/>
-    <w:lsdException w:name="TOC Heading" w:uiPriority="39" w:qFormat="1"/>
+  <w:latentStyles w:defLockedState="0" w:defUIPriority="99" w:defSemiHidden="0" w:defUnhideWhenUsed="0" w:defQFormat="0" w:count="376">
+    <w:lsdException w:name="Normal" w:uiPriority="0" w:qFormat="1"/>
+    <w:lsdException w:name="heading 1" w:uiPriority="9" w:qFormat="1"/>
+    <w:lsdException w:name="heading 2" w:semiHidden="1" w:uiPriority="9" w:unhideWhenUsed="1" w:qFormat="1"/>
+    <w:lsdException w:name="heading 3" w:semiHidden="1" w:uiPriority="9" w:unhideWhenUsed="1" w:qFormat="1"/>
+    <w:lsdException w:name="heading 4" w:semiHidden="1" w:uiPriority="9" w:unhideWhenUsed="1" w:qFormat="1"/>
+    <w:lsdException w:name="heading 5" w:semiHidden="1" w:uiPriority="9" w:unhideWhenUsed="1" w:qFormat="1"/>
+    <w:lsdException w:name="heading 6" w:semiHidden="1" w:uiPriority="9" w:unhideWhenUsed="1" w:qFormat="1"/>
+    <w:lsdException w:name="heading 7" w:semiHidden="1" w:uiPriority="9" w:unhideWhenUsed="1" w:qFormat="1"/>
+    <w:lsdException w:name="heading 8" w:semiHidden="1" w:uiPriority="9" w:unhideWhenUsed="1" w:qFormat="1"/>
+    <w:lsdException w:name="heading 9" w:semiHidden="1" w:uiPriority="9" w:unhideWhenUsed="1" w:qFormat="1"/>
+    <w:lsdException w:name="index 1" w:semiHidden="1" w:unhideWhenUsed="1"/>
+    <w:lsdException w:name="index 2" w:semiHidden="1" w:unhideWhenUsed="1"/>
+    <w:lsdException w:name="index 3" w:semiHidden="1" w:unhideWhenUsed="1"/>
+    <w:lsdException w:name="index 4" w:semiHidden="1" w:unhideWhenUsed="1"/>
+    <w:lsdException w:name="index 5" w:semiHidden="1" w:unhideWhenUsed="1"/>
+    <w:lsdException w:name="index 6" w:semiHidden="1" w:unhideWhenUsed="1"/>
+    <w:lsdException w:name="index 7" w:semiHidden="1" w:unhideWhenUsed="1"/>
+    <w:lsdException w:name="index 8" w:semiHidden="1" w:unhideWhenUsed="1"/>
+    <w:lsdException w:name="index 9" w:semiHidden="1" w:unhideWhenUsed="1"/>
+    <w:lsdException w:name="toc 1" w:semiHidden="1" w:uiPriority="39" w:unhideWhenUsed="1"/>
+    <w:lsdException w:name="toc 2" w:semiHidden="1" w:uiPriority="39" w:unhideWhenUsed="1"/>
+    <w:lsdException w:name="toc 3" w:semiHidden="1" w:uiPriority="39" w:unhideWhenUsed="1"/>
+    <w:lsdException w:name="toc 4" w:semiHidden="1" w:uiPriority="39" w:unhideWhenUsed="1"/>
+    <w:lsdException w:name="toc 5" w:semiHidden="1" w:uiPriority="39" w:unhideWhenUsed="1"/>
+    <w:lsdException w:name="toc 6" w:semiHidden="1" w:uiPriority="39" w:unhideWhenUsed="1"/>
+    <w:lsdException w:name="toc 7" w:semiHidden="1" w:uiPriority="39" w:unhideWhenUsed="1"/>
+    <w:lsdException w:name="toc 8" w:semiHidden="1" w:uiPriority="39" w:unhideWhenUsed="1"/>
+    <w:lsdException w:name="toc 9" w:semiHidden="1" w:uiPriority="39" w:unhideWhenUsed="1"/>
+    <w:lsdException w:name="Normal Indent" w:semiHidden="1" w:unhideWhenUsed="1"/>
+    <w:lsdException w:name="footnote text" w:semiHidden="1" w:unhideWhenUsed="1"/>
+    <w:lsdException w:name="annotation text" w:semiHidden="1" w:unhideWhenUsed="1"/>
+    <w:lsdException w:name="header" w:semiHidden="1" w:unhideWhenUsed="1"/>
+    <w:lsdException w:name="footer" w:semiHidden="1" w:unhideWhenUsed="1"/>
+    <w:lsdException w:name="index heading" w:semiHidden="1" w:unhideWhenUsed="1"/>
+    <w:lsdException w:name="caption" w:semiHidden="1" w:uiPriority="35" w:unhideWhenUsed="1" w:qFormat="1"/>
+    <w:lsdException w:name="table of figures" w:semiHidden="1" w:unhideWhenUsed="1"/>
+    <w:lsdException w:name="envelope address" w:semiHidden="1" w:unhideWhenUsed="1"/>
+    <w:lsdException w:name="envelope return" w:semiHidden="1" w:unhideWhenUsed="1"/>
+    <w:lsdException w:name="footnote reference" w:semiHidden="1" w:unhideWhenUsed="1"/>
+    <w:lsdException w:name="annotation reference" w:semiHidden="1" w:unhideWhenUsed="1"/>
+    <w:lsdException w:name="line number" w:semiHidden="1" w:unhideWhenUsed="1"/>
+    <w:lsdException w:name="page number" w:semiHidden="1" w:unhideWhenUsed="1"/>
+    <w:lsdException w:name="endnote reference" w:semiHidden="1" w:unhideWhenUsed="1"/>
+    <w:lsdException w:name="endnote text" w:semiHidden="1" w:unhideWhenUsed="1"/>
+    <w:lsdException w:name="table of authorities" w:semiHidden="1" w:unhideWhenUsed="1"/>
+    <w:lsdException w:name="macro" w:semiHidden="1" w:unhideWhenUsed="1"/>
+    <w:lsdException w:name="toa heading" w:semiHidden="1" w:unhideWhenUsed="1"/>
+    <w:lsdException w:name="List" w:semiHidden="1" w:unhideWhenUsed="1"/>
+    <w:lsdException w:name="List Bullet" w:semiHidden="1" w:unhideWhenUsed="1"/>
+    <w:lsdException w:name="List Number" w:semiHidden="1" w:unhideWhenUsed="1"/>
+    <w:lsdException w:name="List 2" w:semiHidden="1" w:unhideWhenUsed="1"/>
+    <w:lsdException w:name="List 3" w:semiHidden="1" w:unhideWhenUsed="1"/>
+    <w:lsdException w:name="List 4" w:semiHidden="1" w:unhideWhenUsed="1"/>
+    <w:lsdException w:name="List 5" w:semiHidden="1" w:unhideWhenUsed="1"/>
+    <w:lsdException w:name="List Bullet 2" w:semiHidden="1" w:unhideWhenUsed="1"/>
+    <w:lsdException w:name="List Bullet 3" w:semiHidden="1" w:unhideWhenUsed="1"/>
+    <w:lsdException w:name="List Bullet 4" w:semiHidden="1" w:unhideWhenUsed="1"/>
+    <w:lsdException w:name="List Bullet 5" w:semiHidden="1" w:unhideWhenUsed="1"/>
+    <w:lsdException w:name="List Number 2" w:semiHidden="1" w:unhideWhenUsed="1"/>
+    <w:lsdException w:name="List Number 3" w:semiHidden="1" w:unhideWhenUsed="1"/>
+    <w:lsdException w:name="List Number 4" w:semiHidden="1" w:unhideWhenUsed="1"/>
+    <w:lsdException w:name="List Number 5" w:semiHidden="1" w:unhideWhenUsed="1"/>
+    <w:lsdException w:name="Title" w:uiPriority="10" w:qFormat="1"/>
+    <w:lsdException w:name="Closing" w:semiHidden="1" w:unhideWhenUsed="1"/>
+    <w:lsdException w:name="Signature" w:semiHidden="1" w:unhideWhenUsed="1"/>
+    <w:lsdException w:name="Default Paragraph Font" w:semiHidden="1" w:uiPriority="1" w:unhideWhenUsed="1"/>
+    <w:lsdException w:name="Body Text" w:semiHidden="1" w:unhideWhenUsed="1"/>
+    <w:lsdException w:name="Body Text Indent" w:semiHidden="1" w:unhideWhenUsed="1"/>
+    <w:lsdException w:name="List Continue" w:semiHidden="1" w:unhideWhenUsed="1"/>
+    <w:lsdException w:name="List Continue 2" w:semiHidden="1" w:unhideWhenUsed="1"/>
+    <w:lsdException w:name="List Continue 3" w:semiHidden="1" w:unhideWhenUsed="1"/>
+    <w:lsdException w:name="List Continue 4" w:semiHidden="1" w:unhideWhenUsed="1"/>
+    <w:lsdException w:name="List Continue 5" w:semiHidden="1" w:unhideWhenUsed="1"/>
+    <w:lsdException w:name="Message Header" w:semiHidden="1" w:unhideWhenUsed="1"/>
+    <w:lsdException w:name="Subtitle" w:uiPriority="11" w:qFormat="1"/>
+    <w:lsdException w:name="Salutation" w:semiHidden="1" w:unhideWhenUsed="1"/>
+    <w:lsdException w:name="Date" w:semiHidden="1" w:unhideWhenUsed="1"/>
+    <w:lsdException w:name="Body Text First Indent" w:semiHidden="1" w:unhideWhenUsed="1"/>
+    <w:lsdException w:name="Body Text First Indent 2" w:semiHidden="1" w:unhideWhenUsed="1"/>
+    <w:lsdException w:name="Note Heading" w:semiHidden="1" w:unhideWhenUsed="1"/>
+    <w:lsdException w:name="Body Text 2" w:semiHidden="1" w:unhideWhenUsed="1"/>
+    <w:lsdException w:name="Body Text 3" w:semiHidden="1" w:unhideWhenUsed="1"/>
+    <w:lsdException w:name="Body Text Indent 2" w:semiHidden="1" w:uiPriority="0" w:unhideWhenUsed="1"/>
+    <w:lsdException w:name="Body Text Indent 3" w:semiHidden="1" w:unhideWhenUsed="1"/>
+    <w:lsdException w:name="Block Text" w:semiHidden="1" w:unhideWhenUsed="1"/>
+    <w:lsdException w:name="Hyperlink" w:semiHidden="1" w:unhideWhenUsed="1"/>
+    <w:lsdException w:name="FollowedHyperlink" w:semiHidden="1" w:unhideWhenUsed="1"/>
+    <w:lsdException w:name="Strong" w:uiPriority="22" w:qFormat="1"/>
+    <w:lsdException w:name="Emphasis" w:uiPriority="20" w:qFormat="1"/>
+    <w:lsdException w:name="Document Map" w:semiHidden="1" w:unhideWhenUsed="1"/>
+    <w:lsdException w:name="Plain Text" w:semiHidden="1" w:unhideWhenUsed="1"/>
+    <w:lsdException w:name="E-mail Signature" w:semiHidden="1" w:unhideWhenUsed="1"/>
+    <w:lsdException w:name="HTML Top of Form" w:semiHidden="1" w:unhideWhenUsed="1"/>
+    <w:lsdException w:name="HTML Bottom of Form" w:semiHidden="1" w:unhideWhenUsed="1"/>
+    <w:lsdException w:name="Normal (Web)" w:semiHidden="1" w:unhideWhenUsed="1"/>
+    <w:lsdException w:name="HTML Acronym" w:semiHidden="1" w:unhideWhenUsed="1"/>
+    <w:lsdException w:name="HTML Address" w:semiHidden="1" w:unhideWhenUsed="1"/>
+    <w:lsdException w:name="HTML Cite" w:semiHidden="1" w:unhideWhenUsed="1"/>
+    <w:lsdException w:name="HTML Code" w:semiHidden="1" w:unhideWhenUsed="1"/>
+    <w:lsdException w:name="HTML Definition" w:semiHidden="1" w:unhideWhenUsed="1"/>
+    <w:lsdException w:name="HTML Keyboard" w:semiHidden="1" w:unhideWhenUsed="1"/>
+    <w:lsdException w:name="HTML Preformatted" w:semiHidden="1" w:unhideWhenUsed="1"/>
+    <w:lsdException w:name="HTML Sample" w:semiHidden="1" w:unhideWhenUsed="1"/>
+    <w:lsdException w:name="HTML Typewriter" w:semiHidden="1" w:unhideWhenUsed="1"/>
+    <w:lsdException w:name="HTML Variable" w:semiHidden="1" w:unhideWhenUsed="1"/>
+    <w:lsdException w:name="Normal Table" w:semiHidden="1" w:unhideWhenUsed="1"/>
+    <w:lsdException w:name="annotation subject" w:semiHidden="1" w:unhideWhenUsed="1"/>
+    <w:lsdException w:name="No List" w:semiHidden="1" w:unhideWhenUsed="1"/>
+    <w:lsdException w:name="Outline List 1" w:semiHidden="1" w:unhideWhenUsed="1"/>
+    <w:lsdException w:name="Outline List 2" w:semiHidden="1" w:unhideWhenUsed="1"/>
+    <w:lsdException w:name="Outline List 3" w:semiHidden="1" w:unhideWhenUsed="1"/>
+    <w:lsdException w:name="Table Simple 1" w:semiHidden="1" w:unhideWhenUsed="1"/>
+    <w:lsdException w:name="Table Simple 2" w:semiHidden="1" w:unhideWhenUsed="1"/>
+    <w:lsdException w:name="Table Simple 3" w:semiHidden="1" w:unhideWhenUsed="1"/>
+    <w:lsdException w:name="Table Classic 1" w:semiHidden="1" w:unhideWhenUsed="1"/>
+    <w:lsdException w:name="Table Classic 2" w:semiHidden="1" w:unhideWhenUsed="1"/>
+    <w:lsdException w:name="Table Classic 3" w:semiHidden="1" w:unhideWhenUsed="1"/>
+    <w:lsdException w:name="Table Classic 4" w:semiHidden="1" w:unhideWhenUsed="1"/>
+    <w:lsdException w:name="Table Colorful 1" w:semiHidden="1" w:unhideWhenUsed="1"/>
+    <w:lsdException w:name="Table Colorful 2" w:semiHidden="1" w:unhideWhenUsed="1"/>
+    <w:lsdException w:name="Table Colorful 3" w:semiHidden="1" w:unhideWhenUsed="1"/>
+    <w:lsdException w:name="Table Columns 1" w:semiHidden="1" w:unhideWhenUsed="1"/>
+    <w:lsdException w:name="Table Columns 2" w:semiHidden="1" w:unhideWhenUsed="1"/>
+    <w:lsdException w:name="Table Columns 3" w:semiHidden="1" w:unhideWhenUsed="1"/>
+    <w:lsdException w:name="Table Columns 4" w:semiHidden="1" w:unhideWhenUsed="1"/>
+    <w:lsdException w:name="Table Columns 5" w:semiHidden="1" w:unhideWhenUsed="1"/>
+    <w:lsdException w:name="Table Grid 1" w:semiHidden="1" w:unhideWhenUsed="1"/>
+    <w:lsdException w:name="Table Grid 2" w:semiHidden="1" w:unhideWhenUsed="1"/>
+    <w:lsdException w:name="Table Grid 3" w:semiHidden="1" w:unhideWhenUsed="1"/>
+    <w:lsdException w:name="Table Grid 4" w:semiHidden="1" w:unhideWhenUsed="1"/>
+    <w:lsdException w:name="Table Grid 5" w:semiHidden="1" w:unhideWhenUsed="1"/>
+    <w:lsdException w:name="Table Grid 6" w:semiHidden="1" w:unhideWhenUsed="1"/>
+    <w:lsdException w:name="Table Grid 7" w:semiHidden="1" w:unhideWhenUsed="1"/>
+    <w:lsdException w:name="Table Grid 8" w:semiHidden="1" w:unhideWhenUsed="1"/>
+    <w:lsdException w:name="Table List 1" w:semiHidden="1" w:unhideWhenUsed="1"/>
+    <w:lsdException w:name="Table List 2" w:semiHidden="1" w:unhideWhenUsed="1"/>
+    <w:lsdException w:name="Table List 3" w:semiHidden="1" w:unhideWhenUsed="1"/>
+    <w:lsdException w:name="Table List 4" w:semiHidden="1" w:unhideWhenUsed="1"/>
+    <w:lsdException w:name="Table List 5" w:semiHidden="1" w:unhideWhenUsed="1"/>
+    <w:lsdException w:name="Table List 6" w:semiHidden="1" w:unhideWhenUsed="1"/>
+    <w:lsdException w:name="Table List 7" w:semiHidden="1" w:unhideWhenUsed="1"/>
+    <w:lsdException w:name="Table List 8" w:semiHidden="1" w:unhideWhenUsed="1"/>
+    <w:lsdException w:name="Table 3D effects 1" w:semiHidden="1" w:unhideWhenUsed="1"/>
+    <w:lsdException w:name="Table 3D effects 2" w:semiHidden="1" w:unhideWhenUsed="1"/>
+    <w:lsdException w:name="Table 3D effects 3" w:semiHidden="1" w:unhideWhenUsed="1"/>
+    <w:lsdException w:name="Table Contemporary" w:semiHidden="1" w:unhideWhenUsed="1"/>
+    <w:lsdException w:name="Table Elegant" w:semiHidden="1" w:unhideWhenUsed="1"/>
+    <w:lsdException w:name="Table Professional" w:semiHidden="1" w:unhideWhenUsed="1"/>
+    <w:lsdException w:name="Table Subtle 1" w:semiHidden="1" w:unhideWhenUsed="1"/>
+    <w:lsdException w:name="Table Subtle 2" w:semiHidden="1" w:unhideWhenUsed="1"/>
+    <w:lsdException w:name="Table Web 1" w:semiHidden="1" w:unhideWhenUsed="1"/>
+    <w:lsdException w:name="Table Web 2" w:semiHidden="1" w:unhideWhenUsed="1"/>
+    <w:lsdException w:name="Table Web 3" w:semiHidden="1" w:unhideWhenUsed="1"/>
+    <w:lsdException w:name="Balloon Text" w:semiHidden="1" w:unhideWhenUsed="1"/>
+    <w:lsdException w:name="Table Grid" w:uiPriority="59"/>
+    <w:lsdException w:name="Table Theme" w:semiHidden="1" w:unhideWhenUsed="1"/>
+    <w:lsdException w:name="Placeholder Text" w:semiHidden="1"/>
+    <w:lsdException w:name="No Spacing" w:uiPriority="1" w:qFormat="1"/>
+    <w:lsdException w:name="Light Shading" w:uiPriority="60"/>
+    <w:lsdException w:name="Light List" w:uiPriority="61"/>
+    <w:lsdException w:name="Light Grid" w:uiPriority="62"/>
+    <w:lsdException w:name="Medium Shading 1" w:uiPriority="63"/>
+    <w:lsdException w:name="Medium Shading 2" w:uiPriority="64"/>
+    <w:lsdException w:name="Medium List 1" w:uiPriority="65"/>
+    <w:lsdException w:name="Medium List 2" w:uiPriority="66"/>
+    <w:lsdException w:name="Medium Grid 1" w:uiPriority="67"/>
+    <w:lsdException w:name="Medium Grid 2" w:uiPriority="68"/>
+    <w:lsdException w:name="Medium Grid 3" w:uiPriority="69"/>
+    <w:lsdException w:name="Dark List" w:uiPriority="70"/>
+    <w:lsdException w:name="Colorful Shading" w:uiPriority="71"/>
+    <w:lsdException w:name="Colorful List" w:uiPriority="72"/>
+    <w:lsdException w:name="Colorful Grid" w:uiPriority="73"/>
+    <w:lsdException w:name="Light Shading Accent 1" w:uiPriority="60"/>
+    <w:lsdException w:name="Light List Accent 1" w:uiPriority="61"/>
+    <w:lsdException w:name="Light Grid Accent 1" w:uiPriority="62"/>
+    <w:lsdException w:name="Medium Shading 1 Accent 1" w:uiPriority="63"/>
+    <w:lsdException w:name="Medium Shading 2 Accent 1" w:uiPriority="64"/>
+    <w:lsdException w:name="Medium List 1 Accent 1" w:uiPriority="65"/>
+    <w:lsdException w:name="Revision" w:semiHidden="1"/>
+    <w:lsdException w:name="List Paragraph" w:uiPriority="34" w:qFormat="1"/>
+    <w:lsdException w:name="Quote" w:uiPriority="29" w:qFormat="1"/>
+    <w:lsdException w:name="Intense Quote" w:uiPriority="30" w:qFormat="1"/>
+    <w:lsdException w:name="Medium List 2 Accent 1" w:uiPriority="66"/>
+    <w:lsdException w:name="Medium Grid 1 Accent 1" w:uiPriority="67"/>
+    <w:lsdException w:name="Medium Grid 2 Accent 1" w:uiPriority="68"/>
+    <w:lsdException w:name="Medium Grid 3 Accent 1" w:uiPriority="69"/>
+    <w:lsdException w:name="Dark List Accent 1" w:uiPriority="70"/>
+    <w:lsdException w:name="Colorful Shading Accent 1" w:uiPriority="71"/>
+    <w:lsdException w:name="Colorful List Accent 1" w:uiPriority="72"/>
+    <w:lsdException w:name="Colorful Grid Accent 1" w:uiPriority="73"/>
+    <w:lsdException w:name="Light Shading Accent 2" w:uiPriority="60"/>
+    <w:lsdException w:name="Light List Accent 2" w:uiPriority="61"/>
+    <w:lsdException w:name="Light Grid Accent 2" w:uiPriority="62"/>
+    <w:lsdException w:name="Medium Shading 1 Accent 2" w:uiPriority="63"/>
+    <w:lsdException w:name="Medium Shading 2 Accent 2" w:uiPriority="64"/>
+    <w:lsdException w:name="Medium List 1 Accent 2" w:uiPriority="65"/>
+    <w:lsdException w:name="Medium List 2 Accent 2" w:uiPriority="66"/>
+    <w:lsdException w:name="Medium Grid 1 Accent 2" w:uiPriority="67"/>
+    <w:lsdException w:name="Medium Grid 2 Accent 2" w:uiPriority="68"/>
+    <w:lsdException w:name="Medium Grid 3 Accent 2" w:uiPriority="69"/>
+    <w:lsdException w:name="Dark List Accent 2" w:uiPriority="70"/>
+    <w:lsdException w:name="Colorful Shading Accent 2" w:uiPriority="71"/>
+    <w:lsdException w:name="Colorful List Accent 2" w:uiPriority="72"/>
+    <w:lsdException w:name="Colorful Grid Accent 2" w:uiPriority="73"/>
+    <w:lsdException w:name="Light Shading Accent 3" w:uiPriority="60"/>
+    <w:lsdException w:name="Light List Accent 3" w:uiPriority="61"/>
+    <w:lsdException w:name="Light Grid Accent 3" w:uiPriority="62"/>
+    <w:lsdException w:name="Medium Shading 1 Accent 3" w:uiPriority="63"/>
+    <w:lsdException w:name="Medium Shading 2 Accent 3" w:uiPriority="64"/>
+    <w:lsdException w:name="Medium List 1 Accent 3" w:uiPriority="65"/>
+    <w:lsdException w:name="Medium List 2 Accent 3" w:uiPriority="66"/>
+    <w:lsdException w:name="Medium Grid 1 Accent 3" w:uiPriority="67"/>
+    <w:lsdException w:name="Medium Grid 2 Accent 3" w:uiPriority="68"/>
+    <w:lsdException w:name="Medium Grid 3 Accent 3" w:uiPriority="69"/>
+    <w:lsdException w:name="Dark List Accent 3" w:uiPriority="70"/>
+    <w:lsdException w:name="Colorful Shading Accent 3" w:uiPriority="71"/>
+    <w:lsdException w:name="Colorful List Accent 3" w:uiPriority="72"/>
+    <w:lsdException w:name="Colorful Grid Accent 3" w:uiPriority="73"/>
+    <w:lsdException w:name="Light Shading Accent 4" w:uiPriority="60"/>
+    <w:lsdException w:name="Light List Accent 4" w:uiPriority="61"/>
+    <w:lsdException w:name="Light Grid Accent 4" w:uiPriority="62"/>
+    <w:lsdException w:name="Medium Shading 1 Accent 4" w:uiPriority="63"/>
+    <w:lsdException w:name="Medium Shading 2 Accent 4" w:uiPriority="64"/>
+    <w:lsdException w:name="Medium List 1 Accent 4" w:uiPriority="65"/>
+    <w:lsdException w:name="Medium List 2 Accent 4" w:uiPriority="66"/>
+    <w:lsdException w:name="Medium Grid 1 Accent 4" w:uiPriority="67"/>
+    <w:lsdException w:name="Medium Grid 2 Accent 4" w:uiPriority="68"/>
+    <w:lsdException w:name="Medium Grid 3 Accent 4" w:uiPriority="69"/>
+    <w:lsdException w:name="Dark List Accent 4" w:uiPriority="70"/>
+    <w:lsdException w:name="Colorful Shading Accent 4" w:uiPriority="71"/>
+    <w:lsdException w:name="Colorful List Accent 4" w:uiPriority="72"/>
+    <w:lsdException w:name="Colorful Grid Accent 4" w:uiPriority="73"/>
+    <w:lsdException w:name="Light Shading Accent 5" w:uiPriority="60"/>
+    <w:lsdException w:name="Light List Accent 5" w:uiPriority="61"/>
+    <w:lsdException w:name="Light Grid Accent 5" w:uiPriority="62"/>
+    <w:lsdException w:name="Medium Shading 1 Accent 5" w:uiPriority="63"/>
+    <w:lsdException w:name="Medium Shading 2 Accent 5" w:uiPriority="64"/>
+    <w:lsdException w:name="Medium List 1 Accent 5" w:uiPriority="65"/>
+    <w:lsdException w:name="Medium List 2 Accent 5" w:uiPriority="66"/>
+    <w:lsdException w:name="Medium Grid 1 Accent 5" w:uiPriority="67"/>
+    <w:lsdException w:name="Medium Grid 2 Accent 5" w:uiPriority="68"/>
+    <w:lsdException w:name="Medium Grid 3 Accent 5" w:uiPriority="69"/>
+    <w:lsdException w:name="Dark List Accent 5" w:uiPriority="70"/>
+    <w:lsdException w:name="Colorful Shading Accent 5" w:uiPriority="71"/>
+    <w:lsdException w:name="Colorful List Accent 5" w:uiPriority="72"/>
+    <w:lsdException w:name="Colorful Grid Accent 5" w:uiPriority="73"/>
+    <w:lsdException w:name="Light Shading Accent 6" w:uiPriority="60"/>
+    <w:lsdException w:name="Light List Accent 6" w:uiPriority="61"/>
+    <w:lsdException w:name="Light Grid Accent 6" w:uiPriority="62"/>
+    <w:lsdException w:name="Medium Shading 1 Accent 6" w:uiPriority="63"/>
+    <w:lsdException w:name="Medium Shading 2 Accent 6" w:uiPriority="64"/>
+    <w:lsdException w:name="Medium List 1 Accent 6" w:uiPriority="65"/>
+    <w:lsdException w:name="Medium List 2 Accent 6" w:uiPriority="66"/>
+    <w:lsdException w:name="Medium Grid 1 Accent 6" w:uiPriority="67"/>
+    <w:lsdException w:name="Medium Grid 2 Accent 6" w:uiPriority="68"/>
+    <w:lsdException w:name="Medium Grid 3 Accent 6" w:uiPriority="69"/>
+    <w:lsdException w:name="Dark List Accent 6" w:uiPriority="70"/>
+    <w:lsdException w:name="Colorful Shading Accent 6" w:uiPriority="71"/>
+    <w:lsdException w:name="Colorful List Accent 6" w:uiPriority="72"/>
+    <w:lsdException w:name="Colorful Grid Accent 6" w:uiPriority="73"/>
+    <w:lsdException w:name="Subtle Emphasis" w:uiPriority="19" w:qFormat="1"/>
+    <w:lsdException w:name="Intense Emphasis" w:uiPriority="21" w:qFormat="1"/>
+    <w:lsdException w:name="Subtle Reference" w:uiPriority="31" w:qFormat="1"/>
+    <w:lsdException w:name="Intense Reference" w:uiPriority="32" w:qFormat="1"/>
+    <w:lsdException w:name="Book Title" w:uiPriority="33" w:qFormat="1"/>
+    <w:lsdException w:name="Bibliography" w:semiHidden="1" w:uiPriority="37" w:unhideWhenUsed="1"/>
+    <w:lsdException w:name="TOC Heading" w:semiHidden="1" w:uiPriority="39" w:unhideWhenUsed="1" w:qFormat="1"/>
+    <w:lsdException w:name="Plain Table 1" w:uiPriority="41"/>
+    <w:lsdException w:name="Plain Table 2" w:uiPriority="42"/>
+    <w:lsdException w:name="Plain Table 3" w:uiPriority="43"/>
+    <w:lsdException w:name="Plain Table 4" w:uiPriority="44"/>
+    <w:lsdException w:name="Plain Table 5" w:uiPriority="45"/>
+    <w:lsdException w:name="Grid Table Light" w:uiPriority="40"/>
+    <w:lsdException w:name="Grid Table 1 Light" w:uiPriority="46"/>
+    <w:lsdException w:name="Grid Table 2" w:uiPriority="47"/>
+    <w:lsdException w:name="Grid Table 3" w:uiPriority="48"/>
+    <w:lsdException w:name="Grid Table 4" w:uiPriority="49"/>
+    <w:lsdException w:name="Grid Table 5 Dark" w:uiPriority="50"/>
+    <w:lsdException w:name="Grid Table 6 Colorful" w:uiPriority="51"/>
+    <w:lsdException w:name="Grid Table 7 Colorful" w:uiPriority="52"/>
+    <w:lsdException w:name="Grid Table 1 Light Accent 1" w:uiPriority="46"/>
+    <w:lsdException w:name="Grid Table 2 Accent 1" w:uiPriority="47"/>
+    <w:lsdException w:name="Grid Table 3 Accent 1" w:uiPriority="48"/>
+    <w:lsdException w:name="Grid Table 4 Accent 1" w:uiPriority="49"/>
+    <w:lsdException w:name="Grid Table 5 Dark Accent 1" w:uiPriority="50"/>
+    <w:lsdException w:name="Grid Table 6 Colorful Accent 1" w:uiPriority="51"/>
+    <w:lsdException w:name="Grid Table 7 Colorful Accent 1" w:uiPriority="52"/>
+    <w:lsdException w:name="Grid Table 1 Light Accent 2" w:uiPriority="46"/>
+    <w:lsdException w:name="Grid Table 2 Accent 2" w:uiPriority="47"/>
+    <w:lsdException w:name="Grid Table 3 Accent 2" w:uiPriority="48"/>
+    <w:lsdException w:name="Grid Table 4 Accent 2" w:uiPriority="49"/>
+    <w:lsdException w:name="Grid Table 5 Dark Accent 2" w:uiPriority="50"/>
+    <w:lsdException w:name="Grid Table 6 Colorful Accent 2" w:uiPriority="51"/>
+    <w:lsdException w:name="Grid Table 7 Colorful Accent 2" w:uiPriority="52"/>
+    <w:lsdException w:name="Grid Table 1 Light Accent 3" w:uiPriority="46"/>
+    <w:lsdException w:name="Grid Table 2 Accent 3" w:uiPriority="47"/>
+    <w:lsdException w:name="Grid Table 3 Accent 3" w:uiPriority="48"/>
+    <w:lsdException w:name="Grid Table 4 Accent 3" w:uiPriority="49"/>
+    <w:lsdException w:name="Grid Table 5 Dark Accent 3" w:uiPriority="50"/>
+    <w:lsdException w:name="Grid Table 6 Colorful Accent 3" w:uiPriority="51"/>
+    <w:lsdException w:name="Grid Table 7 Colorful Accent 3" w:uiPriority="52"/>
+    <w:lsdException w:name="Grid Table 1 Light Accent 4" w:uiPriority="46"/>
+    <w:lsdException w:name="Grid Table 2 Accent 4" w:uiPriority="47"/>
+    <w:lsdException w:name="Grid Table 3 Accent 4" w:uiPriority="48"/>
+    <w:lsdException w:name="Grid Table 4 Accent 4" w:uiPriority="49"/>
+    <w:lsdException w:name="Grid Table 5 Dark Accent 4" w:uiPriority="50"/>
+    <w:lsdException w:name="Grid Table 6 Colorful Accent 4" w:uiPriority="51"/>
+    <w:lsdException w:name="Grid Table 7 Colorful Accent 4" w:uiPriority="52"/>
+    <w:lsdException w:name="Grid Table 1 Light Accent 5" w:uiPriority="46"/>
+    <w:lsdException w:name="Grid Table 2 Accent 5" w:uiPriority="47"/>
+    <w:lsdException w:name="Grid Table 3 Accent 5" w:uiPriority="48"/>
+    <w:lsdException w:name="Grid Table 4 Accent 5" w:uiPriority="49"/>
+    <w:lsdException w:name="Grid Table 5 Dark Accent 5" w:uiPriority="50"/>
+    <w:lsdException w:name="Grid Table 6 Colorful Accent 5" w:uiPriority="51"/>
+    <w:lsdException w:name="Grid Table 7 Colorful Accent 5" w:uiPriority="52"/>
+    <w:lsdException w:name="Grid Table 1 Light Accent 6" w:uiPriority="46"/>
+    <w:lsdException w:name="Grid Table 2 Accent 6" w:uiPriority="47"/>
+    <w:lsdException w:name="Grid Table 3 Accent 6" w:uiPriority="48"/>
+    <w:lsdException w:name="Grid Table 4 Accent 6" w:uiPriority="49"/>
+    <w:lsdException w:name="Grid Table 5 Dark Accent 6" w:uiPriority="50"/>
+    <w:lsdException w:name="Grid Table 6 Colorful Accent 6" w:uiPriority="51"/>
+    <w:lsdException w:name="Grid Table 7 Colorful Accent 6" w:uiPriority="52"/>
+    <w:lsdException w:name="List Table 1 Light" w:uiPriority="46"/>
+    <w:lsdException w:name="List Table 2" w:uiPriority="47"/>
+    <w:lsdException w:name="List Table 3" w:uiPriority="48"/>
+    <w:lsdException w:name="List Table 4" w:uiPriority="49"/>
+    <w:lsdException w:name="List Table 5 Dark" w:uiPriority="50"/>
+    <w:lsdException w:name="List Table 6 Colorful" w:uiPriority="51"/>
+    <w:lsdException w:name="List Table 7 Colorful" w:uiPriority="52"/>
+    <w:lsdException w:name="List Table 1 Light Accent 1" w:uiPriority="46"/>
+    <w:lsdException w:name="List Table 2 Accent 1" w:uiPriority="47"/>
+    <w:lsdException w:name="List Table 3 Accent 1" w:uiPriority="48"/>
+    <w:lsdException w:name="List Table 4 Accent 1" w:uiPriority="49"/>
+    <w:lsdException w:name="List Table 5 Dark Accent 1" w:uiPriority="50"/>
+    <w:lsdException w:name="List Table 6 Colorful Accent 1" w:uiPriority="51"/>
+    <w:lsdException w:name="List Table 7 Colorful Accent 1" w:uiPriority="52"/>
+    <w:lsdException w:name="List Table 1 Light Accent 2" w:uiPriority="46"/>
+    <w:lsdException w:name="List Table 2 Accent 2" w:uiPriority="47"/>
+    <w:lsdException w:name="List Table 3 Accent 2" w:uiPriority="48"/>
+    <w:lsdException w:name="List Table 4 Accent 2" w:uiPriority="49"/>
+    <w:lsdException w:name="List Table 5 Dark Accent 2" w:uiPriority="50"/>
+    <w:lsdException w:name="List Table 6 Colorful Accent 2" w:uiPriority="51"/>
+    <w:lsdException w:name="List Table 7 Colorful Accent 2" w:uiPriority="52"/>
+    <w:lsdException w:name="List Table 1 Light Accent 3" w:uiPriority="46"/>
+    <w:lsdException w:name="List Table 2 Accent 3" w:uiPriority="47"/>
+    <w:lsdException w:name="List Table 3 Accent 3" w:uiPriority="48"/>
+    <w:lsdException w:name="List Table 4 Accent 3" w:uiPriority="49"/>
+    <w:lsdException w:name="List Table 5 Dark Accent 3" w:uiPriority="50"/>
+    <w:lsdException w:name="List Table 6 Colorful Accent 3" w:uiPriority="51"/>
+    <w:lsdException w:name="List Table 7 Colorful Accent 3" w:uiPriority="52"/>
+    <w:lsdException w:name="List Table 1 Light Accent 4" w:uiPriority="46"/>
+    <w:lsdException w:name="List Table 2 Accent 4" w:uiPriority="47"/>
+    <w:lsdException w:name="List Table 3 Accent 4" w:uiPriority="48"/>
+    <w:lsdException w:name="List Table 4 Accent 4" w:uiPriority="49"/>
+    <w:lsdException w:name="List Table 5 Dark Accent 4" w:uiPriority="50"/>
+    <w:lsdException w:name="List Table 6 Colorful Accent 4" w:uiPriority="51"/>
+    <w:lsdException w:name="List Table 7 Colorful Accent 4" w:uiPriority="52"/>
+    <w:lsdException w:name="List Table 1 Light Accent 5" w:uiPriority="46"/>
+    <w:lsdException w:name="List Table 2 Accent 5" w:uiPriority="47"/>
+    <w:lsdException w:name="List Table 3 Accent 5" w:uiPriority="48"/>
+    <w:lsdException w:name="List Table 4 Accent 5" w:uiPriority="49"/>
+    <w:lsdException w:name="List Table 5 Dark Accent 5" w:uiPriority="50"/>
+    <w:lsdException w:name="List Table 6 Colorful Accent 5" w:uiPriority="51"/>
+    <w:lsdException w:name="List Table 7 Colorful Accent 5" w:uiPriority="52"/>
+    <w:lsdException w:name="List Table 1 Light Accent 6" w:uiPriority="46"/>
+    <w:lsdException w:name="List Table 2 Accent 6" w:uiPriority="47"/>
+    <w:lsdException w:name="List Table 3 Accent 6" w:uiPriority="48"/>
+    <w:lsdException w:name="List Table 4 Accent 6" w:uiPriority="49"/>
+    <w:lsdException w:name="List Table 5 Dark Accent 6" w:uiPriority="50"/>
+    <w:lsdException w:name="List Table 6 Colorful Accent 6" w:uiPriority="51"/>
+    <w:lsdException w:name="List Table 7 Colorful Accent 6" w:uiPriority="52"/>
+    <w:lsdException w:name="Mention" w:semiHidden="1" w:unhideWhenUsed="1"/>
+    <w:lsdException w:name="Smart Hyperlink" w:semiHidden="1" w:unhideWhenUsed="1"/>
+    <w:lsdException w:name="Hashtag" w:semiHidden="1" w:unhideWhenUsed="1"/>
+    <w:lsdException w:name="Unresolved Mention" w:semiHidden="1" w:unhideWhenUsed="1"/>
+    <w:lsdException w:name="Smart Link" w:semiHidden="1" w:unhideWhenUsed="1"/>
   </w:latentStyles>
   <w:style w:type="paragraph" w:default="1" w:styleId="Normal">
     <w:name w:val="Normal"/>
     <w:qFormat/>
-    <w:rsid w:val="00830AB8"/>
+    <w:rsid w:val="00E20957"/>
     <w:pPr>
       <w:spacing w:after="180" w:line="271" w:lineRule="auto"/>
     </w:pPr>
@@ -7898,7 +8433,6 @@
   <w:style w:type="character" w:default="1" w:styleId="DefaultParagraphFont">
     <w:name w:val="Default Paragraph Font"/>
     <w:uiPriority w:val="1"/>
-    <w:semiHidden/>
     <w:unhideWhenUsed/>
   </w:style>
   <w:style w:type="table" w:default="1" w:styleId="TableNormal">
@@ -7906,7 +8440,6 @@
     <w:uiPriority w:val="99"/>
     <w:semiHidden/>
     <w:unhideWhenUsed/>
-    <w:qFormat/>
     <w:tblPr>
       <w:tblInd w:w="0" w:type="dxa"/>
       <w:tblCellMar>
@@ -8078,7 +8611,6 @@
     <w:uiPriority w:val="59"/>
     <w:rsid w:val="004D68F5"/>
     <w:tblPr>
-      <w:tblInd w:w="0" w:type="dxa"/>
       <w:tblBorders>
         <w:top w:val="single" w:sz="4" w:space="0" w:color="auto"/>
         <w:left w:val="single" w:sz="4" w:space="0" w:color="auto"/>
@@ -8087,12 +8619,6 @@
         <w:insideH w:val="single" w:sz="4" w:space="0" w:color="auto"/>
         <w:insideV w:val="single" w:sz="4" w:space="0" w:color="auto"/>
       </w:tblBorders>
-      <w:tblCellMar>
-        <w:top w:w="0" w:type="dxa"/>
-        <w:left w:w="108" w:type="dxa"/>
-        <w:bottom w:w="0" w:type="dxa"/>
-        <w:right w:w="108" w:type="dxa"/>
-      </w:tblCellMar>
     </w:tblPr>
   </w:style>
   <w:style w:type="character" w:styleId="Hyperlink">
@@ -8116,195 +8642,17 @@
       <w:contextualSpacing/>
     </w:pPr>
   </w:style>
-</w:styles>
-</file>
-
-<file path=word/stylesWithEffects.xml><?xml version="1.0" encoding="utf-8"?>
-<w:styles xmlns:wpc="http://schemas.microsoft.com/office/word/2010/wordprocessingCanvas" xmlns:mc="http://schemas.openxmlformats.org/markup-compatibility/2006" xmlns:o="urn:schemas-microsoft-com:office:office" xmlns:r="http://schemas.openxmlformats.org/officeDocument/2006/relationships" xmlns:m="http://schemas.openxmlformats.org/officeDocument/2006/math" xmlns:v="urn:schemas-microsoft-com:vml" xmlns:wp14="http://schemas.microsoft.com/office/word/2010/wordprocessingDrawing" xmlns:wp="http://schemas.openxmlformats.org/drawingml/2006/wordprocessingDrawing" xmlns:w10="urn:schemas-microsoft-com:office:word" xmlns:w="http://schemas.openxmlformats.org/wordprocessingml/2006/main" xmlns:w14="http://schemas.microsoft.com/office/word/2010/wordml" xmlns:wpg="http://schemas.microsoft.com/office/word/2010/wordprocessingGroup" xmlns:wpi="http://schemas.microsoft.com/office/word/2010/wordprocessingInk" xmlns:wne="http://schemas.microsoft.com/office/word/2006/wordml" xmlns:wps="http://schemas.microsoft.com/office/word/2010/wordprocessingShape" mc:Ignorable="w14 wp14">
-  <w:docDefaults>
-    <w:rPrDefault>
-      <w:rPr>
-        <w:rFonts w:asciiTheme="minorHAnsi" w:eastAsiaTheme="minorEastAsia" w:hAnsiTheme="minorHAnsi" w:cstheme="minorBidi"/>
-        <w:sz w:val="22"/>
-        <w:szCs w:val="22"/>
-        <w:lang w:val="en-MY" w:eastAsia="en-MY" w:bidi="ar-SA"/>
-      </w:rPr>
-    </w:rPrDefault>
-    <w:pPrDefault>
-      <w:pPr>
-        <w:spacing w:after="200" w:line="276" w:lineRule="auto"/>
-      </w:pPr>
-    </w:pPrDefault>
-  </w:docDefaults>
-  <w:latentStyles w:defLockedState="0" w:defUIPriority="99" w:defSemiHidden="1" w:defUnhideWhenUsed="1" w:defQFormat="0" w:count="267">
-    <w:lsdException w:name="Normal" w:semiHidden="0" w:uiPriority="0" w:unhideWhenUsed="0" w:qFormat="1"/>
-    <w:lsdException w:name="heading 1" w:semiHidden="0" w:uiPriority="9" w:unhideWhenUsed="0" w:qFormat="1"/>
-    <w:lsdException w:name="heading 2" w:uiPriority="9" w:qFormat="1"/>
-    <w:lsdException w:name="heading 3" w:uiPriority="9" w:qFormat="1"/>
-    <w:lsdException w:name="heading 4" w:uiPriority="9" w:qFormat="1"/>
-    <w:lsdException w:name="heading 5" w:uiPriority="9" w:qFormat="1"/>
-    <w:lsdException w:name="heading 6" w:uiPriority="9" w:qFormat="1"/>
-    <w:lsdException w:name="heading 7" w:uiPriority="9" w:qFormat="1"/>
-    <w:lsdException w:name="heading 8" w:uiPriority="9" w:qFormat="1"/>
-    <w:lsdException w:name="heading 9" w:uiPriority="9" w:qFormat="1"/>
-    <w:lsdException w:name="toc 1" w:uiPriority="39"/>
-    <w:lsdException w:name="toc 2" w:uiPriority="39"/>
-    <w:lsdException w:name="toc 3" w:uiPriority="39"/>
-    <w:lsdException w:name="toc 4" w:uiPriority="39"/>
-    <w:lsdException w:name="toc 5" w:uiPriority="39"/>
-    <w:lsdException w:name="toc 6" w:uiPriority="39"/>
-    <w:lsdException w:name="toc 7" w:uiPriority="39"/>
-    <w:lsdException w:name="toc 8" w:uiPriority="39"/>
-    <w:lsdException w:name="toc 9" w:uiPriority="39"/>
-    <w:lsdException w:name="caption" w:uiPriority="35" w:qFormat="1"/>
-    <w:lsdException w:name="Title" w:semiHidden="0" w:uiPriority="10" w:unhideWhenUsed="0" w:qFormat="1"/>
-    <w:lsdException w:name="Default Paragraph Font" w:uiPriority="1"/>
-    <w:lsdException w:name="Subtitle" w:semiHidden="0" w:uiPriority="11" w:unhideWhenUsed="0" w:qFormat="1"/>
-    <w:lsdException w:name="Strong" w:semiHidden="0" w:uiPriority="22" w:unhideWhenUsed="0" w:qFormat="1"/>
-    <w:lsdException w:name="Emphasis" w:semiHidden="0" w:uiPriority="20" w:unhideWhenUsed="0" w:qFormat="1"/>
-    <w:lsdException w:name="Table Grid" w:semiHidden="0" w:uiPriority="59" w:unhideWhenUsed="0"/>
-    <w:lsdException w:name="Placeholder Text" w:unhideWhenUsed="0"/>
-    <w:lsdException w:name="No Spacing" w:semiHidden="0" w:uiPriority="1" w:unhideWhenUsed="0" w:qFormat="1"/>
-    <w:lsdException w:name="Light Shading" w:semiHidden="0" w:uiPriority="60" w:unhideWhenUsed="0"/>
-    <w:lsdException w:name="Light List" w:semiHidden="0" w:uiPriority="61" w:unhideWhenUsed="0"/>
-    <w:lsdException w:name="Light Grid" w:semiHidden="0" w:uiPriority="62" w:unhideWhenUsed="0"/>
-    <w:lsdException w:name="Medium Shading 1" w:semiHidden="0" w:uiPriority="63" w:unhideWhenUsed="0"/>
-    <w:lsdException w:name="Medium Shading 2" w:semiHidden="0" w:uiPriority="64" w:unhideWhenUsed="0"/>
-    <w:lsdException w:name="Medium List 1" w:semiHidden="0" w:uiPriority="65" w:unhideWhenUsed="0"/>
-    <w:lsdException w:name="Medium List 2" w:semiHidden="0" w:uiPriority="66" w:unhideWhenUsed="0"/>
-    <w:lsdException w:name="Medium Grid 1" w:semiHidden="0" w:uiPriority="67" w:unhideWhenUsed="0"/>
-    <w:lsdException w:name="Medium Grid 2" w:semiHidden="0" w:uiPriority="68" w:unhideWhenUsed="0"/>
-    <w:lsdException w:name="Medium Grid 3" w:semiHidden="0" w:uiPriority="69" w:unhideWhenUsed="0"/>
-    <w:lsdException w:name="Dark List" w:semiHidden="0" w:uiPriority="70" w:unhideWhenUsed="0"/>
-    <w:lsdException w:name="Colorful Shading" w:semiHidden="0" w:uiPriority="71" w:unhideWhenUsed="0"/>
-    <w:lsdException w:name="Colorful List" w:semiHidden="0" w:uiPriority="72" w:unhideWhenUsed="0"/>
-    <w:lsdException w:name="Colorful Grid" w:semiHidden="0" w:uiPriority="73" w:unhideWhenUsed="0"/>
-    <w:lsdException w:name="Light Shading Accent 1" w:semiHidden="0" w:uiPriority="60" w:unhideWhenUsed="0"/>
-    <w:lsdException w:name="Light List Accent 1" w:semiHidden="0" w:uiPriority="61" w:unhideWhenUsed="0"/>
-    <w:lsdException w:name="Light Grid Accent 1" w:semiHidden="0" w:uiPriority="62" w:unhideWhenUsed="0"/>
-    <w:lsdException w:name="Medium Shading 1 Accent 1" w:semiHidden="0" w:uiPriority="63" w:unhideWhenUsed="0"/>
-    <w:lsdException w:name="Medium Shading 2 Accent 1" w:semiHidden="0" w:uiPriority="64" w:unhideWhenUsed="0"/>
-    <w:lsdException w:name="Medium List 1 Accent 1" w:semiHidden="0" w:uiPriority="65" w:unhideWhenUsed="0"/>
-    <w:lsdException w:name="Revision" w:unhideWhenUsed="0"/>
-    <w:lsdException w:name="List Paragraph" w:semiHidden="0" w:uiPriority="34" w:unhideWhenUsed="0" w:qFormat="1"/>
-    <w:lsdException w:name="Quote" w:semiHidden="0" w:uiPriority="29" w:unhideWhenUsed="0" w:qFormat="1"/>
-    <w:lsdException w:name="Intense Quote" w:semiHidden="0" w:uiPriority="30" w:unhideWhenUsed="0" w:qFormat="1"/>
-    <w:lsdException w:name="Medium List 2 Accent 1" w:semiHidden="0" w:uiPriority="66" w:unhideWhenUsed="0"/>
-    <w:lsdException w:name="Medium Grid 1 Accent 1" w:semiHidden="0" w:uiPriority="67" w:unhideWhenUsed="0"/>
-    <w:lsdException w:name="Medium Grid 2 Accent 1" w:semiHidden="0" w:uiPriority="68" w:unhideWhenUsed="0"/>
-    <w:lsdException w:name="Medium Grid 3 Accent 1" w:semiHidden="0" w:uiPriority="69" w:unhideWhenUsed="0"/>
-    <w:lsdException w:name="Dark List Accent 1" w:semiHidden="0" w:uiPriority="70" w:unhideWhenUsed="0"/>
-    <w:lsdException w:name="Colorful Shading Accent 1" w:semiHidden="0" w:uiPriority="71" w:unhideWhenUsed="0"/>
-    <w:lsdException w:name="Colorful List Accent 1" w:semiHidden="0" w:uiPriority="72" w:unhideWhenUsed="0"/>
-    <w:lsdException w:name="Colorful Grid Accent 1" w:semiHidden="0" w:uiPriority="73" w:unhideWhenUsed="0"/>
-    <w:lsdException w:name="Light Shading Accent 2" w:semiHidden="0" w:uiPriority="60" w:unhideWhenUsed="0"/>
-    <w:lsdException w:name="Light List Accent 2" w:semiHidden="0" w:uiPriority="61" w:unhideWhenUsed="0"/>
-    <w:lsdException w:name="Light Grid Accent 2" w:semiHidden="0" w:uiPriority="62" w:unhideWhenUsed="0"/>
-    <w:lsdException w:name="Medium Shading 1 Accent 2" w:semiHidden="0" w:uiPriority="63" w:unhideWhenUsed="0"/>
-    <w:lsdException w:name="Medium Shading 2 Accent 2" w:semiHidden="0" w:uiPriority="64" w:unhideWhenUsed="0"/>
-    <w:lsdException w:name="Medium List 1 Accent 2" w:semiHidden="0" w:uiPriority="65" w:unhideWhenUsed="0"/>
-    <w:lsdException w:name="Medium List 2 Accent 2" w:semiHidden="0" w:uiPriority="66" w:unhideWhenUsed="0"/>
-    <w:lsdException w:name="Medium Grid 1 Accent 2" w:semiHidden="0" w:uiPriority="67" w:unhideWhenUsed="0"/>
-    <w:lsdException w:name="Medium Grid 2 Accent 2" w:semiHidden="0" w:uiPriority="68" w:unhideWhenUsed="0"/>
-    <w:lsdException w:name="Medium Grid 3 Accent 2" w:semiHidden="0" w:uiPriority="69" w:unhideWhenUsed="0"/>
-    <w:lsdException w:name="Dark List Accent 2" w:semiHidden="0" w:uiPriority="70" w:unhideWhenUsed="0"/>
-    <w:lsdException w:name="Colorful Shading Accent 2" w:semiHidden="0" w:uiPriority="71" w:unhideWhenUsed="0"/>
-    <w:lsdException w:name="Colorful List Accent 2" w:semiHidden="0" w:uiPriority="72" w:unhideWhenUsed="0"/>
-    <w:lsdException w:name="Colorful Grid Accent 2" w:semiHidden="0" w:uiPriority="73" w:unhideWhenUsed="0"/>
-    <w:lsdException w:name="Light Shading Accent 3" w:semiHidden="0" w:uiPriority="60" w:unhideWhenUsed="0"/>
-    <w:lsdException w:name="Light List Accent 3" w:semiHidden="0" w:uiPriority="61" w:unhideWhenUsed="0"/>
-    <w:lsdException w:name="Light Grid Accent 3" w:semiHidden="0" w:uiPriority="62" w:unhideWhenUsed="0"/>
-    <w:lsdException w:name="Medium Shading 1 Accent 3" w:semiHidden="0" w:uiPriority="63" w:unhideWhenUsed="0"/>
-    <w:lsdException w:name="Medium Shading 2 Accent 3" w:semiHidden="0" w:uiPriority="64" w:unhideWhenUsed="0"/>
-    <w:lsdException w:name="Medium List 1 Accent 3" w:semiHidden="0" w:uiPriority="65" w:unhideWhenUsed="0"/>
-    <w:lsdException w:name="Medium List 2 Accent 3" w:semiHidden="0" w:uiPriority="66" w:unhideWhenUsed="0"/>
-    <w:lsdException w:name="Medium Grid 1 Accent 3" w:semiHidden="0" w:uiPriority="67" w:unhideWhenUsed="0"/>
-    <w:lsdException w:name="Medium Grid 2 Accent 3" w:semiHidden="0" w:uiPriority="68" w:unhideWhenUsed="0"/>
-    <w:lsdException w:name="Medium Grid 3 Accent 3" w:semiHidden="0" w:uiPriority="69" w:unhideWhenUsed="0"/>
-    <w:lsdException w:name="Dark List Accent 3" w:semiHidden="0" w:uiPriority="70" w:unhideWhenUsed="0"/>
-    <w:lsdException w:name="Colorful Shading Accent 3" w:semiHidden="0" w:uiPriority="71" w:unhideWhenUsed="0"/>
-    <w:lsdException w:name="Colorful List Accent 3" w:semiHidden="0" w:uiPriority="72" w:unhideWhenUsed="0"/>
-    <w:lsdException w:name="Colorful Grid Accent 3" w:semiHidden="0" w:uiPriority="73" w:unhideWhenUsed="0"/>
-    <w:lsdException w:name="Light Shading Accent 4" w:semiHidden="0" w:uiPriority="60" w:unhideWhenUsed="0"/>
-    <w:lsdException w:name="Light List Accent 4" w:semiHidden="0" w:uiPriority="61" w:unhideWhenUsed="0"/>
-    <w:lsdException w:name="Light Grid Accent 4" w:semiHidden="0" w:uiPriority="62" w:unhideWhenUsed="0"/>
-    <w:lsdException w:name="Medium Shading 1 Accent 4" w:semiHidden="0" w:uiPriority="63" w:unhideWhenUsed="0"/>
-    <w:lsdException w:name="Medium Shading 2 Accent 4" w:semiHidden="0" w:uiPriority="64" w:unhideWhenUsed="0"/>
-    <w:lsdException w:name="Medium List 1 Accent 4" w:semiHidden="0" w:uiPriority="65" w:unhideWhenUsed="0"/>
-    <w:lsdException w:name="Medium List 2 Accent 4" w:semiHidden="0" w:uiPriority="66" w:unhideWhenUsed="0"/>
-    <w:lsdException w:name="Medium Grid 1 Accent 4" w:semiHidden="0" w:uiPriority="67" w:unhideWhenUsed="0"/>
-    <w:lsdException w:name="Medium Grid 2 Accent 4" w:semiHidden="0" w:uiPriority="68" w:unhideWhenUsed="0"/>
-    <w:lsdException w:name="Medium Grid 3 Accent 4" w:semiHidden="0" w:uiPriority="69" w:unhideWhenUsed="0"/>
-    <w:lsdException w:name="Dark List Accent 4" w:semiHidden="0" w:uiPriority="70" w:unhideWhenUsed="0"/>
-    <w:lsdException w:name="Colorful Shading Accent 4" w:semiHidden="0" w:uiPriority="71" w:unhideWhenUsed="0"/>
-    <w:lsdException w:name="Colorful List Accent 4" w:semiHidden="0" w:uiPriority="72" w:unhideWhenUsed="0"/>
-    <w:lsdException w:name="Colorful Grid Accent 4" w:semiHidden="0" w:uiPriority="73" w:unhideWhenUsed="0"/>
-    <w:lsdException w:name="Light Shading Accent 5" w:semiHidden="0" w:uiPriority="60" w:unhideWhenUsed="0"/>
-    <w:lsdException w:name="Light List Accent 5" w:semiHidden="0" w:uiPriority="61" w:unhideWhenUsed="0"/>
-    <w:lsdException w:name="Light Grid Accent 5" w:semiHidden="0" w:uiPriority="62" w:unhideWhenUsed="0"/>
-    <w:lsdException w:name="Medium Shading 1 Accent 5" w:semiHidden="0" w:uiPriority="63" w:unhideWhenUsed="0"/>
-    <w:lsdException w:name="Medium Shading 2 Accent 5" w:semiHidden="0" w:uiPriority="64" w:unhideWhenUsed="0"/>
-    <w:lsdException w:name="Medium List 1 Accent 5" w:semiHidden="0" w:uiPriority="65" w:unhideWhenUsed="0"/>
-    <w:lsdException w:name="Medium List 2 Accent 5" w:semiHidden="0" w:uiPriority="66" w:unhideWhenUsed="0"/>
-    <w:lsdException w:name="Medium Grid 1 Accent 5" w:semiHidden="0" w:uiPriority="67" w:unhideWhenUsed="0"/>
-    <w:lsdException w:name="Medium Grid 2 Accent 5" w:semiHidden="0" w:uiPriority="68" w:unhideWhenUsed="0"/>
-    <w:lsdException w:name="Medium Grid 3 Accent 5" w:semiHidden="0" w:uiPriority="69" w:unhideWhenUsed="0"/>
-    <w:lsdException w:name="Dark List Accent 5" w:semiHidden="0" w:uiPriority="70" w:unhideWhenUsed="0"/>
-    <w:lsdException w:name="Colorful Shading Accent 5" w:semiHidden="0" w:uiPriority="71" w:unhideWhenUsed="0"/>
-    <w:lsdException w:name="Colorful List Accent 5" w:semiHidden="0" w:uiPriority="72" w:unhideWhenUsed="0"/>
-    <w:lsdException w:name="Colorful Grid Accent 5" w:semiHidden="0" w:uiPriority="73" w:unhideWhenUsed="0"/>
-    <w:lsdException w:name="Light Shading Accent 6" w:semiHidden="0" w:uiPriority="60" w:unhideWhenUsed="0"/>
-    <w:lsdException w:name="Light List Accent 6" w:semiHidden="0" w:uiPriority="61" w:unhideWhenUsed="0"/>
-    <w:lsdException w:name="Light Grid Accent 6" w:semiHidden="0" w:uiPriority="62" w:unhideWhenUsed="0"/>
-    <w:lsdException w:name="Medium Shading 1 Accent 6" w:semiHidden="0" w:uiPriority="63" w:unhideWhenUsed="0"/>
-    <w:lsdException w:name="Medium Shading 2 Accent 6" w:semiHidden="0" w:uiPriority="64" w:unhideWhenUsed="0"/>
-    <w:lsdException w:name="Medium List 1 Accent 6" w:semiHidden="0" w:uiPriority="65" w:unhideWhenUsed="0"/>
-    <w:lsdException w:name="Medium List 2 Accent 6" w:semiHidden="0" w:uiPriority="66" w:unhideWhenUsed="0"/>
-    <w:lsdException w:name="Medium Grid 1 Accent 6" w:semiHidden="0" w:uiPriority="67" w:unhideWhenUsed="0"/>
-    <w:lsdException w:name="Medium Grid 2 Accent 6" w:semiHidden="0" w:uiPriority="68" w:unhideWhenUsed="0"/>
-    <w:lsdException w:name="Medium Grid 3 Accent 6" w:semiHidden="0" w:uiPriority="69" w:unhideWhenUsed="0"/>
-    <w:lsdException w:name="Dark List Accent 6" w:semiHidden="0" w:uiPriority="70" w:unhideWhenUsed="0"/>
-    <w:lsdException w:name="Colorful Shading Accent 6" w:semiHidden="0" w:uiPriority="71" w:unhideWhenUsed="0"/>
-    <w:lsdException w:name="Colorful List Accent 6" w:semiHidden="0" w:uiPriority="72" w:unhideWhenUsed="0"/>
-    <w:lsdException w:name="Colorful Grid Accent 6" w:semiHidden="0" w:uiPriority="73" w:unhideWhenUsed="0"/>
-    <w:lsdException w:name="Subtle Emphasis" w:semiHidden="0" w:uiPriority="19" w:unhideWhenUsed="0" w:qFormat="1"/>
-    <w:lsdException w:name="Intense Emphasis" w:semiHidden="0" w:uiPriority="21" w:unhideWhenUsed="0" w:qFormat="1"/>
-    <w:lsdException w:name="Subtle Reference" w:semiHidden="0" w:uiPriority="31" w:unhideWhenUsed="0" w:qFormat="1"/>
-    <w:lsdException w:name="Intense Reference" w:semiHidden="0" w:uiPriority="32" w:unhideWhenUsed="0" w:qFormat="1"/>
-    <w:lsdException w:name="Book Title" w:semiHidden="0" w:uiPriority="33" w:unhideWhenUsed="0" w:qFormat="1"/>
-    <w:lsdException w:name="Bibliography" w:uiPriority="37"/>
-    <w:lsdException w:name="TOC Heading" w:uiPriority="39" w:qFormat="1"/>
-  </w:latentStyles>
-  <w:style w:type="paragraph" w:default="1" w:styleId="Normal">
-    <w:name w:val="Normal"/>
-    <w:qFormat/>
-  </w:style>
-  <w:style w:type="character" w:default="1" w:styleId="DefaultParagraphFont">
-    <w:name w:val="Default Paragraph Font"/>
-    <w:uiPriority w:val="1"/>
-    <w:semiHidden/>
-    <w:unhideWhenUsed/>
-  </w:style>
-  <w:style w:type="table" w:default="1" w:styleId="TableNormal">
-    <w:name w:val="Normal Table"/>
+  <w:style w:type="character" w:styleId="UnresolvedMention">
+    <w:name w:val="Unresolved Mention"/>
+    <w:basedOn w:val="DefaultParagraphFont"/>
     <w:uiPriority w:val="99"/>
     <w:semiHidden/>
     <w:unhideWhenUsed/>
-    <w:tblPr>
-      <w:tblInd w:w="0" w:type="dxa"/>
-      <w:tblCellMar>
-        <w:top w:w="0" w:type="dxa"/>
-        <w:left w:w="108" w:type="dxa"/>
-        <w:bottom w:w="0" w:type="dxa"/>
-        <w:right w:w="108" w:type="dxa"/>
-      </w:tblCellMar>
-    </w:tblPr>
-  </w:style>
-  <w:style w:type="numbering" w:default="1" w:styleId="NoList">
-    <w:name w:val="No List"/>
-    <w:uiPriority w:val="99"/>
-    <w:semiHidden/>
-    <w:unhideWhenUsed/>
+    <w:rsid w:val="00907FDB"/>
+    <w:rPr>
+      <w:color w:val="605E5C"/>
+      <w:shd w:val="clear" w:color="auto" w:fill="E1DFDD"/>
+    </w:rPr>
   </w:style>
 </w:styles>
 </file>

--- a/docs/references/PSM-Project-Log-Book-PSM.CU_.01.docx
+++ b/docs/references/PSM-Project-Log-Book-PSM.CU_.01.docx
@@ -430,17 +430,7 @@
           <w:szCs w:val="18"/>
           <w:lang w:val="en-MY"/>
         </w:rPr>
-        <w:t>D</w:t>
-      </w:r>
-      <w:r>
-        <w:rPr>
-          <w:rFonts w:ascii="Garamond" w:hAnsi="Garamond"/>
-          <w:color w:val="262626" w:themeColor="text1" w:themeTint="D9"/>
-          <w:sz w:val="28"/>
-          <w:szCs w:val="18"/>
-          <w:lang w:val="en-MY"/>
-        </w:rPr>
-        <w:t>ESIGN AND DEPLOYMENT OF A SECURE CLOUD-BASED PATIENT DATA MANAGEMENT SYSTEM USING A THREE-TIER ARCHITECTURE ON AWS</w:t>
+        <w:t>DESIGN AND DEPLOYMENT OF A SECURE CLOUD-BASED PATIENT DATA MANAGEMENT SYSTEM USING A THREE-TIER ARCHITECTURE ON AWS</w:t>
       </w:r>
     </w:p>
     <w:p>
@@ -2325,18 +2315,7 @@
                 <w:sz w:val="22"/>
                 <w:szCs w:val="24"/>
               </w:rPr>
-              <w:t>Stakeholder Analysis</w:t>
-            </w:r>
-            <w:r>
-              <w:rPr>
-                <w:b/>
-                <w:bCs/>
-                <w:color w:val="auto"/>
-                <w:kern w:val="0"/>
-                <w:sz w:val="22"/>
-                <w:szCs w:val="24"/>
-              </w:rPr>
-              <w:t>:</w:t>
+              <w:t>Stakeholder Analysis:</w:t>
             </w:r>
             <w:r>
               <w:rPr>
@@ -2385,18 +2364,7 @@
                 <w:sz w:val="22"/>
                 <w:szCs w:val="24"/>
               </w:rPr>
-              <w:t>Proposed Architecture</w:t>
-            </w:r>
-            <w:r>
-              <w:rPr>
-                <w:b/>
-                <w:bCs/>
-                <w:color w:val="auto"/>
-                <w:kern w:val="0"/>
-                <w:sz w:val="22"/>
-                <w:szCs w:val="24"/>
-              </w:rPr>
-              <w:t>:</w:t>
+              <w:t>Proposed Architecture:</w:t>
             </w:r>
             <w:r>
               <w:rPr>
@@ -7016,16 +6984,7 @@
                 <w:sz w:val="22"/>
                 <w:szCs w:val="24"/>
               </w:rPr>
-              <w:t>30</w:t>
-            </w:r>
-            <w:r>
-              <w:rPr>
-                <w:color w:val="auto"/>
-                <w:kern w:val="0"/>
-                <w:sz w:val="22"/>
-                <w:szCs w:val="24"/>
-              </w:rPr>
-              <w:t xml:space="preserve">/04/2026      </w:t>
+              <w:t xml:space="preserve">30/04/2026      </w:t>
             </w:r>
             <w:r>
               <w:rPr>
@@ -7222,16 +7181,7 @@
                 <w:sz w:val="22"/>
                 <w:szCs w:val="24"/>
               </w:rPr>
-              <w:t xml:space="preserve">: Finalized the Project Aim, Objectives, and Scope, </w:t>
-            </w:r>
-            <w:r>
-              <w:rPr>
-                <w:color w:val="auto"/>
-                <w:kern w:val="0"/>
-                <w:sz w:val="22"/>
-                <w:szCs w:val="24"/>
-              </w:rPr>
-              <w:t xml:space="preserve">ensuring </w:t>
+              <w:t xml:space="preserve">: Finalized the Project Aim, Objectives, and Scope, ensuring </w:t>
             </w:r>
             <w:r>
               <w:rPr>
@@ -7727,6 +7677,1855 @@
         </w:tc>
       </w:tr>
     </w:tbl>
+    <w:p/>
+    <w:p/>
+    <w:p/>
+    <w:p/>
+    <w:p/>
+    <w:p/>
+    <w:tbl>
+      <w:tblPr>
+        <w:tblW w:w="11164" w:type="dxa"/>
+        <w:tblInd w:w="-616" w:type="dxa"/>
+        <w:tblLayout w:type="fixed"/>
+        <w:tblLook w:val="0000" w:firstRow="0" w:lastRow="0" w:firstColumn="0" w:lastColumn="0" w:noHBand="0" w:noVBand="0"/>
+      </w:tblPr>
+      <w:tblGrid>
+        <w:gridCol w:w="2794"/>
+        <w:gridCol w:w="8370"/>
+      </w:tblGrid>
+      <w:tr>
+        <w:tc>
+          <w:tcPr>
+            <w:tcW w:w="2794" w:type="dxa"/>
+          </w:tcPr>
+          <w:p>
+            <w:pPr>
+              <w:spacing w:after="0" w:line="240" w:lineRule="auto"/>
+              <w:jc w:val="center"/>
+              <w:rPr>
+                <w:rFonts w:ascii="Book Antiqua" w:hAnsi="Book Antiqua"/>
+                <w:color w:val="auto"/>
+                <w:kern w:val="0"/>
+                <w:sz w:val="24"/>
+                <w:szCs w:val="24"/>
+              </w:rPr>
+            </w:pPr>
+            <w:r>
+              <w:rPr>
+                <w:b/>
+                <w:color w:val="auto"/>
+              </w:rPr>
+              <w:br w:type="page"/>
+            </w:r>
+            <w:r>
+              <w:rPr>
+                <w:rFonts w:ascii="Book Antiqua" w:hAnsi="Book Antiqua"/>
+                <w:noProof/>
+                <w:color w:val="auto"/>
+                <w:kern w:val="0"/>
+                <w:sz w:val="24"/>
+                <w:szCs w:val="24"/>
+                <w:lang w:val="ms-MY" w:eastAsia="ms-MY"/>
+              </w:rPr>
+              <w:drawing>
+                <wp:inline distT="0" distB="0" distL="0" distR="0" wp14:anchorId="57C91EB0" wp14:editId="59AB1AE8">
+                  <wp:extent cx="1365972" cy="552893"/>
+                  <wp:effectExtent l="19050" t="0" r="5628" b="0"/>
+                  <wp:docPr id="1316059637" name="Picture 0" descr="logo utm ru baru.jpg"/>
+                  <wp:cNvGraphicFramePr>
+                    <a:graphicFrameLocks xmlns:a="http://schemas.openxmlformats.org/drawingml/2006/main" noChangeAspect="1"/>
+                  </wp:cNvGraphicFramePr>
+                  <a:graphic xmlns:a="http://schemas.openxmlformats.org/drawingml/2006/main">
+                    <a:graphicData uri="http://schemas.openxmlformats.org/drawingml/2006/picture">
+                      <pic:pic xmlns:pic="http://schemas.openxmlformats.org/drawingml/2006/picture">
+                        <pic:nvPicPr>
+                          <pic:cNvPr id="0" name="logo utm ru baru.jpg"/>
+                          <pic:cNvPicPr/>
+                        </pic:nvPicPr>
+                        <pic:blipFill>
+                          <a:blip r:embed="rId7" cstate="print"/>
+                          <a:stretch>
+                            <a:fillRect/>
+                          </a:stretch>
+                        </pic:blipFill>
+                        <pic:spPr>
+                          <a:xfrm>
+                            <a:off x="0" y="0"/>
+                            <a:ext cx="1382983" cy="559778"/>
+                          </a:xfrm>
+                          <a:prstGeom prst="rect">
+                            <a:avLst/>
+                          </a:prstGeom>
+                        </pic:spPr>
+                      </pic:pic>
+                    </a:graphicData>
+                  </a:graphic>
+                </wp:inline>
+              </w:drawing>
+            </w:r>
+          </w:p>
+        </w:tc>
+        <w:tc>
+          <w:tcPr>
+            <w:tcW w:w="8370" w:type="dxa"/>
+            <w:vAlign w:val="center"/>
+          </w:tcPr>
+          <w:p>
+            <w:pPr>
+              <w:keepNext/>
+              <w:spacing w:after="0" w:line="240" w:lineRule="auto"/>
+              <w:ind w:left="1440"/>
+              <w:outlineLvl w:val="0"/>
+              <w:rPr>
+                <w:b/>
+                <w:bCs/>
+                <w:color w:val="auto"/>
+                <w:kern w:val="0"/>
+                <w:sz w:val="24"/>
+                <w:szCs w:val="24"/>
+                <w:lang w:val="sv-SE"/>
+              </w:rPr>
+            </w:pPr>
+            <w:r>
+              <w:rPr>
+                <w:b/>
+                <w:bCs/>
+                <w:color w:val="auto"/>
+                <w:kern w:val="0"/>
+                <w:sz w:val="24"/>
+                <w:szCs w:val="24"/>
+                <w:lang w:val="sv-SE"/>
+              </w:rPr>
+              <w:br/>
+            </w:r>
+            <w:r>
+              <w:rPr>
+                <w:b/>
+                <w:bCs/>
+                <w:color w:val="auto"/>
+                <w:kern w:val="0"/>
+                <w:sz w:val="24"/>
+                <w:szCs w:val="24"/>
+                <w:lang w:val="sv-SE"/>
+              </w:rPr>
+              <w:t xml:space="preserve">FACULTY OF </w:t>
+            </w:r>
+            <w:r>
+              <w:rPr>
+                <w:b/>
+                <w:bCs/>
+                <w:color w:val="auto"/>
+                <w:kern w:val="0"/>
+                <w:sz w:val="24"/>
+                <w:szCs w:val="24"/>
+                <w:lang w:val="sv-SE"/>
+              </w:rPr>
+              <w:t>COMPUTING</w:t>
+            </w:r>
+          </w:p>
+          <w:p>
+            <w:pPr>
+              <w:keepNext/>
+              <w:spacing w:after="0" w:line="240" w:lineRule="auto"/>
+              <w:ind w:left="1440"/>
+              <w:outlineLvl w:val="3"/>
+              <w:rPr>
+                <w:b/>
+                <w:bCs/>
+                <w:color w:val="auto"/>
+                <w:kern w:val="0"/>
+                <w:sz w:val="24"/>
+                <w:szCs w:val="24"/>
+                <w:lang w:val="sv-SE"/>
+              </w:rPr>
+            </w:pPr>
+            <w:r>
+              <w:rPr>
+                <w:b/>
+                <w:bCs/>
+                <w:color w:val="auto"/>
+                <w:kern w:val="0"/>
+                <w:sz w:val="24"/>
+                <w:szCs w:val="24"/>
+                <w:lang w:val="sv-SE"/>
+              </w:rPr>
+              <w:t>UNIVERSITI TEKNOLOGI MALAYSIA</w:t>
+            </w:r>
+          </w:p>
+          <w:p>
+            <w:pPr>
+              <w:keepNext/>
+              <w:spacing w:after="0" w:line="240" w:lineRule="auto"/>
+              <w:ind w:left="432"/>
+              <w:outlineLvl w:val="3"/>
+              <w:rPr>
+                <w:b/>
+                <w:bCs/>
+                <w:color w:val="auto"/>
+                <w:kern w:val="0"/>
+                <w:sz w:val="24"/>
+                <w:szCs w:val="24"/>
+                <w:lang w:val="sv-SE"/>
+              </w:rPr>
+            </w:pPr>
+          </w:p>
+          <w:p>
+            <w:pPr>
+              <w:keepNext/>
+              <w:spacing w:after="0" w:line="240" w:lineRule="auto"/>
+              <w:ind w:left="432"/>
+              <w:outlineLvl w:val="3"/>
+              <w:rPr>
+                <w:b/>
+                <w:bCs/>
+                <w:color w:val="auto"/>
+                <w:kern w:val="0"/>
+                <w:sz w:val="32"/>
+                <w:szCs w:val="24"/>
+                <w:lang w:val="sv-SE"/>
+              </w:rPr>
+            </w:pPr>
+            <w:r>
+              <w:rPr>
+                <w:b/>
+                <w:bCs/>
+                <w:color w:val="auto"/>
+                <w:kern w:val="0"/>
+                <w:sz w:val="32"/>
+                <w:szCs w:val="24"/>
+                <w:lang w:val="sv-SE"/>
+              </w:rPr>
+              <w:t xml:space="preserve">                      </w:t>
+            </w:r>
+            <w:r>
+              <w:rPr>
+                <w:b/>
+                <w:bCs/>
+                <w:color w:val="auto"/>
+                <w:kern w:val="0"/>
+                <w:sz w:val="32"/>
+                <w:szCs w:val="24"/>
+                <w:lang w:val="sv-SE"/>
+              </w:rPr>
+              <w:t>PSM LOG BOOK</w:t>
+            </w:r>
+          </w:p>
+          <w:p>
+            <w:pPr>
+              <w:keepNext/>
+              <w:spacing w:after="0" w:line="240" w:lineRule="auto"/>
+              <w:ind w:left="432"/>
+              <w:outlineLvl w:val="3"/>
+              <w:rPr>
+                <w:b/>
+                <w:bCs/>
+                <w:color w:val="auto"/>
+                <w:kern w:val="0"/>
+                <w:sz w:val="24"/>
+                <w:szCs w:val="24"/>
+                <w:lang w:val="sv-SE"/>
+              </w:rPr>
+            </w:pPr>
+          </w:p>
+          <w:p>
+            <w:pPr>
+              <w:spacing w:after="0"/>
+              <w:ind w:left="432"/>
+              <w:rPr>
+                <w:sz w:val="24"/>
+                <w:szCs w:val="22"/>
+              </w:rPr>
+            </w:pPr>
+            <w:r>
+              <w:rPr>
+                <w:b/>
+                <w:sz w:val="22"/>
+                <w:szCs w:val="22"/>
+              </w:rPr>
+              <w:t>SE</w:t>
+            </w:r>
+            <w:r>
+              <w:rPr>
+                <w:b/>
+                <w:sz w:val="22"/>
+                <w:szCs w:val="22"/>
+              </w:rPr>
+              <w:t>MESTER</w:t>
+            </w:r>
+            <w:r>
+              <w:rPr>
+                <w:sz w:val="22"/>
+                <w:szCs w:val="22"/>
+              </w:rPr>
+              <w:t xml:space="preserve">: </w:t>
+            </w:r>
+            <w:r>
+              <w:rPr>
+                <w:sz w:val="22"/>
+                <w:szCs w:val="22"/>
+              </w:rPr>
+              <w:t xml:space="preserve">20252026          </w:t>
+            </w:r>
+            <w:r>
+              <w:rPr>
+                <w:b/>
+                <w:sz w:val="22"/>
+                <w:szCs w:val="22"/>
+              </w:rPr>
+              <w:t>TYPE</w:t>
+            </w:r>
+            <w:r>
+              <w:rPr>
+                <w:sz w:val="22"/>
+                <w:szCs w:val="22"/>
+              </w:rPr>
+              <w:t xml:space="preserve">:  </w:t>
+            </w:r>
+            <w:r>
+              <w:rPr>
+                <w:sz w:val="24"/>
+                <w:szCs w:val="22"/>
+                <w:highlight w:val="yellow"/>
+              </w:rPr>
+              <w:t>PSM 1</w:t>
+            </w:r>
+            <w:r>
+              <w:rPr>
+                <w:sz w:val="24"/>
+                <w:szCs w:val="22"/>
+              </w:rPr>
+              <w:t xml:space="preserve"> / PSM 2</w:t>
+            </w:r>
+          </w:p>
+          <w:p>
+            <w:pPr>
+              <w:keepNext/>
+              <w:spacing w:after="0" w:line="240" w:lineRule="auto"/>
+              <w:outlineLvl w:val="3"/>
+              <w:rPr>
+                <w:b/>
+                <w:bCs/>
+                <w:color w:val="auto"/>
+                <w:kern w:val="0"/>
+                <w:sz w:val="24"/>
+                <w:szCs w:val="24"/>
+                <w:lang w:val="sv-SE"/>
+              </w:rPr>
+            </w:pPr>
+          </w:p>
+        </w:tc>
+      </w:tr>
+    </w:tbl>
+    <w:p>
+      <w:pPr>
+        <w:spacing w:after="0"/>
+        <w:jc w:val="both"/>
+        <w:rPr>
+          <w:sz w:val="22"/>
+          <w:szCs w:val="22"/>
+        </w:rPr>
+      </w:pPr>
+    </w:p>
+    <w:tbl>
+      <w:tblPr>
+        <w:tblW w:w="9738" w:type="dxa"/>
+        <w:tblLayout w:type="fixed"/>
+        <w:tblLook w:val="0000" w:firstRow="0" w:lastRow="0" w:firstColumn="0" w:lastColumn="0" w:noHBand="0" w:noVBand="0"/>
+      </w:tblPr>
+      <w:tblGrid>
+        <w:gridCol w:w="2072"/>
+        <w:gridCol w:w="7666"/>
+      </w:tblGrid>
+      <w:tr>
+        <w:tc>
+          <w:tcPr>
+            <w:tcW w:w="2072" w:type="dxa"/>
+          </w:tcPr>
+          <w:p>
+            <w:pPr>
+              <w:spacing w:after="0" w:line="360" w:lineRule="auto"/>
+              <w:jc w:val="both"/>
+              <w:rPr>
+                <w:b/>
+                <w:color w:val="auto"/>
+                <w:kern w:val="0"/>
+                <w:sz w:val="22"/>
+                <w:szCs w:val="24"/>
+              </w:rPr>
+            </w:pPr>
+            <w:r>
+              <w:rPr>
+                <w:b/>
+                <w:color w:val="auto"/>
+                <w:kern w:val="0"/>
+                <w:sz w:val="22"/>
+                <w:szCs w:val="24"/>
+              </w:rPr>
+              <w:t>Date</w:t>
+            </w:r>
+          </w:p>
+        </w:tc>
+        <w:tc>
+          <w:tcPr>
+            <w:tcW w:w="7666" w:type="dxa"/>
+          </w:tcPr>
+          <w:p>
+            <w:pPr>
+              <w:spacing w:after="0" w:line="360" w:lineRule="auto"/>
+              <w:jc w:val="both"/>
+              <w:rPr>
+                <w:color w:val="auto"/>
+                <w:kern w:val="0"/>
+                <w:sz w:val="24"/>
+                <w:szCs w:val="24"/>
+              </w:rPr>
+            </w:pPr>
+            <w:r>
+              <w:rPr>
+                <w:b/>
+                <w:bCs/>
+                <w:color w:val="auto"/>
+                <w:kern w:val="0"/>
+                <w:sz w:val="22"/>
+                <w:szCs w:val="24"/>
+              </w:rPr>
+              <w:t>:</w:t>
+            </w:r>
+            <w:r>
+              <w:rPr>
+                <w:color w:val="auto"/>
+                <w:kern w:val="0"/>
+                <w:sz w:val="22"/>
+                <w:szCs w:val="24"/>
+              </w:rPr>
+              <w:t>15</w:t>
+            </w:r>
+            <w:r>
+              <w:rPr>
+                <w:color w:val="auto"/>
+                <w:kern w:val="0"/>
+                <w:sz w:val="22"/>
+                <w:szCs w:val="24"/>
+              </w:rPr>
+              <w:t>/0</w:t>
+            </w:r>
+            <w:r>
+              <w:rPr>
+                <w:color w:val="auto"/>
+                <w:kern w:val="0"/>
+                <w:sz w:val="22"/>
+                <w:szCs w:val="24"/>
+              </w:rPr>
+              <w:t>5</w:t>
+            </w:r>
+            <w:r>
+              <w:rPr>
+                <w:color w:val="auto"/>
+                <w:kern w:val="0"/>
+                <w:sz w:val="22"/>
+                <w:szCs w:val="24"/>
+              </w:rPr>
+              <w:t xml:space="preserve">/2026      </w:t>
+            </w:r>
+            <w:r>
+              <w:rPr>
+                <w:b/>
+                <w:color w:val="auto"/>
+                <w:kern w:val="0"/>
+                <w:sz w:val="22"/>
+                <w:szCs w:val="24"/>
+              </w:rPr>
+              <w:t>Meeting:</w:t>
+            </w:r>
+            <w:r>
+              <w:rPr>
+                <w:color w:val="auto"/>
+                <w:kern w:val="0"/>
+                <w:sz w:val="22"/>
+                <w:szCs w:val="24"/>
+              </w:rPr>
+              <w:t xml:space="preserve">  </w:t>
+            </w:r>
+            <w:r>
+              <w:rPr>
+                <w:color w:val="auto"/>
+                <w:kern w:val="0"/>
+                <w:sz w:val="24"/>
+                <w:szCs w:val="24"/>
+              </w:rPr>
+              <w:t xml:space="preserve">1 / 2 / 3 / </w:t>
+            </w:r>
+            <w:r>
+              <w:rPr>
+                <w:color w:val="auto"/>
+                <w:kern w:val="0"/>
+                <w:sz w:val="24"/>
+                <w:szCs w:val="24"/>
+              </w:rPr>
+              <w:t>4</w:t>
+            </w:r>
+            <w:r>
+              <w:rPr>
+                <w:color w:val="auto"/>
+                <w:kern w:val="0"/>
+                <w:sz w:val="24"/>
+                <w:szCs w:val="24"/>
+              </w:rPr>
+              <w:t xml:space="preserve"> / </w:t>
+            </w:r>
+            <w:r>
+              <w:rPr>
+                <w:color w:val="auto"/>
+                <w:kern w:val="0"/>
+                <w:sz w:val="24"/>
+                <w:szCs w:val="24"/>
+              </w:rPr>
+              <w:t>5</w:t>
+            </w:r>
+            <w:r>
+              <w:rPr>
+                <w:color w:val="auto"/>
+                <w:kern w:val="0"/>
+                <w:sz w:val="24"/>
+                <w:szCs w:val="24"/>
+              </w:rPr>
+              <w:t xml:space="preserve">/ </w:t>
+            </w:r>
+            <w:r>
+              <w:rPr>
+                <w:color w:val="auto"/>
+                <w:kern w:val="0"/>
+                <w:sz w:val="24"/>
+                <w:szCs w:val="24"/>
+                <w:highlight w:val="yellow"/>
+              </w:rPr>
+              <w:t>6</w:t>
+            </w:r>
+            <w:r>
+              <w:rPr>
+                <w:color w:val="auto"/>
+                <w:kern w:val="0"/>
+                <w:sz w:val="24"/>
+                <w:szCs w:val="24"/>
+              </w:rPr>
+              <w:t xml:space="preserve"> / 7 ……</w:t>
+            </w:r>
+          </w:p>
+          <w:p>
+            <w:pPr>
+              <w:spacing w:after="0" w:line="360" w:lineRule="auto"/>
+              <w:jc w:val="both"/>
+              <w:rPr>
+                <w:color w:val="auto"/>
+                <w:kern w:val="0"/>
+                <w:sz w:val="22"/>
+                <w:szCs w:val="24"/>
+              </w:rPr>
+            </w:pPr>
+          </w:p>
+        </w:tc>
+      </w:tr>
+      <w:tr>
+        <w:tc>
+          <w:tcPr>
+            <w:tcW w:w="2072" w:type="dxa"/>
+          </w:tcPr>
+          <w:p>
+            <w:pPr>
+              <w:spacing w:after="0"/>
+              <w:rPr>
+                <w:b/>
+              </w:rPr>
+            </w:pPr>
+            <w:r>
+              <w:rPr>
+                <w:b/>
+              </w:rPr>
+              <w:t>Student</w:t>
+            </w:r>
+          </w:p>
+          <w:p>
+            <w:pPr>
+              <w:spacing w:after="0" w:line="240" w:lineRule="auto"/>
+              <w:jc w:val="both"/>
+              <w:rPr>
+                <w:b/>
+              </w:rPr>
+            </w:pPr>
+            <w:r>
+              <w:rPr>
+                <w:b/>
+              </w:rPr>
+              <w:t>(Meeting Minute/</w:t>
+            </w:r>
+          </w:p>
+          <w:p>
+            <w:pPr>
+              <w:spacing w:after="0" w:line="240" w:lineRule="auto"/>
+              <w:jc w:val="both"/>
+              <w:rPr>
+                <w:b/>
+              </w:rPr>
+            </w:pPr>
+            <w:r>
+              <w:rPr>
+                <w:b/>
+              </w:rPr>
+              <w:t>Achievements/</w:t>
+            </w:r>
+          </w:p>
+          <w:p>
+            <w:pPr>
+              <w:spacing w:after="0" w:line="240" w:lineRule="auto"/>
+              <w:jc w:val="both"/>
+              <w:rPr>
+                <w:color w:val="auto"/>
+                <w:kern w:val="0"/>
+                <w:sz w:val="22"/>
+                <w:szCs w:val="24"/>
+              </w:rPr>
+            </w:pPr>
+            <w:r>
+              <w:rPr>
+                <w:b/>
+              </w:rPr>
+              <w:t>Activities</w:t>
+            </w:r>
+            <w:r>
+              <w:rPr>
+                <w:b/>
+              </w:rPr>
+              <w:t>)</w:t>
+            </w:r>
+          </w:p>
+        </w:tc>
+        <w:tc>
+          <w:tcPr>
+            <w:tcW w:w="7666" w:type="dxa"/>
+          </w:tcPr>
+          <w:p>
+            <w:pPr>
+              <w:spacing w:after="0" w:line="360" w:lineRule="auto"/>
+              <w:rPr>
+                <w:color w:val="auto"/>
+                <w:kern w:val="0"/>
+                <w:sz w:val="22"/>
+                <w:szCs w:val="24"/>
+              </w:rPr>
+            </w:pPr>
+            <w:r>
+              <w:rPr>
+                <w:color w:val="auto"/>
+                <w:kern w:val="0"/>
+                <w:sz w:val="22"/>
+                <w:szCs w:val="24"/>
+              </w:rPr>
+              <w:t xml:space="preserve">: </w:t>
+            </w:r>
+            <w:r>
+              <w:t>Presented the methodology chapter draft to supervisor. Completed the justification for selecting Agile with DevSecOps over Waterfall and Scrum methodologies, supported with comparison table. Defined the five-sprint structure with security gates for each sprint. Completed the technology stack description covering AWS services, Terraform, Docker, GitHub Actions, Trivy, SonarQube, and Checkov. Completed functional requirements (FR-01 to FR-12) and non-functional requirements (NFR-01 to NFR-11) with verification methods. Completed minimum client-side and server-side requirements tables.</w:t>
+            </w:r>
+            <w:r>
+              <w:rPr>
+                <w:color w:val="auto"/>
+                <w:kern w:val="0"/>
+                <w:sz w:val="22"/>
+                <w:szCs w:val="24"/>
+              </w:rPr>
+              <w:t xml:space="preserve"> </w:t>
+            </w:r>
+          </w:p>
+          <w:p>
+            <w:pPr>
+              <w:spacing w:after="0" w:line="360" w:lineRule="auto"/>
+              <w:rPr>
+                <w:color w:val="auto"/>
+                <w:kern w:val="0"/>
+                <w:sz w:val="22"/>
+                <w:szCs w:val="24"/>
+              </w:rPr>
+            </w:pPr>
+          </w:p>
+        </w:tc>
+      </w:tr>
+      <w:tr>
+        <w:tc>
+          <w:tcPr>
+            <w:tcW w:w="2072" w:type="dxa"/>
+          </w:tcPr>
+          <w:p>
+            <w:pPr>
+              <w:spacing w:after="0"/>
+              <w:rPr>
+                <w:b/>
+              </w:rPr>
+            </w:pPr>
+            <w:r>
+              <w:rPr>
+                <w:b/>
+              </w:rPr>
+              <w:t>Supervisor</w:t>
+            </w:r>
+          </w:p>
+          <w:p>
+            <w:pPr>
+              <w:spacing w:after="0" w:line="240" w:lineRule="auto"/>
+              <w:jc w:val="both"/>
+              <w:rPr>
+                <w:b/>
+                <w:color w:val="auto"/>
+                <w:kern w:val="0"/>
+                <w:sz w:val="22"/>
+                <w:szCs w:val="24"/>
+              </w:rPr>
+            </w:pPr>
+            <w:r>
+              <w:rPr>
+                <w:b/>
+              </w:rPr>
+              <w:t>(Suggestion&amp; Comments)</w:t>
+            </w:r>
+          </w:p>
+          <w:p>
+            <w:pPr>
+              <w:spacing w:after="0" w:line="360" w:lineRule="auto"/>
+              <w:jc w:val="both"/>
+              <w:rPr>
+                <w:color w:val="auto"/>
+                <w:kern w:val="0"/>
+                <w:sz w:val="22"/>
+                <w:szCs w:val="24"/>
+              </w:rPr>
+            </w:pPr>
+          </w:p>
+          <w:p>
+            <w:pPr>
+              <w:spacing w:after="0" w:line="360" w:lineRule="auto"/>
+              <w:jc w:val="both"/>
+              <w:rPr>
+                <w:color w:val="auto"/>
+                <w:kern w:val="0"/>
+                <w:sz w:val="22"/>
+                <w:szCs w:val="24"/>
+              </w:rPr>
+            </w:pPr>
+          </w:p>
+          <w:p>
+            <w:pPr>
+              <w:spacing w:after="0" w:line="360" w:lineRule="auto"/>
+              <w:jc w:val="both"/>
+              <w:rPr>
+                <w:color w:val="auto"/>
+                <w:kern w:val="0"/>
+                <w:sz w:val="22"/>
+                <w:szCs w:val="24"/>
+              </w:rPr>
+            </w:pPr>
+          </w:p>
+        </w:tc>
+        <w:tc>
+          <w:tcPr>
+            <w:tcW w:w="7666" w:type="dxa"/>
+          </w:tcPr>
+          <w:p>
+            <w:pPr>
+              <w:spacing w:after="0" w:line="360" w:lineRule="auto"/>
+              <w:jc w:val="both"/>
+            </w:pPr>
+            <w:r>
+              <w:rPr>
+                <w:color w:val="auto"/>
+                <w:kern w:val="0"/>
+                <w:sz w:val="22"/>
+                <w:szCs w:val="24"/>
+              </w:rPr>
+              <w:t xml:space="preserve">: </w:t>
+            </w:r>
+            <w:r>
+              <w:t>Methodology justification is well-structured and clearly argued. Suggested ensuring that each sprint's security gate is measurable and tied to a specific tool output. Recommended adding a requirements traceability diagram to link functional requirements back to the identified system vulnerabilities from Chapter 2. Noted that the technology descriptions should reference relevant literature where possible.</w:t>
+            </w:r>
+          </w:p>
+          <w:p>
+            <w:pPr>
+              <w:spacing w:after="0" w:line="360" w:lineRule="auto"/>
+              <w:jc w:val="both"/>
+              <w:rPr>
+                <w:color w:val="auto"/>
+                <w:kern w:val="0"/>
+                <w:sz w:val="22"/>
+                <w:szCs w:val="24"/>
+              </w:rPr>
+            </w:pPr>
+          </w:p>
+        </w:tc>
+      </w:tr>
+      <w:tr>
+        <w:tc>
+          <w:tcPr>
+            <w:tcW w:w="2072" w:type="dxa"/>
+          </w:tcPr>
+          <w:p>
+            <w:pPr>
+              <w:spacing w:after="0" w:line="240" w:lineRule="auto"/>
+              <w:rPr>
+                <w:b/>
+              </w:rPr>
+            </w:pPr>
+            <w:r>
+              <w:rPr>
+                <w:b/>
+              </w:rPr>
+              <w:t>Next Meeting</w:t>
+            </w:r>
+          </w:p>
+          <w:p>
+            <w:pPr>
+              <w:spacing w:after="0" w:line="240" w:lineRule="auto"/>
+              <w:rPr>
+                <w:b/>
+              </w:rPr>
+            </w:pPr>
+            <w:r>
+              <w:rPr>
+                <w:b/>
+              </w:rPr>
+              <w:t>Plan</w:t>
+            </w:r>
+          </w:p>
+        </w:tc>
+        <w:tc>
+          <w:tcPr>
+            <w:tcW w:w="7666" w:type="dxa"/>
+          </w:tcPr>
+          <w:p>
+            <w:pPr>
+              <w:spacing w:after="0" w:line="360" w:lineRule="auto"/>
+              <w:rPr>
+                <w:color w:val="auto"/>
+                <w:kern w:val="0"/>
+                <w:sz w:val="22"/>
+                <w:szCs w:val="24"/>
+              </w:rPr>
+            </w:pPr>
+            <w:r>
+              <w:rPr>
+                <w:color w:val="auto"/>
+                <w:kern w:val="0"/>
+                <w:sz w:val="22"/>
+                <w:szCs w:val="24"/>
+              </w:rPr>
+              <w:t xml:space="preserve">: </w:t>
+            </w:r>
+            <w:r>
+              <w:t>Present Chapter 4 draft covering system architecture design, VPC network topology, and security group configuration. Begin use case analysis and user story documentation.</w:t>
+            </w:r>
+          </w:p>
+        </w:tc>
+      </w:tr>
+      <w:tr>
+        <w:tc>
+          <w:tcPr>
+            <w:tcW w:w="2072" w:type="dxa"/>
+          </w:tcPr>
+          <w:p>
+            <w:pPr>
+              <w:spacing w:after="0" w:line="240" w:lineRule="auto"/>
+              <w:jc w:val="both"/>
+              <w:rPr>
+                <w:b/>
+                <w:color w:val="auto"/>
+                <w:kern w:val="0"/>
+                <w:sz w:val="22"/>
+                <w:szCs w:val="24"/>
+              </w:rPr>
+            </w:pPr>
+          </w:p>
+          <w:p>
+            <w:pPr>
+              <w:spacing w:after="0" w:line="240" w:lineRule="auto"/>
+              <w:jc w:val="both"/>
+            </w:pPr>
+            <w:r>
+              <w:rPr>
+                <w:b/>
+                <w:color w:val="auto"/>
+                <w:kern w:val="0"/>
+                <w:sz w:val="22"/>
+                <w:szCs w:val="24"/>
+              </w:rPr>
+              <w:t>Supervisor’s Signature</w:t>
+            </w:r>
+          </w:p>
+        </w:tc>
+        <w:tc>
+          <w:tcPr>
+            <w:tcW w:w="7666" w:type="dxa"/>
+          </w:tcPr>
+          <w:p>
+            <w:pPr>
+              <w:spacing w:after="0" w:line="360" w:lineRule="auto"/>
+              <w:jc w:val="both"/>
+              <w:rPr>
+                <w:color w:val="auto"/>
+                <w:kern w:val="0"/>
+                <w:sz w:val="22"/>
+                <w:szCs w:val="24"/>
+              </w:rPr>
+            </w:pPr>
+          </w:p>
+          <w:p>
+            <w:pPr>
+              <w:spacing w:after="0" w:line="360" w:lineRule="auto"/>
+              <w:jc w:val="both"/>
+              <w:rPr>
+                <w:color w:val="auto"/>
+                <w:kern w:val="0"/>
+                <w:sz w:val="22"/>
+                <w:szCs w:val="24"/>
+              </w:rPr>
+            </w:pPr>
+          </w:p>
+          <w:p>
+            <w:pPr>
+              <w:spacing w:after="0" w:line="360" w:lineRule="auto"/>
+              <w:jc w:val="both"/>
+              <w:rPr>
+                <w:color w:val="auto"/>
+                <w:kern w:val="0"/>
+                <w:sz w:val="22"/>
+                <w:szCs w:val="24"/>
+              </w:rPr>
+            </w:pPr>
+            <w:r>
+              <w:rPr>
+                <w:color w:val="auto"/>
+                <w:kern w:val="0"/>
+                <w:sz w:val="22"/>
+                <w:szCs w:val="24"/>
+              </w:rPr>
+              <w:t>……………………….     Date: …………………</w:t>
+            </w:r>
+          </w:p>
+        </w:tc>
+      </w:tr>
+    </w:tbl>
+    <w:p/>
+    <w:p/>
+    <w:tbl>
+      <w:tblPr>
+        <w:tblW w:w="11164" w:type="dxa"/>
+        <w:tblInd w:w="-616" w:type="dxa"/>
+        <w:tblLayout w:type="fixed"/>
+        <w:tblLook w:val="0000" w:firstRow="0" w:lastRow="0" w:firstColumn="0" w:lastColumn="0" w:noHBand="0" w:noVBand="0"/>
+      </w:tblPr>
+      <w:tblGrid>
+        <w:gridCol w:w="2794"/>
+        <w:gridCol w:w="8370"/>
+      </w:tblGrid>
+      <w:tr>
+        <w:tc>
+          <w:tcPr>
+            <w:tcW w:w="2794" w:type="dxa"/>
+          </w:tcPr>
+          <w:p>
+            <w:pPr>
+              <w:spacing w:after="0" w:line="240" w:lineRule="auto"/>
+              <w:jc w:val="center"/>
+              <w:rPr>
+                <w:rFonts w:ascii="Book Antiqua" w:hAnsi="Book Antiqua"/>
+                <w:color w:val="auto"/>
+                <w:kern w:val="0"/>
+                <w:sz w:val="24"/>
+                <w:szCs w:val="24"/>
+              </w:rPr>
+            </w:pPr>
+            <w:r>
+              <w:rPr>
+                <w:b/>
+                <w:color w:val="auto"/>
+              </w:rPr>
+              <w:lastRenderedPageBreak/>
+              <w:br w:type="page"/>
+            </w:r>
+            <w:r>
+              <w:rPr>
+                <w:rFonts w:ascii="Book Antiqua" w:hAnsi="Book Antiqua"/>
+                <w:noProof/>
+                <w:color w:val="auto"/>
+                <w:kern w:val="0"/>
+                <w:sz w:val="24"/>
+                <w:szCs w:val="24"/>
+                <w:lang w:val="ms-MY" w:eastAsia="ms-MY"/>
+              </w:rPr>
+              <w:drawing>
+                <wp:inline distT="0" distB="0" distL="0" distR="0" wp14:anchorId="75EC721F" wp14:editId="0AE303B4">
+                  <wp:extent cx="1365972" cy="552893"/>
+                  <wp:effectExtent l="19050" t="0" r="5628" b="0"/>
+                  <wp:docPr id="224910868" name="Picture 0" descr="logo utm ru baru.jpg"/>
+                  <wp:cNvGraphicFramePr>
+                    <a:graphicFrameLocks xmlns:a="http://schemas.openxmlformats.org/drawingml/2006/main" noChangeAspect="1"/>
+                  </wp:cNvGraphicFramePr>
+                  <a:graphic xmlns:a="http://schemas.openxmlformats.org/drawingml/2006/main">
+                    <a:graphicData uri="http://schemas.openxmlformats.org/drawingml/2006/picture">
+                      <pic:pic xmlns:pic="http://schemas.openxmlformats.org/drawingml/2006/picture">
+                        <pic:nvPicPr>
+                          <pic:cNvPr id="0" name="logo utm ru baru.jpg"/>
+                          <pic:cNvPicPr/>
+                        </pic:nvPicPr>
+                        <pic:blipFill>
+                          <a:blip r:embed="rId7" cstate="print"/>
+                          <a:stretch>
+                            <a:fillRect/>
+                          </a:stretch>
+                        </pic:blipFill>
+                        <pic:spPr>
+                          <a:xfrm>
+                            <a:off x="0" y="0"/>
+                            <a:ext cx="1382983" cy="559778"/>
+                          </a:xfrm>
+                          <a:prstGeom prst="rect">
+                            <a:avLst/>
+                          </a:prstGeom>
+                        </pic:spPr>
+                      </pic:pic>
+                    </a:graphicData>
+                  </a:graphic>
+                </wp:inline>
+              </w:drawing>
+            </w:r>
+          </w:p>
+        </w:tc>
+        <w:tc>
+          <w:tcPr>
+            <w:tcW w:w="8370" w:type="dxa"/>
+            <w:vAlign w:val="center"/>
+          </w:tcPr>
+          <w:p>
+            <w:pPr>
+              <w:keepNext/>
+              <w:spacing w:after="0" w:line="240" w:lineRule="auto"/>
+              <w:ind w:left="1440"/>
+              <w:outlineLvl w:val="0"/>
+              <w:rPr>
+                <w:b/>
+                <w:bCs/>
+                <w:color w:val="auto"/>
+                <w:kern w:val="0"/>
+                <w:sz w:val="24"/>
+                <w:szCs w:val="24"/>
+                <w:lang w:val="sv-SE"/>
+              </w:rPr>
+            </w:pPr>
+            <w:r>
+              <w:rPr>
+                <w:b/>
+                <w:bCs/>
+                <w:color w:val="auto"/>
+                <w:kern w:val="0"/>
+                <w:sz w:val="24"/>
+                <w:szCs w:val="24"/>
+                <w:lang w:val="sv-SE"/>
+              </w:rPr>
+              <w:br/>
+            </w:r>
+            <w:r>
+              <w:rPr>
+                <w:b/>
+                <w:bCs/>
+                <w:color w:val="auto"/>
+                <w:kern w:val="0"/>
+                <w:sz w:val="24"/>
+                <w:szCs w:val="24"/>
+                <w:lang w:val="sv-SE"/>
+              </w:rPr>
+              <w:t xml:space="preserve">FACULTY OF </w:t>
+            </w:r>
+            <w:r>
+              <w:rPr>
+                <w:b/>
+                <w:bCs/>
+                <w:color w:val="auto"/>
+                <w:kern w:val="0"/>
+                <w:sz w:val="24"/>
+                <w:szCs w:val="24"/>
+                <w:lang w:val="sv-SE"/>
+              </w:rPr>
+              <w:t>COMPUTING</w:t>
+            </w:r>
+          </w:p>
+          <w:p>
+            <w:pPr>
+              <w:keepNext/>
+              <w:spacing w:after="0" w:line="240" w:lineRule="auto"/>
+              <w:ind w:left="1440"/>
+              <w:outlineLvl w:val="3"/>
+              <w:rPr>
+                <w:b/>
+                <w:bCs/>
+                <w:color w:val="auto"/>
+                <w:kern w:val="0"/>
+                <w:sz w:val="24"/>
+                <w:szCs w:val="24"/>
+                <w:lang w:val="sv-SE"/>
+              </w:rPr>
+            </w:pPr>
+            <w:r>
+              <w:rPr>
+                <w:b/>
+                <w:bCs/>
+                <w:color w:val="auto"/>
+                <w:kern w:val="0"/>
+                <w:sz w:val="24"/>
+                <w:szCs w:val="24"/>
+                <w:lang w:val="sv-SE"/>
+              </w:rPr>
+              <w:t>UNIVERSITI TEKNOLOGI MALAYSIA</w:t>
+            </w:r>
+          </w:p>
+          <w:p>
+            <w:pPr>
+              <w:keepNext/>
+              <w:spacing w:after="0" w:line="240" w:lineRule="auto"/>
+              <w:ind w:left="432"/>
+              <w:outlineLvl w:val="3"/>
+              <w:rPr>
+                <w:b/>
+                <w:bCs/>
+                <w:color w:val="auto"/>
+                <w:kern w:val="0"/>
+                <w:sz w:val="24"/>
+                <w:szCs w:val="24"/>
+                <w:lang w:val="sv-SE"/>
+              </w:rPr>
+            </w:pPr>
+          </w:p>
+          <w:p>
+            <w:pPr>
+              <w:keepNext/>
+              <w:spacing w:after="0" w:line="240" w:lineRule="auto"/>
+              <w:ind w:left="432"/>
+              <w:outlineLvl w:val="3"/>
+              <w:rPr>
+                <w:b/>
+                <w:bCs/>
+                <w:color w:val="auto"/>
+                <w:kern w:val="0"/>
+                <w:sz w:val="32"/>
+                <w:szCs w:val="24"/>
+                <w:lang w:val="sv-SE"/>
+              </w:rPr>
+            </w:pPr>
+            <w:r>
+              <w:rPr>
+                <w:b/>
+                <w:bCs/>
+                <w:color w:val="auto"/>
+                <w:kern w:val="0"/>
+                <w:sz w:val="32"/>
+                <w:szCs w:val="24"/>
+                <w:lang w:val="sv-SE"/>
+              </w:rPr>
+              <w:t xml:space="preserve">                      </w:t>
+            </w:r>
+            <w:r>
+              <w:rPr>
+                <w:b/>
+                <w:bCs/>
+                <w:color w:val="auto"/>
+                <w:kern w:val="0"/>
+                <w:sz w:val="32"/>
+                <w:szCs w:val="24"/>
+                <w:lang w:val="sv-SE"/>
+              </w:rPr>
+              <w:t>PSM LOG BOOK</w:t>
+            </w:r>
+          </w:p>
+          <w:p>
+            <w:pPr>
+              <w:keepNext/>
+              <w:spacing w:after="0" w:line="240" w:lineRule="auto"/>
+              <w:ind w:left="432"/>
+              <w:outlineLvl w:val="3"/>
+              <w:rPr>
+                <w:b/>
+                <w:bCs/>
+                <w:color w:val="auto"/>
+                <w:kern w:val="0"/>
+                <w:sz w:val="24"/>
+                <w:szCs w:val="24"/>
+                <w:lang w:val="sv-SE"/>
+              </w:rPr>
+            </w:pPr>
+          </w:p>
+          <w:p>
+            <w:pPr>
+              <w:spacing w:after="0"/>
+              <w:ind w:left="432"/>
+              <w:rPr>
+                <w:sz w:val="24"/>
+                <w:szCs w:val="22"/>
+              </w:rPr>
+            </w:pPr>
+            <w:r>
+              <w:rPr>
+                <w:b/>
+                <w:sz w:val="22"/>
+                <w:szCs w:val="22"/>
+              </w:rPr>
+              <w:t>SE</w:t>
+            </w:r>
+            <w:r>
+              <w:rPr>
+                <w:b/>
+                <w:sz w:val="22"/>
+                <w:szCs w:val="22"/>
+              </w:rPr>
+              <w:t>MESTER</w:t>
+            </w:r>
+            <w:r>
+              <w:rPr>
+                <w:sz w:val="22"/>
+                <w:szCs w:val="22"/>
+              </w:rPr>
+              <w:t xml:space="preserve">: </w:t>
+            </w:r>
+            <w:r>
+              <w:rPr>
+                <w:sz w:val="22"/>
+                <w:szCs w:val="22"/>
+              </w:rPr>
+              <w:t xml:space="preserve">20252026          </w:t>
+            </w:r>
+            <w:proofErr w:type="gramStart"/>
+            <w:r>
+              <w:rPr>
+                <w:b/>
+                <w:sz w:val="22"/>
+                <w:szCs w:val="22"/>
+              </w:rPr>
+              <w:t>TYPE</w:t>
+            </w:r>
+            <w:proofErr w:type="gramEnd"/>
+            <w:r>
+              <w:rPr>
+                <w:sz w:val="22"/>
+                <w:szCs w:val="22"/>
+              </w:rPr>
+              <w:t xml:space="preserve">:  </w:t>
+            </w:r>
+            <w:r>
+              <w:rPr>
+                <w:sz w:val="24"/>
+                <w:szCs w:val="22"/>
+                <w:highlight w:val="yellow"/>
+              </w:rPr>
+              <w:t>PSM 1</w:t>
+            </w:r>
+            <w:r>
+              <w:rPr>
+                <w:sz w:val="24"/>
+                <w:szCs w:val="22"/>
+              </w:rPr>
+              <w:t xml:space="preserve"> / PSM 2</w:t>
+            </w:r>
+          </w:p>
+          <w:p>
+            <w:pPr>
+              <w:keepNext/>
+              <w:spacing w:after="0" w:line="240" w:lineRule="auto"/>
+              <w:outlineLvl w:val="3"/>
+              <w:rPr>
+                <w:b/>
+                <w:bCs/>
+                <w:color w:val="auto"/>
+                <w:kern w:val="0"/>
+                <w:sz w:val="24"/>
+                <w:szCs w:val="24"/>
+                <w:lang w:val="sv-SE"/>
+              </w:rPr>
+            </w:pPr>
+          </w:p>
+        </w:tc>
+      </w:tr>
+    </w:tbl>
+    <w:p>
+      <w:pPr>
+        <w:spacing w:after="0"/>
+        <w:jc w:val="both"/>
+        <w:rPr>
+          <w:sz w:val="22"/>
+          <w:szCs w:val="22"/>
+        </w:rPr>
+      </w:pPr>
+    </w:p>
+    <w:tbl>
+      <w:tblPr>
+        <w:tblW w:w="9738" w:type="dxa"/>
+        <w:tblLayout w:type="fixed"/>
+        <w:tblLook w:val="0000" w:firstRow="0" w:lastRow="0" w:firstColumn="0" w:lastColumn="0" w:noHBand="0" w:noVBand="0"/>
+      </w:tblPr>
+      <w:tblGrid>
+        <w:gridCol w:w="2072"/>
+        <w:gridCol w:w="7666"/>
+      </w:tblGrid>
+      <w:tr>
+        <w:tc>
+          <w:tcPr>
+            <w:tcW w:w="2072" w:type="dxa"/>
+          </w:tcPr>
+          <w:p>
+            <w:pPr>
+              <w:spacing w:after="0" w:line="360" w:lineRule="auto"/>
+              <w:jc w:val="both"/>
+              <w:rPr>
+                <w:b/>
+                <w:color w:val="auto"/>
+                <w:kern w:val="0"/>
+                <w:sz w:val="22"/>
+                <w:szCs w:val="24"/>
+              </w:rPr>
+            </w:pPr>
+            <w:r>
+              <w:rPr>
+                <w:b/>
+                <w:color w:val="auto"/>
+                <w:kern w:val="0"/>
+                <w:sz w:val="22"/>
+                <w:szCs w:val="24"/>
+              </w:rPr>
+              <w:t>Date</w:t>
+            </w:r>
+          </w:p>
+        </w:tc>
+        <w:tc>
+          <w:tcPr>
+            <w:tcW w:w="7666" w:type="dxa"/>
+          </w:tcPr>
+          <w:p>
+            <w:pPr>
+              <w:spacing w:after="0" w:line="360" w:lineRule="auto"/>
+              <w:jc w:val="both"/>
+              <w:rPr>
+                <w:color w:val="auto"/>
+                <w:kern w:val="0"/>
+                <w:sz w:val="24"/>
+                <w:szCs w:val="24"/>
+              </w:rPr>
+            </w:pPr>
+            <w:r>
+              <w:rPr>
+                <w:b/>
+                <w:bCs/>
+                <w:color w:val="auto"/>
+                <w:kern w:val="0"/>
+                <w:sz w:val="22"/>
+                <w:szCs w:val="24"/>
+              </w:rPr>
+              <w:t>:</w:t>
+            </w:r>
+            <w:r>
+              <w:rPr>
+                <w:color w:val="auto"/>
+                <w:kern w:val="0"/>
+                <w:sz w:val="22"/>
+                <w:szCs w:val="24"/>
+              </w:rPr>
+              <w:t>22</w:t>
+            </w:r>
+            <w:r>
+              <w:rPr>
+                <w:color w:val="auto"/>
+                <w:kern w:val="0"/>
+                <w:sz w:val="22"/>
+                <w:szCs w:val="24"/>
+              </w:rPr>
+              <w:t xml:space="preserve">/05/2026      </w:t>
+            </w:r>
+            <w:r>
+              <w:rPr>
+                <w:b/>
+                <w:color w:val="auto"/>
+                <w:kern w:val="0"/>
+                <w:sz w:val="22"/>
+                <w:szCs w:val="24"/>
+              </w:rPr>
+              <w:t>Meeting:</w:t>
+            </w:r>
+            <w:r>
+              <w:rPr>
+                <w:color w:val="auto"/>
+                <w:kern w:val="0"/>
+                <w:sz w:val="22"/>
+                <w:szCs w:val="24"/>
+              </w:rPr>
+              <w:t xml:space="preserve">  </w:t>
+            </w:r>
+            <w:r>
+              <w:rPr>
+                <w:color w:val="auto"/>
+                <w:kern w:val="0"/>
+                <w:sz w:val="24"/>
+                <w:szCs w:val="24"/>
+              </w:rPr>
+              <w:t xml:space="preserve">1 / 2 / 3 / </w:t>
+            </w:r>
+            <w:r>
+              <w:rPr>
+                <w:color w:val="auto"/>
+                <w:kern w:val="0"/>
+                <w:sz w:val="24"/>
+                <w:szCs w:val="24"/>
+              </w:rPr>
+              <w:t>4</w:t>
+            </w:r>
+            <w:r>
+              <w:rPr>
+                <w:color w:val="auto"/>
+                <w:kern w:val="0"/>
+                <w:sz w:val="24"/>
+                <w:szCs w:val="24"/>
+              </w:rPr>
+              <w:t xml:space="preserve"> / </w:t>
+            </w:r>
+            <w:r>
+              <w:rPr>
+                <w:color w:val="auto"/>
+                <w:kern w:val="0"/>
+                <w:sz w:val="24"/>
+                <w:szCs w:val="24"/>
+              </w:rPr>
+              <w:t>5</w:t>
+            </w:r>
+            <w:r>
+              <w:rPr>
+                <w:color w:val="auto"/>
+                <w:kern w:val="0"/>
+                <w:sz w:val="24"/>
+                <w:szCs w:val="24"/>
+              </w:rPr>
+              <w:t xml:space="preserve">/ </w:t>
+            </w:r>
+            <w:r>
+              <w:rPr>
+                <w:color w:val="auto"/>
+                <w:kern w:val="0"/>
+                <w:sz w:val="24"/>
+                <w:szCs w:val="24"/>
+              </w:rPr>
+              <w:t>6</w:t>
+            </w:r>
+            <w:r>
+              <w:rPr>
+                <w:color w:val="auto"/>
+                <w:kern w:val="0"/>
+                <w:sz w:val="24"/>
+                <w:szCs w:val="24"/>
+              </w:rPr>
+              <w:t xml:space="preserve"> / </w:t>
+            </w:r>
+            <w:r>
+              <w:rPr>
+                <w:color w:val="auto"/>
+                <w:kern w:val="0"/>
+                <w:sz w:val="24"/>
+                <w:szCs w:val="24"/>
+                <w:highlight w:val="yellow"/>
+              </w:rPr>
+              <w:t>7</w:t>
+            </w:r>
+            <w:r>
+              <w:rPr>
+                <w:color w:val="auto"/>
+                <w:kern w:val="0"/>
+                <w:sz w:val="24"/>
+                <w:szCs w:val="24"/>
+              </w:rPr>
+              <w:t xml:space="preserve"> ……</w:t>
+            </w:r>
+          </w:p>
+          <w:p>
+            <w:pPr>
+              <w:spacing w:after="0" w:line="360" w:lineRule="auto"/>
+              <w:jc w:val="both"/>
+              <w:rPr>
+                <w:color w:val="auto"/>
+                <w:kern w:val="0"/>
+                <w:sz w:val="22"/>
+                <w:szCs w:val="24"/>
+              </w:rPr>
+            </w:pPr>
+          </w:p>
+        </w:tc>
+      </w:tr>
+      <w:tr>
+        <w:tc>
+          <w:tcPr>
+            <w:tcW w:w="2072" w:type="dxa"/>
+          </w:tcPr>
+          <w:p>
+            <w:pPr>
+              <w:spacing w:after="0"/>
+              <w:rPr>
+                <w:b/>
+              </w:rPr>
+            </w:pPr>
+            <w:r>
+              <w:rPr>
+                <w:b/>
+              </w:rPr>
+              <w:t>Student</w:t>
+            </w:r>
+          </w:p>
+          <w:p>
+            <w:pPr>
+              <w:spacing w:after="0" w:line="240" w:lineRule="auto"/>
+              <w:jc w:val="both"/>
+              <w:rPr>
+                <w:b/>
+              </w:rPr>
+            </w:pPr>
+            <w:r>
+              <w:rPr>
+                <w:b/>
+              </w:rPr>
+              <w:t>(Meeting Minute/</w:t>
+            </w:r>
+          </w:p>
+          <w:p>
+            <w:pPr>
+              <w:spacing w:after="0" w:line="240" w:lineRule="auto"/>
+              <w:jc w:val="both"/>
+              <w:rPr>
+                <w:b/>
+              </w:rPr>
+            </w:pPr>
+            <w:r>
+              <w:rPr>
+                <w:b/>
+              </w:rPr>
+              <w:t>Achievements/</w:t>
+            </w:r>
+          </w:p>
+          <w:p>
+            <w:pPr>
+              <w:spacing w:after="0" w:line="240" w:lineRule="auto"/>
+              <w:jc w:val="both"/>
+              <w:rPr>
+                <w:color w:val="auto"/>
+                <w:kern w:val="0"/>
+                <w:sz w:val="22"/>
+                <w:szCs w:val="24"/>
+              </w:rPr>
+            </w:pPr>
+            <w:r>
+              <w:rPr>
+                <w:b/>
+              </w:rPr>
+              <w:t>Activities</w:t>
+            </w:r>
+            <w:r>
+              <w:rPr>
+                <w:b/>
+              </w:rPr>
+              <w:t>)</w:t>
+            </w:r>
+          </w:p>
+        </w:tc>
+        <w:tc>
+          <w:tcPr>
+            <w:tcW w:w="7666" w:type="dxa"/>
+          </w:tcPr>
+          <w:p>
+            <w:pPr>
+              <w:spacing w:after="0" w:line="360" w:lineRule="auto"/>
+              <w:rPr>
+                <w:color w:val="auto"/>
+                <w:kern w:val="0"/>
+                <w:sz w:val="22"/>
+                <w:szCs w:val="24"/>
+              </w:rPr>
+            </w:pPr>
+            <w:r>
+              <w:rPr>
+                <w:color w:val="auto"/>
+                <w:kern w:val="0"/>
+                <w:sz w:val="22"/>
+                <w:szCs w:val="24"/>
+              </w:rPr>
+              <w:t>Presented the completed Chapter 4 draft to supervisor. Completed the full system architecture design including three-tier AWS VPC with six subnets across two Availability Zones. Completed security group rules, NACL configuration, and IAM role definitions with least-privilege policies. Completed the DevSecOps pipeline design with six stages and blocking gates for Trivy, SonarQube, and Checkov. Completed the database schema with six tables and PostgreSQL row-level security policies for Doctor, Patient, and Admin roles. Completed the HIPAA Security Rule compliance mapping table. Completed interface wireframes for Login Screen, Doctor Dashboard, Admin Dashboard, and Patient Portal.</w:t>
+            </w:r>
+          </w:p>
+          <w:p>
+            <w:pPr>
+              <w:spacing w:after="0" w:line="360" w:lineRule="auto"/>
+              <w:rPr>
+                <w:color w:val="auto"/>
+                <w:kern w:val="0"/>
+                <w:sz w:val="22"/>
+                <w:szCs w:val="24"/>
+              </w:rPr>
+            </w:pPr>
+          </w:p>
+        </w:tc>
+      </w:tr>
+      <w:tr>
+        <w:tc>
+          <w:tcPr>
+            <w:tcW w:w="2072" w:type="dxa"/>
+          </w:tcPr>
+          <w:p>
+            <w:pPr>
+              <w:spacing w:after="0"/>
+              <w:rPr>
+                <w:b/>
+              </w:rPr>
+            </w:pPr>
+            <w:r>
+              <w:rPr>
+                <w:b/>
+              </w:rPr>
+              <w:t>Supervisor</w:t>
+            </w:r>
+          </w:p>
+          <w:p>
+            <w:pPr>
+              <w:spacing w:after="0" w:line="240" w:lineRule="auto"/>
+              <w:jc w:val="both"/>
+              <w:rPr>
+                <w:b/>
+                <w:color w:val="auto"/>
+                <w:kern w:val="0"/>
+                <w:sz w:val="22"/>
+                <w:szCs w:val="24"/>
+              </w:rPr>
+            </w:pPr>
+            <w:r>
+              <w:rPr>
+                <w:b/>
+              </w:rPr>
+              <w:t>(Suggestion&amp; Comments)</w:t>
+            </w:r>
+          </w:p>
+          <w:p>
+            <w:pPr>
+              <w:spacing w:after="0" w:line="360" w:lineRule="auto"/>
+              <w:jc w:val="both"/>
+              <w:rPr>
+                <w:color w:val="auto"/>
+                <w:kern w:val="0"/>
+                <w:sz w:val="22"/>
+                <w:szCs w:val="24"/>
+              </w:rPr>
+            </w:pPr>
+          </w:p>
+          <w:p>
+            <w:pPr>
+              <w:spacing w:after="0" w:line="360" w:lineRule="auto"/>
+              <w:jc w:val="both"/>
+              <w:rPr>
+                <w:color w:val="auto"/>
+                <w:kern w:val="0"/>
+                <w:sz w:val="22"/>
+                <w:szCs w:val="24"/>
+              </w:rPr>
+            </w:pPr>
+          </w:p>
+          <w:p>
+            <w:pPr>
+              <w:spacing w:after="0" w:line="360" w:lineRule="auto"/>
+              <w:jc w:val="both"/>
+              <w:rPr>
+                <w:color w:val="auto"/>
+                <w:kern w:val="0"/>
+                <w:sz w:val="22"/>
+                <w:szCs w:val="24"/>
+              </w:rPr>
+            </w:pPr>
+          </w:p>
+        </w:tc>
+        <w:tc>
+          <w:tcPr>
+            <w:tcW w:w="7666" w:type="dxa"/>
+          </w:tcPr>
+          <w:p>
+            <w:pPr>
+              <w:spacing w:after="0" w:line="360" w:lineRule="auto"/>
+              <w:jc w:val="both"/>
+            </w:pPr>
+            <w:r>
+              <w:rPr>
+                <w:color w:val="auto"/>
+                <w:kern w:val="0"/>
+                <w:sz w:val="22"/>
+                <w:szCs w:val="24"/>
+              </w:rPr>
+              <w:t xml:space="preserve">: </w:t>
+            </w:r>
+            <w:r>
+              <w:t>Overall design is comprehensive and well-documented. Suggested clarifying the distinction between Security Groups and NACLs in the text to highlight their complementary roles. Recommended ensuring the RLS policies are explicitly tied back to the HIPAA access control requirement in the compliance mapping table. Noted that the interface wireframes clearly demonstrate role segregation, which strengthens the system's security-by-design argument.</w:t>
+            </w:r>
+          </w:p>
+          <w:p>
+            <w:pPr>
+              <w:spacing w:after="0" w:line="360" w:lineRule="auto"/>
+              <w:jc w:val="both"/>
+            </w:pPr>
+          </w:p>
+        </w:tc>
+      </w:tr>
+      <w:tr>
+        <w:tc>
+          <w:tcPr>
+            <w:tcW w:w="2072" w:type="dxa"/>
+          </w:tcPr>
+          <w:p>
+            <w:pPr>
+              <w:spacing w:after="0" w:line="240" w:lineRule="auto"/>
+              <w:rPr>
+                <w:b/>
+              </w:rPr>
+            </w:pPr>
+            <w:r>
+              <w:rPr>
+                <w:b/>
+              </w:rPr>
+              <w:t>Next Meeting</w:t>
+            </w:r>
+          </w:p>
+          <w:p>
+            <w:pPr>
+              <w:spacing w:after="0" w:line="240" w:lineRule="auto"/>
+              <w:rPr>
+                <w:b/>
+              </w:rPr>
+            </w:pPr>
+            <w:r>
+              <w:rPr>
+                <w:b/>
+              </w:rPr>
+              <w:t>Plan</w:t>
+            </w:r>
+          </w:p>
+        </w:tc>
+        <w:tc>
+          <w:tcPr>
+            <w:tcW w:w="7666" w:type="dxa"/>
+          </w:tcPr>
+          <w:p>
+            <w:pPr>
+              <w:spacing w:after="0" w:line="360" w:lineRule="auto"/>
+              <w:rPr>
+                <w:color w:val="auto"/>
+                <w:kern w:val="0"/>
+                <w:sz w:val="22"/>
+                <w:szCs w:val="24"/>
+              </w:rPr>
+            </w:pPr>
+            <w:r>
+              <w:rPr>
+                <w:color w:val="auto"/>
+                <w:kern w:val="0"/>
+                <w:sz w:val="22"/>
+                <w:szCs w:val="24"/>
+              </w:rPr>
+              <w:t xml:space="preserve">: </w:t>
+            </w:r>
+            <w:r>
+              <w:t>discuss any corrections</w:t>
+            </w:r>
+          </w:p>
+        </w:tc>
+      </w:tr>
+      <w:tr>
+        <w:tc>
+          <w:tcPr>
+            <w:tcW w:w="2072" w:type="dxa"/>
+          </w:tcPr>
+          <w:p>
+            <w:pPr>
+              <w:spacing w:after="0" w:line="240" w:lineRule="auto"/>
+              <w:jc w:val="both"/>
+              <w:rPr>
+                <w:b/>
+                <w:color w:val="auto"/>
+                <w:kern w:val="0"/>
+                <w:sz w:val="22"/>
+                <w:szCs w:val="24"/>
+              </w:rPr>
+            </w:pPr>
+          </w:p>
+          <w:p>
+            <w:pPr>
+              <w:spacing w:after="0" w:line="240" w:lineRule="auto"/>
+              <w:jc w:val="both"/>
+            </w:pPr>
+            <w:r>
+              <w:rPr>
+                <w:b/>
+                <w:color w:val="auto"/>
+                <w:kern w:val="0"/>
+                <w:sz w:val="22"/>
+                <w:szCs w:val="24"/>
+              </w:rPr>
+              <w:t>Supervisor’s Signature</w:t>
+            </w:r>
+          </w:p>
+        </w:tc>
+        <w:tc>
+          <w:tcPr>
+            <w:tcW w:w="7666" w:type="dxa"/>
+          </w:tcPr>
+          <w:p>
+            <w:pPr>
+              <w:spacing w:after="0" w:line="360" w:lineRule="auto"/>
+              <w:jc w:val="both"/>
+              <w:rPr>
+                <w:color w:val="auto"/>
+                <w:kern w:val="0"/>
+                <w:sz w:val="22"/>
+                <w:szCs w:val="24"/>
+              </w:rPr>
+            </w:pPr>
+          </w:p>
+          <w:p>
+            <w:pPr>
+              <w:spacing w:after="0" w:line="360" w:lineRule="auto"/>
+              <w:jc w:val="both"/>
+              <w:rPr>
+                <w:color w:val="auto"/>
+                <w:kern w:val="0"/>
+                <w:sz w:val="22"/>
+                <w:szCs w:val="24"/>
+              </w:rPr>
+            </w:pPr>
+          </w:p>
+          <w:p>
+            <w:pPr>
+              <w:spacing w:after="0" w:line="360" w:lineRule="auto"/>
+              <w:jc w:val="both"/>
+              <w:rPr>
+                <w:color w:val="auto"/>
+                <w:kern w:val="0"/>
+                <w:sz w:val="22"/>
+                <w:szCs w:val="24"/>
+              </w:rPr>
+            </w:pPr>
+            <w:r>
+              <w:rPr>
+                <w:color w:val="auto"/>
+                <w:kern w:val="0"/>
+                <w:sz w:val="22"/>
+                <w:szCs w:val="24"/>
+              </w:rPr>
+              <w:t>……………………….     Date: …………………</w:t>
+            </w:r>
+          </w:p>
+        </w:tc>
+      </w:tr>
+    </w:tbl>
+    <w:p/>
+    <w:p/>
     <w:p/>
     <w:p/>
     <w:sectPr>
@@ -8370,7 +10169,7 @@
   <w:style w:type="paragraph" w:default="1" w:styleId="Normal">
     <w:name w:val="Normal"/>
     <w:qFormat/>
-    <w:rsid w:val="00E20957"/>
+    <w:rsid w:val="00250A42"/>
     <w:pPr>
       <w:spacing w:after="180" w:line="271" w:lineRule="auto"/>
     </w:pPr>
